--- a/Hw2/HW2G1.docx
+++ b/Hw2/HW2G1.docx
@@ -49,9 +49,9 @@
           <w:noProof/>
         </w:rPr>
         <w:drawing>
-          <wp:inline distT="0" distB="0" distL="0" distR="0" wp14:anchorId="2D4E4D89" wp14:editId="527331B2">
-            <wp:extent cx="5048250" cy="2447925"/>
-            <wp:effectExtent l="19050" t="19050" r="19050" b="28575"/>
+          <wp:inline distT="0" distB="0" distL="0" distR="0" wp14:anchorId="2D4E4D89" wp14:editId="101C4028">
+            <wp:extent cx="5048104" cy="1917963"/>
+            <wp:effectExtent l="19050" t="19050" r="19685" b="25400"/>
             <wp:docPr id="539342226" name="Picture 2"/>
             <wp:cNvGraphicFramePr>
               <a:graphicFrameLocks xmlns:a="http://schemas.openxmlformats.org/drawingml/2006/main" noChangeAspect="1"/>
@@ -81,7 +81,7 @@
                   <pic:spPr bwMode="auto">
                     <a:xfrm>
                       <a:off x="0" y="0"/>
-                      <a:ext cx="5048250" cy="2447925"/>
+                      <a:ext cx="5062074" cy="1923271"/>
                     </a:xfrm>
                     <a:prstGeom prst="rect">
                       <a:avLst/>
@@ -102,6 +102,2014 @@
           </wp:inline>
         </w:drawing>
       </w:r>
+    </w:p>
+    <w:p>
+      <w:pPr>
+        <w:rPr>
+          <w:rFonts w:ascii="Times New Roman" w:hAnsi="Times New Roman" w:cs="Times New Roman"/>
+          <w:b/>
+          <w:bCs/>
+          <w:i/>
+          <w:iCs/>
+        </w:rPr>
+      </w:pPr>
+      <w:r>
+        <w:rPr>
+          <w:rFonts w:ascii="Times New Roman" w:hAnsi="Times New Roman" w:cs="Times New Roman"/>
+          <w:b/>
+          <w:bCs/>
+          <w:i/>
+          <w:iCs/>
+        </w:rPr>
+        <w:t>Step 1: First/Follows</w:t>
+      </w:r>
+    </w:p>
+    <w:tbl>
+      <w:tblPr>
+        <w:tblStyle w:val="TableGrid"/>
+        <w:tblW w:w="0" w:type="auto"/>
+        <w:tblLook w:val="04A0" w:firstRow="1" w:lastRow="0" w:firstColumn="1" w:lastColumn="0" w:noHBand="0" w:noVBand="1"/>
+      </w:tblPr>
+      <w:tblGrid>
+        <w:gridCol w:w="3116"/>
+        <w:gridCol w:w="3117"/>
+        <w:gridCol w:w="3117"/>
+      </w:tblGrid>
+      <w:tr>
+        <w:tc>
+          <w:tcPr>
+            <w:tcW w:w="3116" w:type="dxa"/>
+            <w:shd w:val="clear" w:color="auto" w:fill="DAE9F7" w:themeFill="text2" w:themeFillTint="1A"/>
+          </w:tcPr>
+          <w:p>
+            <w:pPr>
+              <w:rPr>
+                <w:rFonts w:ascii="Times New Roman" w:hAnsi="Times New Roman" w:cs="Times New Roman"/>
+              </w:rPr>
+            </w:pPr>
+          </w:p>
+        </w:tc>
+        <w:tc>
+          <w:tcPr>
+            <w:tcW w:w="3117" w:type="dxa"/>
+            <w:shd w:val="clear" w:color="auto" w:fill="DAE9F7" w:themeFill="text2" w:themeFillTint="1A"/>
+          </w:tcPr>
+          <w:p>
+            <w:pPr>
+              <w:rPr>
+                <w:rFonts w:ascii="Times New Roman" w:hAnsi="Times New Roman" w:cs="Times New Roman"/>
+              </w:rPr>
+            </w:pPr>
+            <w:r>
+              <w:rPr>
+                <w:rFonts w:ascii="Times New Roman" w:hAnsi="Times New Roman" w:cs="Times New Roman"/>
+              </w:rPr>
+              <w:t xml:space="preserve">First </w:t>
+            </w:r>
+          </w:p>
+        </w:tc>
+        <w:tc>
+          <w:tcPr>
+            <w:tcW w:w="3117" w:type="dxa"/>
+            <w:shd w:val="clear" w:color="auto" w:fill="DAE9F7" w:themeFill="text2" w:themeFillTint="1A"/>
+          </w:tcPr>
+          <w:p>
+            <w:pPr>
+              <w:rPr>
+                <w:rFonts w:ascii="Times New Roman" w:hAnsi="Times New Roman" w:cs="Times New Roman"/>
+              </w:rPr>
+            </w:pPr>
+            <w:r>
+              <w:rPr>
+                <w:rFonts w:ascii="Times New Roman" w:hAnsi="Times New Roman" w:cs="Times New Roman"/>
+              </w:rPr>
+              <w:t>Follows</w:t>
+            </w:r>
+          </w:p>
+        </w:tc>
+      </w:tr>
+      <w:tr>
+        <w:tc>
+          <w:tcPr>
+            <w:tcW w:w="3116" w:type="dxa"/>
+          </w:tcPr>
+          <w:p>
+            <w:pPr>
+              <w:rPr>
+                <w:rFonts w:ascii="Times New Roman" w:hAnsi="Times New Roman" w:cs="Times New Roman"/>
+              </w:rPr>
+            </w:pPr>
+            <w:r>
+              <w:rPr>
+                <w:rFonts w:ascii="Times New Roman" w:hAnsi="Times New Roman" w:cs="Times New Roman"/>
+              </w:rPr>
+              <w:t>1 Expr</w:t>
+            </w:r>
+          </w:p>
+        </w:tc>
+        <w:tc>
+          <w:tcPr>
+            <w:tcW w:w="3117" w:type="dxa"/>
+          </w:tcPr>
+          <w:p>
+            <w:pPr>
+              <w:rPr>
+                <w:rFonts w:ascii="Times New Roman" w:hAnsi="Times New Roman" w:cs="Times New Roman"/>
+              </w:rPr>
+            </w:pPr>
+            <w:r>
+              <w:rPr>
+                <w:rFonts w:ascii="Times New Roman" w:hAnsi="Times New Roman" w:cs="Times New Roman"/>
+              </w:rPr>
+              <w:t>{-,</w:t>
+            </w:r>
+            <w:r>
+              <w:rPr>
+                <w:rFonts w:ascii="Times New Roman" w:hAnsi="Times New Roman" w:cs="Times New Roman"/>
+              </w:rPr>
+              <w:t xml:space="preserve"> (, id</w:t>
+            </w:r>
+            <w:r>
+              <w:rPr>
+                <w:rFonts w:ascii="Times New Roman" w:hAnsi="Times New Roman" w:cs="Times New Roman"/>
+              </w:rPr>
+              <w:t>}</w:t>
+            </w:r>
+          </w:p>
+        </w:tc>
+        <w:tc>
+          <w:tcPr>
+            <w:tcW w:w="3117" w:type="dxa"/>
+          </w:tcPr>
+          <w:p>
+            <w:pPr>
+              <w:rPr>
+                <w:rFonts w:ascii="Times New Roman" w:hAnsi="Times New Roman" w:cs="Times New Roman"/>
+              </w:rPr>
+            </w:pPr>
+            <w:r>
+              <w:rPr>
+                <w:rFonts w:ascii="Times New Roman" w:hAnsi="Times New Roman" w:cs="Times New Roman"/>
+              </w:rPr>
+              <w:t>{ ), $}</w:t>
+            </w:r>
+          </w:p>
+        </w:tc>
+      </w:tr>
+      <w:tr>
+        <w:tc>
+          <w:tcPr>
+            <w:tcW w:w="3116" w:type="dxa"/>
+          </w:tcPr>
+          <w:p>
+            <w:pPr>
+              <w:rPr>
+                <w:rFonts w:ascii="Times New Roman" w:hAnsi="Times New Roman" w:cs="Times New Roman"/>
+              </w:rPr>
+            </w:pPr>
+            <w:r>
+              <w:rPr>
+                <w:rFonts w:ascii="Times New Roman" w:hAnsi="Times New Roman" w:cs="Times New Roman"/>
+              </w:rPr>
+              <w:t>4 ExprTail</w:t>
+            </w:r>
+          </w:p>
+        </w:tc>
+        <w:tc>
+          <w:tcPr>
+            <w:tcW w:w="3117" w:type="dxa"/>
+          </w:tcPr>
+          <w:p>
+            <w:pPr>
+              <w:rPr>
+                <w:rFonts w:ascii="Times New Roman" w:hAnsi="Times New Roman" w:cs="Times New Roman"/>
+              </w:rPr>
+            </w:pPr>
+            <w:r>
+              <w:rPr>
+                <w:rFonts w:ascii="Times New Roman" w:hAnsi="Times New Roman" w:cs="Times New Roman"/>
+              </w:rPr>
+              <w:t>{-}</w:t>
+            </w:r>
+          </w:p>
+        </w:tc>
+        <w:tc>
+          <w:tcPr>
+            <w:tcW w:w="3117" w:type="dxa"/>
+          </w:tcPr>
+          <w:p>
+            <w:pPr>
+              <w:rPr>
+                <w:rFonts w:ascii="Times New Roman" w:hAnsi="Times New Roman" w:cs="Times New Roman"/>
+              </w:rPr>
+            </w:pPr>
+            <w:r>
+              <w:rPr>
+                <w:rFonts w:ascii="Times New Roman" w:hAnsi="Times New Roman" w:cs="Times New Roman"/>
+              </w:rPr>
+              <w:t>{ ), $}</w:t>
+            </w:r>
+          </w:p>
+        </w:tc>
+      </w:tr>
+      <w:tr>
+        <w:tc>
+          <w:tcPr>
+            <w:tcW w:w="3116" w:type="dxa"/>
+          </w:tcPr>
+          <w:p>
+            <w:pPr>
+              <w:rPr>
+                <w:rFonts w:ascii="Times New Roman" w:hAnsi="Times New Roman" w:cs="Times New Roman"/>
+              </w:rPr>
+            </w:pPr>
+            <w:r>
+              <w:rPr>
+                <w:rFonts w:ascii="Times New Roman" w:hAnsi="Times New Roman" w:cs="Times New Roman"/>
+              </w:rPr>
+              <w:t>6 Var</w:t>
+            </w:r>
+          </w:p>
+        </w:tc>
+        <w:tc>
+          <w:tcPr>
+            <w:tcW w:w="3117" w:type="dxa"/>
+          </w:tcPr>
+          <w:p>
+            <w:pPr>
+              <w:rPr>
+                <w:rFonts w:ascii="Times New Roman" w:hAnsi="Times New Roman" w:cs="Times New Roman"/>
+              </w:rPr>
+            </w:pPr>
+            <w:r>
+              <w:rPr>
+                <w:rFonts w:ascii="Times New Roman" w:hAnsi="Times New Roman" w:cs="Times New Roman"/>
+              </w:rPr>
+              <w:t>{id}</w:t>
+            </w:r>
+          </w:p>
+        </w:tc>
+        <w:tc>
+          <w:tcPr>
+            <w:tcW w:w="3117" w:type="dxa"/>
+          </w:tcPr>
+          <w:p>
+            <w:pPr>
+              <w:rPr>
+                <w:rFonts w:ascii="Times New Roman" w:hAnsi="Times New Roman" w:cs="Times New Roman"/>
+              </w:rPr>
+            </w:pPr>
+            <w:r>
+              <w:rPr>
+                <w:rFonts w:ascii="Times New Roman" w:hAnsi="Times New Roman" w:cs="Times New Roman"/>
+              </w:rPr>
+              <w:t>{</w:t>
+            </w:r>
+            <w:r>
+              <w:rPr>
+                <w:rFonts w:ascii="Times New Roman" w:hAnsi="Times New Roman" w:cs="Times New Roman"/>
+              </w:rPr>
+              <w:t>-, ), $</w:t>
+            </w:r>
+            <w:r>
+              <w:rPr>
+                <w:rFonts w:ascii="Times New Roman" w:hAnsi="Times New Roman" w:cs="Times New Roman"/>
+              </w:rPr>
+              <w:t>}</w:t>
+            </w:r>
+          </w:p>
+        </w:tc>
+      </w:tr>
+      <w:tr>
+        <w:tc>
+          <w:tcPr>
+            <w:tcW w:w="3116" w:type="dxa"/>
+          </w:tcPr>
+          <w:p>
+            <w:pPr>
+              <w:rPr>
+                <w:rFonts w:ascii="Times New Roman" w:hAnsi="Times New Roman" w:cs="Times New Roman"/>
+              </w:rPr>
+            </w:pPr>
+            <w:r>
+              <w:rPr>
+                <w:rFonts w:ascii="Times New Roman" w:hAnsi="Times New Roman" w:cs="Times New Roman"/>
+              </w:rPr>
+              <w:t>7 VarTail</w:t>
+            </w:r>
+          </w:p>
+        </w:tc>
+        <w:tc>
+          <w:tcPr>
+            <w:tcW w:w="3117" w:type="dxa"/>
+          </w:tcPr>
+          <w:p>
+            <w:pPr>
+              <w:rPr>
+                <w:rFonts w:ascii="Times New Roman" w:hAnsi="Times New Roman" w:cs="Times New Roman"/>
+              </w:rPr>
+            </w:pPr>
+            <w:r>
+              <w:rPr>
+                <w:rFonts w:ascii="Times New Roman" w:hAnsi="Times New Roman" w:cs="Times New Roman"/>
+              </w:rPr>
+              <w:t>{(}</w:t>
+            </w:r>
+          </w:p>
+        </w:tc>
+        <w:tc>
+          <w:tcPr>
+            <w:tcW w:w="3117" w:type="dxa"/>
+          </w:tcPr>
+          <w:p>
+            <w:pPr>
+              <w:rPr>
+                <w:rFonts w:ascii="Times New Roman" w:hAnsi="Times New Roman" w:cs="Times New Roman"/>
+              </w:rPr>
+            </w:pPr>
+            <w:r>
+              <w:rPr>
+                <w:rFonts w:ascii="Times New Roman" w:hAnsi="Times New Roman" w:cs="Times New Roman"/>
+              </w:rPr>
+              <w:t>{-, ), $}</w:t>
+            </w:r>
+          </w:p>
+        </w:tc>
+      </w:tr>
+      <w:tr>
+        <w:tc>
+          <w:tcPr>
+            <w:tcW w:w="3116" w:type="dxa"/>
+            <w:shd w:val="clear" w:color="auto" w:fill="DAE9F7" w:themeFill="text2" w:themeFillTint="1A"/>
+          </w:tcPr>
+          <w:p>
+            <w:pPr>
+              <w:rPr>
+                <w:rFonts w:ascii="Times New Roman" w:hAnsi="Times New Roman" w:cs="Times New Roman"/>
+              </w:rPr>
+            </w:pPr>
+          </w:p>
+        </w:tc>
+        <w:tc>
+          <w:tcPr>
+            <w:tcW w:w="3117" w:type="dxa"/>
+            <w:shd w:val="clear" w:color="auto" w:fill="DAE9F7" w:themeFill="text2" w:themeFillTint="1A"/>
+          </w:tcPr>
+          <w:p>
+            <w:pPr>
+              <w:rPr>
+                <w:rFonts w:ascii="Times New Roman" w:hAnsi="Times New Roman" w:cs="Times New Roman"/>
+              </w:rPr>
+            </w:pPr>
+          </w:p>
+        </w:tc>
+        <w:tc>
+          <w:tcPr>
+            <w:tcW w:w="3117" w:type="dxa"/>
+            <w:shd w:val="clear" w:color="auto" w:fill="DAE9F7" w:themeFill="text2" w:themeFillTint="1A"/>
+          </w:tcPr>
+          <w:p>
+            <w:pPr>
+              <w:rPr>
+                <w:rFonts w:ascii="Times New Roman" w:hAnsi="Times New Roman" w:cs="Times New Roman"/>
+              </w:rPr>
+            </w:pPr>
+          </w:p>
+        </w:tc>
+      </w:tr>
+    </w:tbl>
+    <w:p>
+      <w:pPr>
+        <w:rPr>
+          <w:rFonts w:ascii="Times New Roman" w:hAnsi="Times New Roman" w:cs="Times New Roman"/>
+        </w:rPr>
+      </w:pPr>
+    </w:p>
+    <w:p>
+      <w:pPr>
+        <w:rPr>
+          <w:rFonts w:ascii="Times New Roman" w:hAnsi="Times New Roman" w:cs="Times New Roman"/>
+          <w:b/>
+          <w:bCs/>
+          <w:i/>
+          <w:iCs/>
+        </w:rPr>
+      </w:pPr>
+      <w:r>
+        <w:rPr>
+          <w:rFonts w:ascii="Times New Roman" w:hAnsi="Times New Roman" w:cs="Times New Roman"/>
+          <w:b/>
+          <w:bCs/>
+          <w:i/>
+          <w:iCs/>
+        </w:rPr>
+        <w:t>Step 2: Predicate Calculation</w:t>
+      </w:r>
+    </w:p>
+    <w:tbl>
+      <w:tblPr>
+        <w:tblStyle w:val="TableGrid"/>
+        <w:tblW w:w="0" w:type="auto"/>
+        <w:tblLook w:val="04A0" w:firstRow="1" w:lastRow="0" w:firstColumn="1" w:lastColumn="0" w:noHBand="0" w:noVBand="1"/>
+      </w:tblPr>
+      <w:tblGrid>
+        <w:gridCol w:w="1321"/>
+        <w:gridCol w:w="1053"/>
+        <w:gridCol w:w="1666"/>
+        <w:gridCol w:w="1323"/>
+        <w:gridCol w:w="1329"/>
+        <w:gridCol w:w="1329"/>
+        <w:gridCol w:w="1329"/>
+      </w:tblGrid>
+      <w:tr>
+        <w:tc>
+          <w:tcPr>
+            <w:tcW w:w="1332" w:type="dxa"/>
+            <w:shd w:val="clear" w:color="auto" w:fill="DAE9F7" w:themeFill="text2" w:themeFillTint="1A"/>
+          </w:tcPr>
+          <w:p>
+            <w:pPr>
+              <w:rPr>
+                <w:rFonts w:ascii="Times New Roman" w:hAnsi="Times New Roman" w:cs="Times New Roman"/>
+              </w:rPr>
+            </w:pPr>
+            <w:r>
+              <w:rPr>
+                <w:rFonts w:ascii="Times New Roman" w:hAnsi="Times New Roman" w:cs="Times New Roman"/>
+              </w:rPr>
+              <w:t>Rule #</w:t>
+            </w:r>
+          </w:p>
+        </w:tc>
+        <w:tc>
+          <w:tcPr>
+            <w:tcW w:w="1003" w:type="dxa"/>
+            <w:shd w:val="clear" w:color="auto" w:fill="DAE9F7" w:themeFill="text2" w:themeFillTint="1A"/>
+          </w:tcPr>
+          <w:p>
+            <w:pPr>
+              <w:rPr>
+                <w:rFonts w:ascii="Times New Roman" w:hAnsi="Times New Roman" w:cs="Times New Roman"/>
+              </w:rPr>
+            </w:pPr>
+            <w:r>
+              <w:rPr>
+                <w:rFonts w:ascii="Times New Roman" w:hAnsi="Times New Roman" w:cs="Times New Roman"/>
+              </w:rPr>
+              <w:t>A</w:t>
+            </w:r>
+          </w:p>
+        </w:tc>
+        <w:tc>
+          <w:tcPr>
+            <w:tcW w:w="1676" w:type="dxa"/>
+            <w:shd w:val="clear" w:color="auto" w:fill="DAE9F7" w:themeFill="text2" w:themeFillTint="1A"/>
+          </w:tcPr>
+          <w:p>
+            <w:pPr>
+              <w:rPr>
+                <w:rFonts w:ascii="Times New Roman" w:hAnsi="Times New Roman" w:cs="Times New Roman"/>
+              </w:rPr>
+            </w:pPr>
+            <w:r>
+              <w:rPr>
+                <w:rFonts w:ascii="Times New Roman" w:hAnsi="Times New Roman" w:cs="Times New Roman"/>
+              </w:rPr>
+              <w:t>X1-Xm</w:t>
+            </w:r>
+          </w:p>
+        </w:tc>
+        <w:tc>
+          <w:tcPr>
+            <w:tcW w:w="1334" w:type="dxa"/>
+            <w:shd w:val="clear" w:color="auto" w:fill="DAE9F7" w:themeFill="text2" w:themeFillTint="1A"/>
+          </w:tcPr>
+          <w:p>
+            <w:pPr>
+              <w:rPr>
+                <w:rFonts w:ascii="Times New Roman" w:hAnsi="Times New Roman" w:cs="Times New Roman"/>
+              </w:rPr>
+            </w:pPr>
+            <w:r>
+              <w:rPr>
+                <w:rFonts w:ascii="Times New Roman" w:hAnsi="Times New Roman" w:cs="Times New Roman"/>
+              </w:rPr>
+              <w:t>First</w:t>
+            </w:r>
+          </w:p>
+        </w:tc>
+        <w:tc>
+          <w:tcPr>
+            <w:tcW w:w="1335" w:type="dxa"/>
+            <w:shd w:val="clear" w:color="auto" w:fill="DAE9F7" w:themeFill="text2" w:themeFillTint="1A"/>
+          </w:tcPr>
+          <w:p>
+            <w:pPr>
+              <w:rPr>
+                <w:rFonts w:ascii="Times New Roman" w:hAnsi="Times New Roman" w:cs="Times New Roman"/>
+              </w:rPr>
+            </w:pPr>
+            <w:r>
+              <w:rPr>
+                <w:rFonts w:ascii="Times New Roman" w:hAnsi="Times New Roman" w:cs="Times New Roman"/>
+              </w:rPr>
+              <w:t xml:space="preserve">Derives Empty </w:t>
+            </w:r>
+          </w:p>
+        </w:tc>
+        <w:tc>
+          <w:tcPr>
+            <w:tcW w:w="1335" w:type="dxa"/>
+            <w:shd w:val="clear" w:color="auto" w:fill="DAE9F7" w:themeFill="text2" w:themeFillTint="1A"/>
+          </w:tcPr>
+          <w:p>
+            <w:pPr>
+              <w:rPr>
+                <w:rFonts w:ascii="Times New Roman" w:hAnsi="Times New Roman" w:cs="Times New Roman"/>
+              </w:rPr>
+            </w:pPr>
+            <w:r>
+              <w:rPr>
+                <w:rFonts w:ascii="Times New Roman" w:hAnsi="Times New Roman" w:cs="Times New Roman"/>
+              </w:rPr>
+              <w:t xml:space="preserve">Follows </w:t>
+            </w:r>
+          </w:p>
+        </w:tc>
+        <w:tc>
+          <w:tcPr>
+            <w:tcW w:w="1335" w:type="dxa"/>
+            <w:shd w:val="clear" w:color="auto" w:fill="DAE9F7" w:themeFill="text2" w:themeFillTint="1A"/>
+          </w:tcPr>
+          <w:p>
+            <w:pPr>
+              <w:rPr>
+                <w:rFonts w:ascii="Times New Roman" w:hAnsi="Times New Roman" w:cs="Times New Roman"/>
+              </w:rPr>
+            </w:pPr>
+            <w:r>
+              <w:rPr>
+                <w:rFonts w:ascii="Times New Roman" w:hAnsi="Times New Roman" w:cs="Times New Roman"/>
+              </w:rPr>
+              <w:t>Answer</w:t>
+            </w:r>
+          </w:p>
+        </w:tc>
+      </w:tr>
+      <w:tr>
+        <w:tc>
+          <w:tcPr>
+            <w:tcW w:w="1332" w:type="dxa"/>
+          </w:tcPr>
+          <w:p>
+            <w:pPr>
+              <w:rPr>
+                <w:rFonts w:ascii="Times New Roman" w:hAnsi="Times New Roman" w:cs="Times New Roman"/>
+              </w:rPr>
+            </w:pPr>
+            <w:r>
+              <w:rPr>
+                <w:rFonts w:ascii="Times New Roman" w:hAnsi="Times New Roman" w:cs="Times New Roman"/>
+              </w:rPr>
+              <w:t>1</w:t>
+            </w:r>
+          </w:p>
+          <w:p>
+            <w:pPr>
+              <w:rPr>
+                <w:rFonts w:ascii="Times New Roman" w:hAnsi="Times New Roman" w:cs="Times New Roman"/>
+              </w:rPr>
+            </w:pPr>
+            <w:r>
+              <w:rPr>
+                <w:rFonts w:ascii="Times New Roman" w:hAnsi="Times New Roman" w:cs="Times New Roman"/>
+              </w:rPr>
+              <w:t>2</w:t>
+            </w:r>
+          </w:p>
+          <w:p>
+            <w:pPr>
+              <w:rPr>
+                <w:rFonts w:ascii="Times New Roman" w:hAnsi="Times New Roman" w:cs="Times New Roman"/>
+              </w:rPr>
+            </w:pPr>
+            <w:r>
+              <w:rPr>
+                <w:rFonts w:ascii="Times New Roman" w:hAnsi="Times New Roman" w:cs="Times New Roman"/>
+              </w:rPr>
+              <w:t>3</w:t>
+            </w:r>
+          </w:p>
+        </w:tc>
+        <w:tc>
+          <w:tcPr>
+            <w:tcW w:w="1003" w:type="dxa"/>
+          </w:tcPr>
+          <w:p>
+            <w:pPr>
+              <w:rPr>
+                <w:rFonts w:ascii="Times New Roman" w:hAnsi="Times New Roman" w:cs="Times New Roman"/>
+              </w:rPr>
+            </w:pPr>
+            <w:r>
+              <w:rPr>
+                <w:rFonts w:ascii="Times New Roman" w:hAnsi="Times New Roman" w:cs="Times New Roman"/>
+              </w:rPr>
+              <w:t>-Expr</w:t>
+            </w:r>
+          </w:p>
+        </w:tc>
+        <w:tc>
+          <w:tcPr>
+            <w:tcW w:w="1676" w:type="dxa"/>
+          </w:tcPr>
+          <w:p>
+            <w:pPr>
+              <w:rPr>
+                <w:rFonts w:ascii="Times New Roman" w:hAnsi="Times New Roman" w:cs="Times New Roman"/>
+              </w:rPr>
+            </w:pPr>
+            <w:r>
+              <w:rPr>
+                <w:rFonts w:ascii="Times New Roman" w:hAnsi="Times New Roman" w:cs="Times New Roman"/>
+              </w:rPr>
+              <w:t>-Expr</w:t>
+            </w:r>
+          </w:p>
+          <w:p>
+            <w:pPr>
+              <w:rPr>
+                <w:rFonts w:ascii="Times New Roman" w:hAnsi="Times New Roman" w:cs="Times New Roman"/>
+              </w:rPr>
+            </w:pPr>
+            <w:r>
+              <w:rPr>
+                <w:rFonts w:ascii="Times New Roman" w:hAnsi="Times New Roman" w:cs="Times New Roman"/>
+              </w:rPr>
+              <w:t>(Expr)</w:t>
+            </w:r>
+          </w:p>
+          <w:p>
+            <w:pPr>
+              <w:rPr>
+                <w:rFonts w:ascii="Times New Roman" w:hAnsi="Times New Roman" w:cs="Times New Roman"/>
+              </w:rPr>
+            </w:pPr>
+            <w:r>
+              <w:rPr>
+                <w:rFonts w:ascii="Times New Roman" w:hAnsi="Times New Roman" w:cs="Times New Roman"/>
+              </w:rPr>
+              <w:t>Var ExprTail</w:t>
+            </w:r>
+          </w:p>
+        </w:tc>
+        <w:tc>
+          <w:tcPr>
+            <w:tcW w:w="1334" w:type="dxa"/>
+          </w:tcPr>
+          <w:p>
+            <w:pPr>
+              <w:rPr>
+                <w:rFonts w:ascii="Times New Roman" w:hAnsi="Times New Roman" w:cs="Times New Roman"/>
+              </w:rPr>
+            </w:pPr>
+            <w:r>
+              <w:rPr>
+                <w:rFonts w:ascii="Times New Roman" w:hAnsi="Times New Roman" w:cs="Times New Roman"/>
+              </w:rPr>
+              <w:t>i</w:t>
+            </w:r>
+            <w:r>
+              <w:rPr>
+                <w:rFonts w:ascii="Times New Roman" w:hAnsi="Times New Roman" w:cs="Times New Roman"/>
+              </w:rPr>
+              <w:t>d, -, (</w:t>
+            </w:r>
+          </w:p>
+          <w:p>
+            <w:pPr>
+              <w:rPr>
+                <w:rFonts w:ascii="Times New Roman" w:hAnsi="Times New Roman" w:cs="Times New Roman"/>
+              </w:rPr>
+            </w:pPr>
+          </w:p>
+        </w:tc>
+        <w:tc>
+          <w:tcPr>
+            <w:tcW w:w="1335" w:type="dxa"/>
+          </w:tcPr>
+          <w:p>
+            <w:pPr>
+              <w:rPr>
+                <w:rFonts w:ascii="Times New Roman" w:hAnsi="Times New Roman" w:cs="Times New Roman"/>
+              </w:rPr>
+            </w:pPr>
+            <w:r>
+              <w:rPr>
+                <w:rFonts w:ascii="Times New Roman" w:hAnsi="Times New Roman" w:cs="Times New Roman"/>
+              </w:rPr>
+              <w:t>no</w:t>
+            </w:r>
+          </w:p>
+        </w:tc>
+        <w:tc>
+          <w:tcPr>
+            <w:tcW w:w="1335" w:type="dxa"/>
+          </w:tcPr>
+          <w:p>
+            <w:pPr>
+              <w:rPr>
+                <w:rFonts w:ascii="Times New Roman" w:hAnsi="Times New Roman" w:cs="Times New Roman"/>
+              </w:rPr>
+            </w:pPr>
+            <w:r>
+              <w:rPr>
+                <w:rFonts w:ascii="Times New Roman" w:hAnsi="Times New Roman" w:cs="Times New Roman"/>
+              </w:rPr>
+              <w:t>), $</w:t>
+            </w:r>
+          </w:p>
+        </w:tc>
+        <w:tc>
+          <w:tcPr>
+            <w:tcW w:w="1335" w:type="dxa"/>
+          </w:tcPr>
+          <w:p>
+            <w:pPr>
+              <w:rPr>
+                <w:rFonts w:ascii="Times New Roman" w:hAnsi="Times New Roman" w:cs="Times New Roman"/>
+              </w:rPr>
+            </w:pPr>
+            <w:r>
+              <w:rPr>
+                <w:rFonts w:ascii="Times New Roman" w:hAnsi="Times New Roman" w:cs="Times New Roman"/>
+              </w:rPr>
+              <w:t>id, -, (</w:t>
+            </w:r>
+          </w:p>
+          <w:p>
+            <w:pPr>
+              <w:rPr>
+                <w:rFonts w:ascii="Times New Roman" w:hAnsi="Times New Roman" w:cs="Times New Roman"/>
+              </w:rPr>
+            </w:pPr>
+            <w:r>
+              <w:rPr>
+                <w:rFonts w:ascii="Times New Roman" w:hAnsi="Times New Roman" w:cs="Times New Roman"/>
+              </w:rPr>
+              <w:t>), $</w:t>
+            </w:r>
+          </w:p>
+        </w:tc>
+      </w:tr>
+      <w:tr>
+        <w:tc>
+          <w:tcPr>
+            <w:tcW w:w="1332" w:type="dxa"/>
+          </w:tcPr>
+          <w:p>
+            <w:pPr>
+              <w:rPr>
+                <w:rFonts w:ascii="Times New Roman" w:hAnsi="Times New Roman" w:cs="Times New Roman"/>
+              </w:rPr>
+            </w:pPr>
+            <w:r>
+              <w:rPr>
+                <w:rFonts w:ascii="Times New Roman" w:hAnsi="Times New Roman" w:cs="Times New Roman"/>
+              </w:rPr>
+              <w:t>4</w:t>
+            </w:r>
+          </w:p>
+          <w:p>
+            <w:pPr>
+              <w:rPr>
+                <w:rFonts w:ascii="Times New Roman" w:hAnsi="Times New Roman" w:cs="Times New Roman"/>
+              </w:rPr>
+            </w:pPr>
+            <w:r>
+              <w:rPr>
+                <w:rFonts w:ascii="Times New Roman" w:hAnsi="Times New Roman" w:cs="Times New Roman"/>
+              </w:rPr>
+              <w:t>5</w:t>
+            </w:r>
+          </w:p>
+        </w:tc>
+        <w:tc>
+          <w:tcPr>
+            <w:tcW w:w="1003" w:type="dxa"/>
+          </w:tcPr>
+          <w:p>
+            <w:pPr>
+              <w:rPr>
+                <w:rFonts w:ascii="Times New Roman" w:hAnsi="Times New Roman" w:cs="Times New Roman"/>
+              </w:rPr>
+            </w:pPr>
+            <w:r>
+              <w:rPr>
+                <w:rFonts w:ascii="Times New Roman" w:hAnsi="Times New Roman" w:cs="Times New Roman"/>
+              </w:rPr>
+              <w:t>ExprTail</w:t>
+            </w:r>
+          </w:p>
+        </w:tc>
+        <w:tc>
+          <w:tcPr>
+            <w:tcW w:w="1676" w:type="dxa"/>
+          </w:tcPr>
+          <w:p>
+            <w:pPr>
+              <w:rPr>
+                <w:rFonts w:ascii="Times New Roman" w:hAnsi="Times New Roman" w:cs="Times New Roman"/>
+              </w:rPr>
+            </w:pPr>
+            <w:r>
+              <w:rPr>
+                <w:rFonts w:ascii="Times New Roman" w:hAnsi="Times New Roman" w:cs="Times New Roman"/>
+              </w:rPr>
+              <w:t>-Expr</w:t>
+            </w:r>
+          </w:p>
+          <w:p>
+            <w:pPr>
+              <w:rPr>
+                <w:rFonts w:ascii="Times New Roman" w:hAnsi="Times New Roman" w:cs="Times New Roman"/>
+              </w:rPr>
+            </w:pPr>
+            <m:oMathPara>
+              <m:oMathParaPr>
+                <m:jc m:val="left"/>
+              </m:oMathParaPr>
+              <m:oMath>
+                <m:r>
+                  <m:rPr>
+                    <m:sty m:val="p"/>
+                  </m:rPr>
+                  <w:rPr>
+                    <w:rFonts w:ascii="Cambria Math" w:hAnsi="Cambria Math" w:cs="Times New Roman"/>
+                  </w:rPr>
+                  <m:t>λ</m:t>
+                </m:r>
+              </m:oMath>
+            </m:oMathPara>
+          </w:p>
+        </w:tc>
+        <w:tc>
+          <w:tcPr>
+            <w:tcW w:w="1334" w:type="dxa"/>
+          </w:tcPr>
+          <w:p>
+            <w:pPr>
+              <w:rPr>
+                <w:rFonts w:ascii="Times New Roman" w:hAnsi="Times New Roman" w:cs="Times New Roman"/>
+              </w:rPr>
+            </w:pPr>
+            <w:r>
+              <w:rPr>
+                <w:rFonts w:ascii="Times New Roman" w:hAnsi="Times New Roman" w:cs="Times New Roman"/>
+              </w:rPr>
+              <w:t>-</w:t>
+            </w:r>
+          </w:p>
+        </w:tc>
+        <w:tc>
+          <w:tcPr>
+            <w:tcW w:w="1335" w:type="dxa"/>
+          </w:tcPr>
+          <w:p>
+            <w:pPr>
+              <w:rPr>
+                <w:rFonts w:ascii="Times New Roman" w:hAnsi="Times New Roman" w:cs="Times New Roman"/>
+              </w:rPr>
+            </w:pPr>
+            <w:r>
+              <w:rPr>
+                <w:rFonts w:ascii="Times New Roman" w:hAnsi="Times New Roman" w:cs="Times New Roman"/>
+              </w:rPr>
+              <w:t>yes</w:t>
+            </w:r>
+          </w:p>
+        </w:tc>
+        <w:tc>
+          <w:tcPr>
+            <w:tcW w:w="1335" w:type="dxa"/>
+          </w:tcPr>
+          <w:p>
+            <w:pPr>
+              <w:rPr>
+                <w:rFonts w:ascii="Times New Roman" w:hAnsi="Times New Roman" w:cs="Times New Roman"/>
+              </w:rPr>
+            </w:pPr>
+            <w:r>
+              <w:rPr>
+                <w:rFonts w:ascii="Times New Roman" w:hAnsi="Times New Roman" w:cs="Times New Roman"/>
+              </w:rPr>
+              <w:t>), $</w:t>
+            </w:r>
+          </w:p>
+        </w:tc>
+        <w:tc>
+          <w:tcPr>
+            <w:tcW w:w="1335" w:type="dxa"/>
+          </w:tcPr>
+          <w:p>
+            <w:pPr>
+              <w:rPr>
+                <w:rFonts w:ascii="Times New Roman" w:hAnsi="Times New Roman" w:cs="Times New Roman"/>
+              </w:rPr>
+            </w:pPr>
+            <w:r>
+              <w:rPr>
+                <w:rFonts w:ascii="Times New Roman" w:hAnsi="Times New Roman" w:cs="Times New Roman"/>
+              </w:rPr>
+              <w:t>-</w:t>
+            </w:r>
+          </w:p>
+          <w:p>
+            <w:pPr>
+              <w:rPr>
+                <w:rFonts w:ascii="Times New Roman" w:hAnsi="Times New Roman" w:cs="Times New Roman"/>
+              </w:rPr>
+            </w:pPr>
+            <w:r>
+              <w:rPr>
+                <w:rFonts w:ascii="Times New Roman" w:hAnsi="Times New Roman" w:cs="Times New Roman"/>
+              </w:rPr>
+              <w:t xml:space="preserve"> ), $</w:t>
+            </w:r>
+          </w:p>
+        </w:tc>
+      </w:tr>
+      <w:tr>
+        <w:tc>
+          <w:tcPr>
+            <w:tcW w:w="1332" w:type="dxa"/>
+          </w:tcPr>
+          <w:p>
+            <w:pPr>
+              <w:rPr>
+                <w:rFonts w:ascii="Times New Roman" w:hAnsi="Times New Roman" w:cs="Times New Roman"/>
+              </w:rPr>
+            </w:pPr>
+            <w:r>
+              <w:rPr>
+                <w:rFonts w:ascii="Times New Roman" w:hAnsi="Times New Roman" w:cs="Times New Roman"/>
+              </w:rPr>
+              <w:t>6</w:t>
+            </w:r>
+          </w:p>
+        </w:tc>
+        <w:tc>
+          <w:tcPr>
+            <w:tcW w:w="1003" w:type="dxa"/>
+          </w:tcPr>
+          <w:p>
+            <w:pPr>
+              <w:rPr>
+                <w:rFonts w:ascii="Times New Roman" w:hAnsi="Times New Roman" w:cs="Times New Roman"/>
+              </w:rPr>
+            </w:pPr>
+            <w:r>
+              <w:rPr>
+                <w:rFonts w:ascii="Times New Roman" w:hAnsi="Times New Roman" w:cs="Times New Roman"/>
+              </w:rPr>
+              <w:t>Var</w:t>
+            </w:r>
+          </w:p>
+        </w:tc>
+        <w:tc>
+          <w:tcPr>
+            <w:tcW w:w="1676" w:type="dxa"/>
+          </w:tcPr>
+          <w:p>
+            <w:pPr>
+              <w:rPr>
+                <w:rFonts w:ascii="Times New Roman" w:hAnsi="Times New Roman" w:cs="Times New Roman"/>
+              </w:rPr>
+            </w:pPr>
+            <w:r>
+              <w:rPr>
+                <w:rFonts w:ascii="Times New Roman" w:hAnsi="Times New Roman" w:cs="Times New Roman"/>
+              </w:rPr>
+              <w:t>Id VarTail</w:t>
+            </w:r>
+          </w:p>
+        </w:tc>
+        <w:tc>
+          <w:tcPr>
+            <w:tcW w:w="1334" w:type="dxa"/>
+          </w:tcPr>
+          <w:p>
+            <w:pPr>
+              <w:rPr>
+                <w:rFonts w:ascii="Times New Roman" w:hAnsi="Times New Roman" w:cs="Times New Roman"/>
+              </w:rPr>
+            </w:pPr>
+            <w:r>
+              <w:rPr>
+                <w:rFonts w:ascii="Times New Roman" w:hAnsi="Times New Roman" w:cs="Times New Roman"/>
+              </w:rPr>
+              <w:t>id</w:t>
+            </w:r>
+          </w:p>
+        </w:tc>
+        <w:tc>
+          <w:tcPr>
+            <w:tcW w:w="1335" w:type="dxa"/>
+          </w:tcPr>
+          <w:p>
+            <w:pPr>
+              <w:rPr>
+                <w:rFonts w:ascii="Times New Roman" w:hAnsi="Times New Roman" w:cs="Times New Roman"/>
+              </w:rPr>
+            </w:pPr>
+            <w:r>
+              <w:rPr>
+                <w:rFonts w:ascii="Times New Roman" w:hAnsi="Times New Roman" w:cs="Times New Roman"/>
+              </w:rPr>
+              <w:t>no</w:t>
+            </w:r>
+          </w:p>
+        </w:tc>
+        <w:tc>
+          <w:tcPr>
+            <w:tcW w:w="1335" w:type="dxa"/>
+          </w:tcPr>
+          <w:p>
+            <w:pPr>
+              <w:rPr>
+                <w:rFonts w:ascii="Times New Roman" w:hAnsi="Times New Roman" w:cs="Times New Roman"/>
+              </w:rPr>
+            </w:pPr>
+            <w:r>
+              <w:rPr>
+                <w:rFonts w:ascii="Times New Roman" w:hAnsi="Times New Roman" w:cs="Times New Roman"/>
+              </w:rPr>
+              <w:t>-, $, )</w:t>
+            </w:r>
+          </w:p>
+        </w:tc>
+        <w:tc>
+          <w:tcPr>
+            <w:tcW w:w="1335" w:type="dxa"/>
+          </w:tcPr>
+          <w:p>
+            <w:pPr>
+              <w:rPr>
+                <w:rFonts w:ascii="Times New Roman" w:hAnsi="Times New Roman" w:cs="Times New Roman"/>
+              </w:rPr>
+            </w:pPr>
+            <w:r>
+              <w:rPr>
+                <w:rFonts w:ascii="Times New Roman" w:hAnsi="Times New Roman" w:cs="Times New Roman"/>
+              </w:rPr>
+              <w:t>id</w:t>
+            </w:r>
+          </w:p>
+          <w:p>
+            <w:pPr>
+              <w:rPr>
+                <w:rFonts w:ascii="Times New Roman" w:hAnsi="Times New Roman" w:cs="Times New Roman"/>
+              </w:rPr>
+            </w:pPr>
+            <w:r>
+              <w:rPr>
+                <w:rFonts w:ascii="Times New Roman" w:hAnsi="Times New Roman" w:cs="Times New Roman"/>
+              </w:rPr>
+              <w:t>-, $, )</w:t>
+            </w:r>
+          </w:p>
+        </w:tc>
+      </w:tr>
+      <w:tr>
+        <w:tc>
+          <w:tcPr>
+            <w:tcW w:w="1332" w:type="dxa"/>
+          </w:tcPr>
+          <w:p>
+            <w:pPr>
+              <w:rPr>
+                <w:rFonts w:ascii="Times New Roman" w:hAnsi="Times New Roman" w:cs="Times New Roman"/>
+              </w:rPr>
+            </w:pPr>
+            <w:r>
+              <w:rPr>
+                <w:rFonts w:ascii="Times New Roman" w:hAnsi="Times New Roman" w:cs="Times New Roman"/>
+              </w:rPr>
+              <w:t>7</w:t>
+            </w:r>
+          </w:p>
+          <w:p>
+            <w:pPr>
+              <w:rPr>
+                <w:rFonts w:ascii="Times New Roman" w:hAnsi="Times New Roman" w:cs="Times New Roman"/>
+              </w:rPr>
+            </w:pPr>
+            <w:r>
+              <w:rPr>
+                <w:rFonts w:ascii="Times New Roman" w:hAnsi="Times New Roman" w:cs="Times New Roman"/>
+              </w:rPr>
+              <w:t>8</w:t>
+            </w:r>
+          </w:p>
+        </w:tc>
+        <w:tc>
+          <w:tcPr>
+            <w:tcW w:w="1003" w:type="dxa"/>
+          </w:tcPr>
+          <w:p>
+            <w:pPr>
+              <w:rPr>
+                <w:rFonts w:ascii="Times New Roman" w:hAnsi="Times New Roman" w:cs="Times New Roman"/>
+              </w:rPr>
+            </w:pPr>
+            <w:r>
+              <w:rPr>
+                <w:rFonts w:ascii="Times New Roman" w:hAnsi="Times New Roman" w:cs="Times New Roman"/>
+              </w:rPr>
+              <w:t>VarTail</w:t>
+            </w:r>
+          </w:p>
+        </w:tc>
+        <w:tc>
+          <w:tcPr>
+            <w:tcW w:w="1676" w:type="dxa"/>
+          </w:tcPr>
+          <w:p>
+            <w:pPr>
+              <w:rPr>
+                <w:rFonts w:ascii="Times New Roman" w:hAnsi="Times New Roman" w:cs="Times New Roman"/>
+              </w:rPr>
+            </w:pPr>
+            <w:r>
+              <w:rPr>
+                <w:rFonts w:ascii="Times New Roman" w:hAnsi="Times New Roman" w:cs="Times New Roman"/>
+              </w:rPr>
+              <w:t>(</w:t>
+            </w:r>
+            <w:r>
+              <w:rPr>
+                <w:rFonts w:ascii="Times New Roman" w:hAnsi="Times New Roman" w:cs="Times New Roman"/>
+              </w:rPr>
+              <w:t>Expr</w:t>
+            </w:r>
+            <w:r>
+              <w:rPr>
+                <w:rFonts w:ascii="Times New Roman" w:hAnsi="Times New Roman" w:cs="Times New Roman"/>
+              </w:rPr>
+              <w:t>)</w:t>
+            </w:r>
+          </w:p>
+          <w:p>
+            <w:pPr>
+              <w:rPr>
+                <w:rFonts w:ascii="Times New Roman" w:hAnsi="Times New Roman" w:cs="Times New Roman"/>
+              </w:rPr>
+            </w:pPr>
+            <m:oMathPara>
+              <m:oMathParaPr>
+                <m:jc m:val="left"/>
+              </m:oMathParaPr>
+              <m:oMath>
+                <m:r>
+                  <m:rPr>
+                    <m:sty m:val="p"/>
+                  </m:rPr>
+                  <w:rPr>
+                    <w:rFonts w:ascii="Cambria Math" w:hAnsi="Cambria Math" w:cs="Times New Roman"/>
+                  </w:rPr>
+                  <m:t>λ</m:t>
+                </m:r>
+              </m:oMath>
+            </m:oMathPara>
+          </w:p>
+        </w:tc>
+        <w:tc>
+          <w:tcPr>
+            <w:tcW w:w="1334" w:type="dxa"/>
+          </w:tcPr>
+          <w:p>
+            <w:pPr>
+              <w:rPr>
+                <w:rFonts w:ascii="Times New Roman" w:hAnsi="Times New Roman" w:cs="Times New Roman"/>
+              </w:rPr>
+            </w:pPr>
+            <w:r>
+              <w:rPr>
+                <w:rFonts w:ascii="Times New Roman" w:hAnsi="Times New Roman" w:cs="Times New Roman"/>
+              </w:rPr>
+              <w:t>(</w:t>
+            </w:r>
+          </w:p>
+        </w:tc>
+        <w:tc>
+          <w:tcPr>
+            <w:tcW w:w="1335" w:type="dxa"/>
+          </w:tcPr>
+          <w:p>
+            <w:pPr>
+              <w:rPr>
+                <w:rFonts w:ascii="Times New Roman" w:hAnsi="Times New Roman" w:cs="Times New Roman"/>
+              </w:rPr>
+            </w:pPr>
+            <w:r>
+              <w:rPr>
+                <w:rFonts w:ascii="Times New Roman" w:hAnsi="Times New Roman" w:cs="Times New Roman"/>
+              </w:rPr>
+              <w:t>yes</w:t>
+            </w:r>
+          </w:p>
+        </w:tc>
+        <w:tc>
+          <w:tcPr>
+            <w:tcW w:w="1335" w:type="dxa"/>
+          </w:tcPr>
+          <w:p>
+            <w:pPr>
+              <w:rPr>
+                <w:rFonts w:ascii="Times New Roman" w:hAnsi="Times New Roman" w:cs="Times New Roman"/>
+              </w:rPr>
+            </w:pPr>
+            <w:r>
+              <w:rPr>
+                <w:rFonts w:ascii="Times New Roman" w:hAnsi="Times New Roman" w:cs="Times New Roman"/>
+              </w:rPr>
+              <w:t>$, ), -</w:t>
+            </w:r>
+          </w:p>
+        </w:tc>
+        <w:tc>
+          <w:tcPr>
+            <w:tcW w:w="1335" w:type="dxa"/>
+          </w:tcPr>
+          <w:p>
+            <w:pPr>
+              <w:rPr>
+                <w:rFonts w:ascii="Times New Roman" w:hAnsi="Times New Roman" w:cs="Times New Roman"/>
+              </w:rPr>
+            </w:pPr>
+            <w:r>
+              <w:rPr>
+                <w:rFonts w:ascii="Times New Roman" w:hAnsi="Times New Roman" w:cs="Times New Roman"/>
+              </w:rPr>
+              <w:t>(</w:t>
+            </w:r>
+          </w:p>
+          <w:p>
+            <w:pPr>
+              <w:rPr>
+                <w:rFonts w:ascii="Times New Roman" w:hAnsi="Times New Roman" w:cs="Times New Roman"/>
+              </w:rPr>
+            </w:pPr>
+            <w:r>
+              <w:rPr>
+                <w:rFonts w:ascii="Times New Roman" w:hAnsi="Times New Roman" w:cs="Times New Roman"/>
+              </w:rPr>
+              <w:t>$, ), -</w:t>
+            </w:r>
+          </w:p>
+        </w:tc>
+      </w:tr>
+      <w:tr>
+        <w:tc>
+          <w:tcPr>
+            <w:tcW w:w="1332" w:type="dxa"/>
+            <w:shd w:val="clear" w:color="auto" w:fill="DAE9F7" w:themeFill="text2" w:themeFillTint="1A"/>
+          </w:tcPr>
+          <w:p>
+            <w:pPr>
+              <w:rPr>
+                <w:rFonts w:ascii="Times New Roman" w:hAnsi="Times New Roman" w:cs="Times New Roman"/>
+              </w:rPr>
+            </w:pPr>
+          </w:p>
+        </w:tc>
+        <w:tc>
+          <w:tcPr>
+            <w:tcW w:w="1003" w:type="dxa"/>
+            <w:shd w:val="clear" w:color="auto" w:fill="DAE9F7" w:themeFill="text2" w:themeFillTint="1A"/>
+          </w:tcPr>
+          <w:p>
+            <w:pPr>
+              <w:rPr>
+                <w:rFonts w:ascii="Times New Roman" w:hAnsi="Times New Roman" w:cs="Times New Roman"/>
+              </w:rPr>
+            </w:pPr>
+          </w:p>
+        </w:tc>
+        <w:tc>
+          <w:tcPr>
+            <w:tcW w:w="1676" w:type="dxa"/>
+            <w:shd w:val="clear" w:color="auto" w:fill="DAE9F7" w:themeFill="text2" w:themeFillTint="1A"/>
+          </w:tcPr>
+          <w:p>
+            <w:pPr>
+              <w:rPr>
+                <w:rFonts w:ascii="Times New Roman" w:hAnsi="Times New Roman" w:cs="Times New Roman"/>
+              </w:rPr>
+            </w:pPr>
+          </w:p>
+        </w:tc>
+        <w:tc>
+          <w:tcPr>
+            <w:tcW w:w="1334" w:type="dxa"/>
+            <w:shd w:val="clear" w:color="auto" w:fill="DAE9F7" w:themeFill="text2" w:themeFillTint="1A"/>
+          </w:tcPr>
+          <w:p>
+            <w:pPr>
+              <w:rPr>
+                <w:rFonts w:ascii="Times New Roman" w:hAnsi="Times New Roman" w:cs="Times New Roman"/>
+              </w:rPr>
+            </w:pPr>
+          </w:p>
+        </w:tc>
+        <w:tc>
+          <w:tcPr>
+            <w:tcW w:w="1335" w:type="dxa"/>
+            <w:shd w:val="clear" w:color="auto" w:fill="DAE9F7" w:themeFill="text2" w:themeFillTint="1A"/>
+          </w:tcPr>
+          <w:p>
+            <w:pPr>
+              <w:rPr>
+                <w:rFonts w:ascii="Times New Roman" w:hAnsi="Times New Roman" w:cs="Times New Roman"/>
+              </w:rPr>
+            </w:pPr>
+          </w:p>
+        </w:tc>
+        <w:tc>
+          <w:tcPr>
+            <w:tcW w:w="1335" w:type="dxa"/>
+            <w:shd w:val="clear" w:color="auto" w:fill="DAE9F7" w:themeFill="text2" w:themeFillTint="1A"/>
+          </w:tcPr>
+          <w:p>
+            <w:pPr>
+              <w:rPr>
+                <w:rFonts w:ascii="Times New Roman" w:hAnsi="Times New Roman" w:cs="Times New Roman"/>
+              </w:rPr>
+            </w:pPr>
+          </w:p>
+        </w:tc>
+        <w:tc>
+          <w:tcPr>
+            <w:tcW w:w="1335" w:type="dxa"/>
+            <w:shd w:val="clear" w:color="auto" w:fill="DAE9F7" w:themeFill="text2" w:themeFillTint="1A"/>
+          </w:tcPr>
+          <w:p>
+            <w:pPr>
+              <w:rPr>
+                <w:rFonts w:ascii="Times New Roman" w:hAnsi="Times New Roman" w:cs="Times New Roman"/>
+              </w:rPr>
+            </w:pPr>
+          </w:p>
+        </w:tc>
+      </w:tr>
+    </w:tbl>
+    <w:p>
+      <w:pPr>
+        <w:rPr>
+          <w:rFonts w:ascii="Times New Roman" w:hAnsi="Times New Roman" w:cs="Times New Roman"/>
+          <w:b/>
+          <w:bCs/>
+          <w:i/>
+          <w:iCs/>
+        </w:rPr>
+      </w:pPr>
+      <w:r>
+        <w:rPr>
+          <w:rFonts w:ascii="Times New Roman" w:hAnsi="Times New Roman" w:cs="Times New Roman"/>
+          <w:b/>
+          <w:bCs/>
+          <w:i/>
+          <w:iCs/>
+        </w:rPr>
+        <w:t>Step 3:</w:t>
+      </w:r>
+      <w:r>
+        <w:rPr>
+          <w:rFonts w:ascii="Times New Roman" w:hAnsi="Times New Roman" w:cs="Times New Roman"/>
+          <w:b/>
+          <w:bCs/>
+          <w:i/>
+          <w:iCs/>
+        </w:rPr>
+        <w:t xml:space="preserve"> Parse Table</w:t>
+      </w:r>
+    </w:p>
+    <w:tbl>
+      <w:tblPr>
+        <w:tblStyle w:val="GridTable1Light"/>
+        <w:tblW w:w="0" w:type="auto"/>
+        <w:tblLook w:val="04A0" w:firstRow="1" w:lastRow="0" w:firstColumn="1" w:lastColumn="0" w:noHBand="0" w:noVBand="1"/>
+      </w:tblPr>
+      <w:tblGrid>
+        <w:gridCol w:w="1558"/>
+        <w:gridCol w:w="1558"/>
+        <w:gridCol w:w="1558"/>
+        <w:gridCol w:w="1558"/>
+        <w:gridCol w:w="1559"/>
+        <w:gridCol w:w="1559"/>
+      </w:tblGrid>
+      <w:tr>
+        <w:trPr>
+          <w:cnfStyle w:val="100000000000" w:firstRow="1" w:lastRow="0" w:firstColumn="0" w:lastColumn="0" w:oddVBand="0" w:evenVBand="0" w:oddHBand="0" w:evenHBand="0" w:firstRowFirstColumn="0" w:firstRowLastColumn="0" w:lastRowFirstColumn="0" w:lastRowLastColumn="0"/>
+        </w:trPr>
+        <w:tc>
+          <w:tcPr>
+            <w:cnfStyle w:val="001000000000" w:firstRow="0" w:lastRow="0" w:firstColumn="1" w:lastColumn="0" w:oddVBand="0" w:evenVBand="0" w:oddHBand="0" w:evenHBand="0" w:firstRowFirstColumn="0" w:firstRowLastColumn="0" w:lastRowFirstColumn="0" w:lastRowLastColumn="0"/>
+            <w:tcW w:w="1558" w:type="dxa"/>
+            <w:shd w:val="clear" w:color="auto" w:fill="DAE9F7" w:themeFill="text2" w:themeFillTint="1A"/>
+          </w:tcPr>
+          <w:p>
+            <w:pPr>
+              <w:jc w:val="center"/>
+              <w:rPr>
+                <w:rFonts w:ascii="Times New Roman" w:hAnsi="Times New Roman" w:cs="Times New Roman"/>
+              </w:rPr>
+            </w:pPr>
+            <w:r>
+              <w:rPr>
+                <w:rFonts w:ascii="Times New Roman" w:hAnsi="Times New Roman" w:cs="Times New Roman"/>
+              </w:rPr>
+              <w:t xml:space="preserve">Nonterminal </w:t>
+            </w:r>
+          </w:p>
+        </w:tc>
+        <w:tc>
+          <w:tcPr>
+            <w:tcW w:w="1558" w:type="dxa"/>
+            <w:shd w:val="clear" w:color="auto" w:fill="DAE9F7" w:themeFill="text2" w:themeFillTint="1A"/>
+          </w:tcPr>
+          <w:p>
+            <w:pPr>
+              <w:jc w:val="center"/>
+              <w:cnfStyle w:val="100000000000" w:firstRow="1" w:lastRow="0" w:firstColumn="0" w:lastColumn="0" w:oddVBand="0" w:evenVBand="0" w:oddHBand="0" w:evenHBand="0" w:firstRowFirstColumn="0" w:firstRowLastColumn="0" w:lastRowFirstColumn="0" w:lastRowLastColumn="0"/>
+              <w:rPr>
+                <w:rFonts w:ascii="Times New Roman" w:hAnsi="Times New Roman" w:cs="Times New Roman"/>
+                <w:b w:val="0"/>
+                <w:bCs w:val="0"/>
+              </w:rPr>
+            </w:pPr>
+            <w:r>
+              <w:rPr>
+                <w:rFonts w:ascii="Times New Roman" w:hAnsi="Times New Roman" w:cs="Times New Roman"/>
+                <w:b w:val="0"/>
+                <w:bCs w:val="0"/>
+              </w:rPr>
+              <w:t>id</w:t>
+            </w:r>
+          </w:p>
+        </w:tc>
+        <w:tc>
+          <w:tcPr>
+            <w:tcW w:w="1558" w:type="dxa"/>
+            <w:shd w:val="clear" w:color="auto" w:fill="DAE9F7" w:themeFill="text2" w:themeFillTint="1A"/>
+          </w:tcPr>
+          <w:p>
+            <w:pPr>
+              <w:jc w:val="center"/>
+              <w:cnfStyle w:val="100000000000" w:firstRow="1" w:lastRow="0" w:firstColumn="0" w:lastColumn="0" w:oddVBand="0" w:evenVBand="0" w:oddHBand="0" w:evenHBand="0" w:firstRowFirstColumn="0" w:firstRowLastColumn="0" w:lastRowFirstColumn="0" w:lastRowLastColumn="0"/>
+              <w:rPr>
+                <w:rFonts w:ascii="Times New Roman" w:hAnsi="Times New Roman" w:cs="Times New Roman"/>
+              </w:rPr>
+            </w:pPr>
+            <w:r>
+              <w:rPr>
+                <w:rFonts w:ascii="Times New Roman" w:hAnsi="Times New Roman" w:cs="Times New Roman"/>
+              </w:rPr>
+              <w:t>-</w:t>
+            </w:r>
+          </w:p>
+        </w:tc>
+        <w:tc>
+          <w:tcPr>
+            <w:tcW w:w="1558" w:type="dxa"/>
+            <w:shd w:val="clear" w:color="auto" w:fill="DAE9F7" w:themeFill="text2" w:themeFillTint="1A"/>
+          </w:tcPr>
+          <w:p>
+            <w:pPr>
+              <w:jc w:val="center"/>
+              <w:cnfStyle w:val="100000000000" w:firstRow="1" w:lastRow="0" w:firstColumn="0" w:lastColumn="0" w:oddVBand="0" w:evenVBand="0" w:oddHBand="0" w:evenHBand="0" w:firstRowFirstColumn="0" w:firstRowLastColumn="0" w:lastRowFirstColumn="0" w:lastRowLastColumn="0"/>
+              <w:rPr>
+                <w:rFonts w:ascii="Times New Roman" w:hAnsi="Times New Roman" w:cs="Times New Roman"/>
+              </w:rPr>
+            </w:pPr>
+            <w:r>
+              <w:rPr>
+                <w:rFonts w:ascii="Times New Roman" w:hAnsi="Times New Roman" w:cs="Times New Roman"/>
+              </w:rPr>
+              <w:t>(</w:t>
+            </w:r>
+          </w:p>
+        </w:tc>
+        <w:tc>
+          <w:tcPr>
+            <w:tcW w:w="1559" w:type="dxa"/>
+            <w:shd w:val="clear" w:color="auto" w:fill="DAE9F7" w:themeFill="text2" w:themeFillTint="1A"/>
+          </w:tcPr>
+          <w:p>
+            <w:pPr>
+              <w:jc w:val="center"/>
+              <w:cnfStyle w:val="100000000000" w:firstRow="1" w:lastRow="0" w:firstColumn="0" w:lastColumn="0" w:oddVBand="0" w:evenVBand="0" w:oddHBand="0" w:evenHBand="0" w:firstRowFirstColumn="0" w:firstRowLastColumn="0" w:lastRowFirstColumn="0" w:lastRowLastColumn="0"/>
+              <w:rPr>
+                <w:rFonts w:ascii="Times New Roman" w:hAnsi="Times New Roman" w:cs="Times New Roman"/>
+              </w:rPr>
+            </w:pPr>
+            <w:r>
+              <w:rPr>
+                <w:rFonts w:ascii="Times New Roman" w:hAnsi="Times New Roman" w:cs="Times New Roman"/>
+              </w:rPr>
+              <w:t>)</w:t>
+            </w:r>
+          </w:p>
+        </w:tc>
+        <w:tc>
+          <w:tcPr>
+            <w:tcW w:w="1559" w:type="dxa"/>
+            <w:shd w:val="clear" w:color="auto" w:fill="DAE9F7" w:themeFill="text2" w:themeFillTint="1A"/>
+          </w:tcPr>
+          <w:p>
+            <w:pPr>
+              <w:jc w:val="center"/>
+              <w:cnfStyle w:val="100000000000" w:firstRow="1" w:lastRow="0" w:firstColumn="0" w:lastColumn="0" w:oddVBand="0" w:evenVBand="0" w:oddHBand="0" w:evenHBand="0" w:firstRowFirstColumn="0" w:firstRowLastColumn="0" w:lastRowFirstColumn="0" w:lastRowLastColumn="0"/>
+              <w:rPr>
+                <w:rFonts w:ascii="Times New Roman" w:hAnsi="Times New Roman" w:cs="Times New Roman"/>
+              </w:rPr>
+            </w:pPr>
+            <w:r>
+              <w:rPr>
+                <w:rFonts w:ascii="Times New Roman" w:hAnsi="Times New Roman" w:cs="Times New Roman"/>
+              </w:rPr>
+              <w:t>$</w:t>
+            </w:r>
+          </w:p>
+        </w:tc>
+      </w:tr>
+      <w:tr>
+        <w:tc>
+          <w:tcPr>
+            <w:cnfStyle w:val="001000000000" w:firstRow="0" w:lastRow="0" w:firstColumn="1" w:lastColumn="0" w:oddVBand="0" w:evenVBand="0" w:oddHBand="0" w:evenHBand="0" w:firstRowFirstColumn="0" w:firstRowLastColumn="0" w:lastRowFirstColumn="0" w:lastRowLastColumn="0"/>
+            <w:tcW w:w="1558" w:type="dxa"/>
+            <w:shd w:val="clear" w:color="auto" w:fill="DAE9F7" w:themeFill="text2" w:themeFillTint="1A"/>
+          </w:tcPr>
+          <w:p>
+            <w:pPr>
+              <w:jc w:val="center"/>
+              <w:rPr>
+                <w:rFonts w:ascii="Times New Roman" w:hAnsi="Times New Roman" w:cs="Times New Roman"/>
+                <w:i/>
+                <w:iCs/>
+              </w:rPr>
+            </w:pPr>
+            <w:r>
+              <w:rPr>
+                <w:rFonts w:ascii="Times New Roman" w:hAnsi="Times New Roman" w:cs="Times New Roman"/>
+                <w:i/>
+                <w:iCs/>
+              </w:rPr>
+              <w:t>Expr</w:t>
+            </w:r>
+          </w:p>
+        </w:tc>
+        <w:tc>
+          <w:tcPr>
+            <w:tcW w:w="1558" w:type="dxa"/>
+          </w:tcPr>
+          <w:p>
+            <w:pPr>
+              <w:jc w:val="center"/>
+              <w:cnfStyle w:val="000000000000" w:firstRow="0" w:lastRow="0" w:firstColumn="0" w:lastColumn="0" w:oddVBand="0" w:evenVBand="0" w:oddHBand="0" w:evenHBand="0" w:firstRowFirstColumn="0" w:firstRowLastColumn="0" w:lastRowFirstColumn="0" w:lastRowLastColumn="0"/>
+              <w:rPr>
+                <w:rFonts w:ascii="Times New Roman" w:hAnsi="Times New Roman" w:cs="Times New Roman"/>
+              </w:rPr>
+            </w:pPr>
+            <w:r>
+              <w:rPr>
+                <w:rFonts w:ascii="Times New Roman" w:hAnsi="Times New Roman" w:cs="Times New Roman"/>
+              </w:rPr>
+              <w:t>3</w:t>
+            </w:r>
+          </w:p>
+        </w:tc>
+        <w:tc>
+          <w:tcPr>
+            <w:tcW w:w="1558" w:type="dxa"/>
+          </w:tcPr>
+          <w:p>
+            <w:pPr>
+              <w:jc w:val="center"/>
+              <w:cnfStyle w:val="000000000000" w:firstRow="0" w:lastRow="0" w:firstColumn="0" w:lastColumn="0" w:oddVBand="0" w:evenVBand="0" w:oddHBand="0" w:evenHBand="0" w:firstRowFirstColumn="0" w:firstRowLastColumn="0" w:lastRowFirstColumn="0" w:lastRowLastColumn="0"/>
+              <w:rPr>
+                <w:rFonts w:ascii="Times New Roman" w:hAnsi="Times New Roman" w:cs="Times New Roman"/>
+              </w:rPr>
+            </w:pPr>
+            <w:r>
+              <w:rPr>
+                <w:rFonts w:ascii="Times New Roman" w:hAnsi="Times New Roman" w:cs="Times New Roman"/>
+              </w:rPr>
+              <w:t>1</w:t>
+            </w:r>
+          </w:p>
+        </w:tc>
+        <w:tc>
+          <w:tcPr>
+            <w:tcW w:w="1558" w:type="dxa"/>
+          </w:tcPr>
+          <w:p>
+            <w:pPr>
+              <w:jc w:val="center"/>
+              <w:cnfStyle w:val="000000000000" w:firstRow="0" w:lastRow="0" w:firstColumn="0" w:lastColumn="0" w:oddVBand="0" w:evenVBand="0" w:oddHBand="0" w:evenHBand="0" w:firstRowFirstColumn="0" w:firstRowLastColumn="0" w:lastRowFirstColumn="0" w:lastRowLastColumn="0"/>
+              <w:rPr>
+                <w:rFonts w:ascii="Times New Roman" w:hAnsi="Times New Roman" w:cs="Times New Roman"/>
+              </w:rPr>
+            </w:pPr>
+            <w:r>
+              <w:rPr>
+                <w:rFonts w:ascii="Times New Roman" w:hAnsi="Times New Roman" w:cs="Times New Roman"/>
+              </w:rPr>
+              <w:t>2</w:t>
+            </w:r>
+          </w:p>
+        </w:tc>
+        <w:tc>
+          <w:tcPr>
+            <w:tcW w:w="1559" w:type="dxa"/>
+          </w:tcPr>
+          <w:p>
+            <w:pPr>
+              <w:jc w:val="center"/>
+              <w:cnfStyle w:val="000000000000" w:firstRow="0" w:lastRow="0" w:firstColumn="0" w:lastColumn="0" w:oddVBand="0" w:evenVBand="0" w:oddHBand="0" w:evenHBand="0" w:firstRowFirstColumn="0" w:firstRowLastColumn="0" w:lastRowFirstColumn="0" w:lastRowLastColumn="0"/>
+              <w:rPr>
+                <w:rFonts w:ascii="Times New Roman" w:hAnsi="Times New Roman" w:cs="Times New Roman"/>
+              </w:rPr>
+            </w:pPr>
+          </w:p>
+        </w:tc>
+        <w:tc>
+          <w:tcPr>
+            <w:tcW w:w="1559" w:type="dxa"/>
+          </w:tcPr>
+          <w:p>
+            <w:pPr>
+              <w:jc w:val="center"/>
+              <w:cnfStyle w:val="000000000000" w:firstRow="0" w:lastRow="0" w:firstColumn="0" w:lastColumn="0" w:oddVBand="0" w:evenVBand="0" w:oddHBand="0" w:evenHBand="0" w:firstRowFirstColumn="0" w:firstRowLastColumn="0" w:lastRowFirstColumn="0" w:lastRowLastColumn="0"/>
+              <w:rPr>
+                <w:rFonts w:ascii="Times New Roman" w:hAnsi="Times New Roman" w:cs="Times New Roman"/>
+              </w:rPr>
+            </w:pPr>
+          </w:p>
+        </w:tc>
+      </w:tr>
+      <w:tr>
+        <w:tc>
+          <w:tcPr>
+            <w:cnfStyle w:val="001000000000" w:firstRow="0" w:lastRow="0" w:firstColumn="1" w:lastColumn="0" w:oddVBand="0" w:evenVBand="0" w:oddHBand="0" w:evenHBand="0" w:firstRowFirstColumn="0" w:firstRowLastColumn="0" w:lastRowFirstColumn="0" w:lastRowLastColumn="0"/>
+            <w:tcW w:w="1558" w:type="dxa"/>
+            <w:shd w:val="clear" w:color="auto" w:fill="DAE9F7" w:themeFill="text2" w:themeFillTint="1A"/>
+          </w:tcPr>
+          <w:p>
+            <w:pPr>
+              <w:jc w:val="center"/>
+              <w:rPr>
+                <w:rFonts w:ascii="Times New Roman" w:hAnsi="Times New Roman" w:cs="Times New Roman"/>
+              </w:rPr>
+            </w:pPr>
+            <w:r>
+              <w:rPr>
+                <w:rFonts w:ascii="Times New Roman" w:hAnsi="Times New Roman" w:cs="Times New Roman"/>
+              </w:rPr>
+              <w:t>ExprTail</w:t>
+            </w:r>
+          </w:p>
+        </w:tc>
+        <w:tc>
+          <w:tcPr>
+            <w:tcW w:w="1558" w:type="dxa"/>
+          </w:tcPr>
+          <w:p>
+            <w:pPr>
+              <w:jc w:val="center"/>
+              <w:cnfStyle w:val="000000000000" w:firstRow="0" w:lastRow="0" w:firstColumn="0" w:lastColumn="0" w:oddVBand="0" w:evenVBand="0" w:oddHBand="0" w:evenHBand="0" w:firstRowFirstColumn="0" w:firstRowLastColumn="0" w:lastRowFirstColumn="0" w:lastRowLastColumn="0"/>
+              <w:rPr>
+                <w:rFonts w:ascii="Times New Roman" w:hAnsi="Times New Roman" w:cs="Times New Roman"/>
+              </w:rPr>
+            </w:pPr>
+          </w:p>
+        </w:tc>
+        <w:tc>
+          <w:tcPr>
+            <w:tcW w:w="1558" w:type="dxa"/>
+          </w:tcPr>
+          <w:p>
+            <w:pPr>
+              <w:jc w:val="center"/>
+              <w:cnfStyle w:val="000000000000" w:firstRow="0" w:lastRow="0" w:firstColumn="0" w:lastColumn="0" w:oddVBand="0" w:evenVBand="0" w:oddHBand="0" w:evenHBand="0" w:firstRowFirstColumn="0" w:firstRowLastColumn="0" w:lastRowFirstColumn="0" w:lastRowLastColumn="0"/>
+              <w:rPr>
+                <w:rFonts w:ascii="Times New Roman" w:hAnsi="Times New Roman" w:cs="Times New Roman"/>
+              </w:rPr>
+            </w:pPr>
+            <w:r>
+              <w:rPr>
+                <w:rFonts w:ascii="Times New Roman" w:hAnsi="Times New Roman" w:cs="Times New Roman"/>
+              </w:rPr>
+              <w:t>4</w:t>
+            </w:r>
+          </w:p>
+        </w:tc>
+        <w:tc>
+          <w:tcPr>
+            <w:tcW w:w="1558" w:type="dxa"/>
+          </w:tcPr>
+          <w:p>
+            <w:pPr>
+              <w:jc w:val="center"/>
+              <w:cnfStyle w:val="000000000000" w:firstRow="0" w:lastRow="0" w:firstColumn="0" w:lastColumn="0" w:oddVBand="0" w:evenVBand="0" w:oddHBand="0" w:evenHBand="0" w:firstRowFirstColumn="0" w:firstRowLastColumn="0" w:lastRowFirstColumn="0" w:lastRowLastColumn="0"/>
+              <w:rPr>
+                <w:rFonts w:ascii="Times New Roman" w:hAnsi="Times New Roman" w:cs="Times New Roman"/>
+              </w:rPr>
+            </w:pPr>
+          </w:p>
+        </w:tc>
+        <w:tc>
+          <w:tcPr>
+            <w:tcW w:w="1559" w:type="dxa"/>
+          </w:tcPr>
+          <w:p>
+            <w:pPr>
+              <w:jc w:val="center"/>
+              <w:cnfStyle w:val="000000000000" w:firstRow="0" w:lastRow="0" w:firstColumn="0" w:lastColumn="0" w:oddVBand="0" w:evenVBand="0" w:oddHBand="0" w:evenHBand="0" w:firstRowFirstColumn="0" w:firstRowLastColumn="0" w:lastRowFirstColumn="0" w:lastRowLastColumn="0"/>
+              <w:rPr>
+                <w:rFonts w:ascii="Times New Roman" w:hAnsi="Times New Roman" w:cs="Times New Roman"/>
+              </w:rPr>
+            </w:pPr>
+            <w:r>
+              <w:rPr>
+                <w:rFonts w:ascii="Times New Roman" w:hAnsi="Times New Roman" w:cs="Times New Roman"/>
+              </w:rPr>
+              <w:t>5</w:t>
+            </w:r>
+          </w:p>
+        </w:tc>
+        <w:tc>
+          <w:tcPr>
+            <w:tcW w:w="1559" w:type="dxa"/>
+          </w:tcPr>
+          <w:p>
+            <w:pPr>
+              <w:jc w:val="center"/>
+              <w:cnfStyle w:val="000000000000" w:firstRow="0" w:lastRow="0" w:firstColumn="0" w:lastColumn="0" w:oddVBand="0" w:evenVBand="0" w:oddHBand="0" w:evenHBand="0" w:firstRowFirstColumn="0" w:firstRowLastColumn="0" w:lastRowFirstColumn="0" w:lastRowLastColumn="0"/>
+              <w:rPr>
+                <w:rFonts w:ascii="Times New Roman" w:hAnsi="Times New Roman" w:cs="Times New Roman"/>
+              </w:rPr>
+            </w:pPr>
+            <w:r>
+              <w:rPr>
+                <w:rFonts w:ascii="Times New Roman" w:hAnsi="Times New Roman" w:cs="Times New Roman"/>
+              </w:rPr>
+              <w:t>5</w:t>
+            </w:r>
+          </w:p>
+        </w:tc>
+      </w:tr>
+      <w:tr>
+        <w:tc>
+          <w:tcPr>
+            <w:cnfStyle w:val="001000000000" w:firstRow="0" w:lastRow="0" w:firstColumn="1" w:lastColumn="0" w:oddVBand="0" w:evenVBand="0" w:oddHBand="0" w:evenHBand="0" w:firstRowFirstColumn="0" w:firstRowLastColumn="0" w:lastRowFirstColumn="0" w:lastRowLastColumn="0"/>
+            <w:tcW w:w="1558" w:type="dxa"/>
+            <w:shd w:val="clear" w:color="auto" w:fill="DAE9F7" w:themeFill="text2" w:themeFillTint="1A"/>
+          </w:tcPr>
+          <w:p>
+            <w:pPr>
+              <w:jc w:val="center"/>
+              <w:rPr>
+                <w:rFonts w:ascii="Times New Roman" w:hAnsi="Times New Roman" w:cs="Times New Roman"/>
+              </w:rPr>
+            </w:pPr>
+            <w:r>
+              <w:rPr>
+                <w:rFonts w:ascii="Times New Roman" w:hAnsi="Times New Roman" w:cs="Times New Roman"/>
+              </w:rPr>
+              <w:t>Var</w:t>
+            </w:r>
+          </w:p>
+        </w:tc>
+        <w:tc>
+          <w:tcPr>
+            <w:tcW w:w="1558" w:type="dxa"/>
+          </w:tcPr>
+          <w:p>
+            <w:pPr>
+              <w:jc w:val="center"/>
+              <w:cnfStyle w:val="000000000000" w:firstRow="0" w:lastRow="0" w:firstColumn="0" w:lastColumn="0" w:oddVBand="0" w:evenVBand="0" w:oddHBand="0" w:evenHBand="0" w:firstRowFirstColumn="0" w:firstRowLastColumn="0" w:lastRowFirstColumn="0" w:lastRowLastColumn="0"/>
+              <w:rPr>
+                <w:rFonts w:ascii="Times New Roman" w:hAnsi="Times New Roman" w:cs="Times New Roman"/>
+              </w:rPr>
+            </w:pPr>
+            <w:r>
+              <w:rPr>
+                <w:rFonts w:ascii="Times New Roman" w:hAnsi="Times New Roman" w:cs="Times New Roman"/>
+              </w:rPr>
+              <w:t>6</w:t>
+            </w:r>
+          </w:p>
+        </w:tc>
+        <w:tc>
+          <w:tcPr>
+            <w:tcW w:w="1558" w:type="dxa"/>
+          </w:tcPr>
+          <w:p>
+            <w:pPr>
+              <w:jc w:val="center"/>
+              <w:cnfStyle w:val="000000000000" w:firstRow="0" w:lastRow="0" w:firstColumn="0" w:lastColumn="0" w:oddVBand="0" w:evenVBand="0" w:oddHBand="0" w:evenHBand="0" w:firstRowFirstColumn="0" w:firstRowLastColumn="0" w:lastRowFirstColumn="0" w:lastRowLastColumn="0"/>
+              <w:rPr>
+                <w:rFonts w:ascii="Times New Roman" w:hAnsi="Times New Roman" w:cs="Times New Roman"/>
+              </w:rPr>
+            </w:pPr>
+          </w:p>
+        </w:tc>
+        <w:tc>
+          <w:tcPr>
+            <w:tcW w:w="1558" w:type="dxa"/>
+          </w:tcPr>
+          <w:p>
+            <w:pPr>
+              <w:jc w:val="center"/>
+              <w:cnfStyle w:val="000000000000" w:firstRow="0" w:lastRow="0" w:firstColumn="0" w:lastColumn="0" w:oddVBand="0" w:evenVBand="0" w:oddHBand="0" w:evenHBand="0" w:firstRowFirstColumn="0" w:firstRowLastColumn="0" w:lastRowFirstColumn="0" w:lastRowLastColumn="0"/>
+              <w:rPr>
+                <w:rFonts w:ascii="Times New Roman" w:hAnsi="Times New Roman" w:cs="Times New Roman"/>
+              </w:rPr>
+            </w:pPr>
+          </w:p>
+        </w:tc>
+        <w:tc>
+          <w:tcPr>
+            <w:tcW w:w="1559" w:type="dxa"/>
+          </w:tcPr>
+          <w:p>
+            <w:pPr>
+              <w:jc w:val="center"/>
+              <w:cnfStyle w:val="000000000000" w:firstRow="0" w:lastRow="0" w:firstColumn="0" w:lastColumn="0" w:oddVBand="0" w:evenVBand="0" w:oddHBand="0" w:evenHBand="0" w:firstRowFirstColumn="0" w:firstRowLastColumn="0" w:lastRowFirstColumn="0" w:lastRowLastColumn="0"/>
+              <w:rPr>
+                <w:rFonts w:ascii="Times New Roman" w:hAnsi="Times New Roman" w:cs="Times New Roman"/>
+              </w:rPr>
+            </w:pPr>
+          </w:p>
+        </w:tc>
+        <w:tc>
+          <w:tcPr>
+            <w:tcW w:w="1559" w:type="dxa"/>
+          </w:tcPr>
+          <w:p>
+            <w:pPr>
+              <w:jc w:val="center"/>
+              <w:cnfStyle w:val="000000000000" w:firstRow="0" w:lastRow="0" w:firstColumn="0" w:lastColumn="0" w:oddVBand="0" w:evenVBand="0" w:oddHBand="0" w:evenHBand="0" w:firstRowFirstColumn="0" w:firstRowLastColumn="0" w:lastRowFirstColumn="0" w:lastRowLastColumn="0"/>
+              <w:rPr>
+                <w:rFonts w:ascii="Times New Roman" w:hAnsi="Times New Roman" w:cs="Times New Roman"/>
+              </w:rPr>
+            </w:pPr>
+          </w:p>
+        </w:tc>
+      </w:tr>
+      <w:tr>
+        <w:tc>
+          <w:tcPr>
+            <w:cnfStyle w:val="001000000000" w:firstRow="0" w:lastRow="0" w:firstColumn="1" w:lastColumn="0" w:oddVBand="0" w:evenVBand="0" w:oddHBand="0" w:evenHBand="0" w:firstRowFirstColumn="0" w:firstRowLastColumn="0" w:lastRowFirstColumn="0" w:lastRowLastColumn="0"/>
+            <w:tcW w:w="1558" w:type="dxa"/>
+            <w:shd w:val="clear" w:color="auto" w:fill="DAE9F7" w:themeFill="text2" w:themeFillTint="1A"/>
+          </w:tcPr>
+          <w:p>
+            <w:pPr>
+              <w:jc w:val="center"/>
+              <w:rPr>
+                <w:rFonts w:ascii="Times New Roman" w:hAnsi="Times New Roman" w:cs="Times New Roman"/>
+              </w:rPr>
+            </w:pPr>
+            <w:r>
+              <w:rPr>
+                <w:rFonts w:ascii="Times New Roman" w:hAnsi="Times New Roman" w:cs="Times New Roman"/>
+              </w:rPr>
+              <w:t>VarTail</w:t>
+            </w:r>
+          </w:p>
+        </w:tc>
+        <w:tc>
+          <w:tcPr>
+            <w:tcW w:w="1558" w:type="dxa"/>
+          </w:tcPr>
+          <w:p>
+            <w:pPr>
+              <w:jc w:val="center"/>
+              <w:cnfStyle w:val="000000000000" w:firstRow="0" w:lastRow="0" w:firstColumn="0" w:lastColumn="0" w:oddVBand="0" w:evenVBand="0" w:oddHBand="0" w:evenHBand="0" w:firstRowFirstColumn="0" w:firstRowLastColumn="0" w:lastRowFirstColumn="0" w:lastRowLastColumn="0"/>
+              <w:rPr>
+                <w:rFonts w:ascii="Times New Roman" w:hAnsi="Times New Roman" w:cs="Times New Roman"/>
+              </w:rPr>
+            </w:pPr>
+          </w:p>
+        </w:tc>
+        <w:tc>
+          <w:tcPr>
+            <w:tcW w:w="1558" w:type="dxa"/>
+          </w:tcPr>
+          <w:p>
+            <w:pPr>
+              <w:jc w:val="center"/>
+              <w:cnfStyle w:val="000000000000" w:firstRow="0" w:lastRow="0" w:firstColumn="0" w:lastColumn="0" w:oddVBand="0" w:evenVBand="0" w:oddHBand="0" w:evenHBand="0" w:firstRowFirstColumn="0" w:firstRowLastColumn="0" w:lastRowFirstColumn="0" w:lastRowLastColumn="0"/>
+              <w:rPr>
+                <w:rFonts w:ascii="Times New Roman" w:hAnsi="Times New Roman" w:cs="Times New Roman"/>
+              </w:rPr>
+            </w:pPr>
+            <w:r>
+              <w:rPr>
+                <w:rFonts w:ascii="Times New Roman" w:hAnsi="Times New Roman" w:cs="Times New Roman"/>
+              </w:rPr>
+              <w:t>8</w:t>
+            </w:r>
+          </w:p>
+        </w:tc>
+        <w:tc>
+          <w:tcPr>
+            <w:tcW w:w="1558" w:type="dxa"/>
+          </w:tcPr>
+          <w:p>
+            <w:pPr>
+              <w:jc w:val="center"/>
+              <w:cnfStyle w:val="000000000000" w:firstRow="0" w:lastRow="0" w:firstColumn="0" w:lastColumn="0" w:oddVBand="0" w:evenVBand="0" w:oddHBand="0" w:evenHBand="0" w:firstRowFirstColumn="0" w:firstRowLastColumn="0" w:lastRowFirstColumn="0" w:lastRowLastColumn="0"/>
+              <w:rPr>
+                <w:rFonts w:ascii="Times New Roman" w:hAnsi="Times New Roman" w:cs="Times New Roman"/>
+              </w:rPr>
+            </w:pPr>
+            <w:r>
+              <w:rPr>
+                <w:rFonts w:ascii="Times New Roman" w:hAnsi="Times New Roman" w:cs="Times New Roman"/>
+              </w:rPr>
+              <w:t>7</w:t>
+            </w:r>
+          </w:p>
+        </w:tc>
+        <w:tc>
+          <w:tcPr>
+            <w:tcW w:w="1559" w:type="dxa"/>
+          </w:tcPr>
+          <w:p>
+            <w:pPr>
+              <w:jc w:val="center"/>
+              <w:cnfStyle w:val="000000000000" w:firstRow="0" w:lastRow="0" w:firstColumn="0" w:lastColumn="0" w:oddVBand="0" w:evenVBand="0" w:oddHBand="0" w:evenHBand="0" w:firstRowFirstColumn="0" w:firstRowLastColumn="0" w:lastRowFirstColumn="0" w:lastRowLastColumn="0"/>
+              <w:rPr>
+                <w:rFonts w:ascii="Times New Roman" w:hAnsi="Times New Roman" w:cs="Times New Roman"/>
+              </w:rPr>
+            </w:pPr>
+            <w:r>
+              <w:rPr>
+                <w:rFonts w:ascii="Times New Roman" w:hAnsi="Times New Roman" w:cs="Times New Roman"/>
+              </w:rPr>
+              <w:t>8</w:t>
+            </w:r>
+          </w:p>
+        </w:tc>
+        <w:tc>
+          <w:tcPr>
+            <w:tcW w:w="1559" w:type="dxa"/>
+          </w:tcPr>
+          <w:p>
+            <w:pPr>
+              <w:jc w:val="center"/>
+              <w:cnfStyle w:val="000000000000" w:firstRow="0" w:lastRow="0" w:firstColumn="0" w:lastColumn="0" w:oddVBand="0" w:evenVBand="0" w:oddHBand="0" w:evenHBand="0" w:firstRowFirstColumn="0" w:firstRowLastColumn="0" w:lastRowFirstColumn="0" w:lastRowLastColumn="0"/>
+              <w:rPr>
+                <w:rFonts w:ascii="Times New Roman" w:hAnsi="Times New Roman" w:cs="Times New Roman"/>
+              </w:rPr>
+            </w:pPr>
+            <w:r>
+              <w:rPr>
+                <w:rFonts w:ascii="Times New Roman" w:hAnsi="Times New Roman" w:cs="Times New Roman"/>
+              </w:rPr>
+              <w:t>8</w:t>
+            </w:r>
+          </w:p>
+        </w:tc>
+      </w:tr>
+      <w:tr>
+        <w:tc>
+          <w:tcPr>
+            <w:cnfStyle w:val="001000000000" w:firstRow="0" w:lastRow="0" w:firstColumn="1" w:lastColumn="0" w:oddVBand="0" w:evenVBand="0" w:oddHBand="0" w:evenHBand="0" w:firstRowFirstColumn="0" w:firstRowLastColumn="0" w:lastRowFirstColumn="0" w:lastRowLastColumn="0"/>
+            <w:tcW w:w="9350" w:type="dxa"/>
+            <w:gridSpan w:val="6"/>
+            <w:shd w:val="clear" w:color="auto" w:fill="DAE9F7" w:themeFill="text2" w:themeFillTint="1A"/>
+          </w:tcPr>
+          <w:p>
+            <w:pPr>
+              <w:jc w:val="center"/>
+              <w:rPr>
+                <w:rFonts w:ascii="Times New Roman" w:hAnsi="Times New Roman" w:cs="Times New Roman"/>
+              </w:rPr>
+            </w:pPr>
+          </w:p>
+        </w:tc>
+      </w:tr>
+    </w:tbl>
+    <w:p>
+      <w:pPr>
+        <w:rPr>
+          <w:rFonts w:ascii="Times New Roman" w:hAnsi="Times New Roman" w:cs="Times New Roman"/>
+        </w:rPr>
+      </w:pPr>
     </w:p>
     <w:sectPr>
       <w:pgSz w:w="12240" w:h="15840"/>
@@ -204,8 +2212,238 @@
       </w:pPr>
     </w:lvl>
   </w:abstractNum>
+  <w:abstractNum w:abstractNumId="1" w15:restartNumberingAfterBreak="0">
+    <w:nsid w:val="22136CDD"/>
+    <w:multiLevelType w:val="hybridMultilevel"/>
+    <w:tmpl w:val="923CA5B0"/>
+    <w:lvl w:ilvl="0" w:tplc="63367298">
+      <w:numFmt w:val="bullet"/>
+      <w:lvlText w:val="-"/>
+      <w:lvlJc w:val="left"/>
+      <w:pPr>
+        <w:ind w:left="720" w:hanging="360"/>
+      </w:pPr>
+      <w:rPr>
+        <w:rFonts w:ascii="Times New Roman" w:eastAsiaTheme="minorHAnsi" w:hAnsi="Times New Roman" w:cs="Times New Roman" w:hint="default"/>
+      </w:rPr>
+    </w:lvl>
+    <w:lvl w:ilvl="1" w:tplc="04090003" w:tentative="1">
+      <w:start w:val="1"/>
+      <w:numFmt w:val="bullet"/>
+      <w:lvlText w:val="o"/>
+      <w:lvlJc w:val="left"/>
+      <w:pPr>
+        <w:ind w:left="1440" w:hanging="360"/>
+      </w:pPr>
+      <w:rPr>
+        <w:rFonts w:ascii="Courier New" w:hAnsi="Courier New" w:cs="Courier New" w:hint="default"/>
+      </w:rPr>
+    </w:lvl>
+    <w:lvl w:ilvl="2" w:tplc="04090005" w:tentative="1">
+      <w:start w:val="1"/>
+      <w:numFmt w:val="bullet"/>
+      <w:lvlText w:val=""/>
+      <w:lvlJc w:val="left"/>
+      <w:pPr>
+        <w:ind w:left="2160" w:hanging="360"/>
+      </w:pPr>
+      <w:rPr>
+        <w:rFonts w:ascii="Wingdings" w:hAnsi="Wingdings" w:hint="default"/>
+      </w:rPr>
+    </w:lvl>
+    <w:lvl w:ilvl="3" w:tplc="04090001" w:tentative="1">
+      <w:start w:val="1"/>
+      <w:numFmt w:val="bullet"/>
+      <w:lvlText w:val=""/>
+      <w:lvlJc w:val="left"/>
+      <w:pPr>
+        <w:ind w:left="2880" w:hanging="360"/>
+      </w:pPr>
+      <w:rPr>
+        <w:rFonts w:ascii="Symbol" w:hAnsi="Symbol" w:hint="default"/>
+      </w:rPr>
+    </w:lvl>
+    <w:lvl w:ilvl="4" w:tplc="04090003" w:tentative="1">
+      <w:start w:val="1"/>
+      <w:numFmt w:val="bullet"/>
+      <w:lvlText w:val="o"/>
+      <w:lvlJc w:val="left"/>
+      <w:pPr>
+        <w:ind w:left="3600" w:hanging="360"/>
+      </w:pPr>
+      <w:rPr>
+        <w:rFonts w:ascii="Courier New" w:hAnsi="Courier New" w:cs="Courier New" w:hint="default"/>
+      </w:rPr>
+    </w:lvl>
+    <w:lvl w:ilvl="5" w:tplc="04090005" w:tentative="1">
+      <w:start w:val="1"/>
+      <w:numFmt w:val="bullet"/>
+      <w:lvlText w:val=""/>
+      <w:lvlJc w:val="left"/>
+      <w:pPr>
+        <w:ind w:left="4320" w:hanging="360"/>
+      </w:pPr>
+      <w:rPr>
+        <w:rFonts w:ascii="Wingdings" w:hAnsi="Wingdings" w:hint="default"/>
+      </w:rPr>
+    </w:lvl>
+    <w:lvl w:ilvl="6" w:tplc="04090001" w:tentative="1">
+      <w:start w:val="1"/>
+      <w:numFmt w:val="bullet"/>
+      <w:lvlText w:val=""/>
+      <w:lvlJc w:val="left"/>
+      <w:pPr>
+        <w:ind w:left="5040" w:hanging="360"/>
+      </w:pPr>
+      <w:rPr>
+        <w:rFonts w:ascii="Symbol" w:hAnsi="Symbol" w:hint="default"/>
+      </w:rPr>
+    </w:lvl>
+    <w:lvl w:ilvl="7" w:tplc="04090003" w:tentative="1">
+      <w:start w:val="1"/>
+      <w:numFmt w:val="bullet"/>
+      <w:lvlText w:val="o"/>
+      <w:lvlJc w:val="left"/>
+      <w:pPr>
+        <w:ind w:left="5760" w:hanging="360"/>
+      </w:pPr>
+      <w:rPr>
+        <w:rFonts w:ascii="Courier New" w:hAnsi="Courier New" w:cs="Courier New" w:hint="default"/>
+      </w:rPr>
+    </w:lvl>
+    <w:lvl w:ilvl="8" w:tplc="04090005" w:tentative="1">
+      <w:start w:val="1"/>
+      <w:numFmt w:val="bullet"/>
+      <w:lvlText w:val=""/>
+      <w:lvlJc w:val="left"/>
+      <w:pPr>
+        <w:ind w:left="6480" w:hanging="360"/>
+      </w:pPr>
+      <w:rPr>
+        <w:rFonts w:ascii="Wingdings" w:hAnsi="Wingdings" w:hint="default"/>
+      </w:rPr>
+    </w:lvl>
+  </w:abstractNum>
+  <w:abstractNum w:abstractNumId="2" w15:restartNumberingAfterBreak="0">
+    <w:nsid w:val="5EA524A4"/>
+    <w:multiLevelType w:val="hybridMultilevel"/>
+    <w:tmpl w:val="F92CDA6E"/>
+    <w:lvl w:ilvl="0" w:tplc="4372E508">
+      <w:numFmt w:val="bullet"/>
+      <w:lvlText w:val="-"/>
+      <w:lvlJc w:val="left"/>
+      <w:pPr>
+        <w:ind w:left="1080" w:hanging="360"/>
+      </w:pPr>
+      <w:rPr>
+        <w:rFonts w:ascii="Times New Roman" w:eastAsiaTheme="minorHAnsi" w:hAnsi="Times New Roman" w:cs="Times New Roman" w:hint="default"/>
+      </w:rPr>
+    </w:lvl>
+    <w:lvl w:ilvl="1" w:tplc="04090003" w:tentative="1">
+      <w:start w:val="1"/>
+      <w:numFmt w:val="bullet"/>
+      <w:lvlText w:val="o"/>
+      <w:lvlJc w:val="left"/>
+      <w:pPr>
+        <w:ind w:left="1800" w:hanging="360"/>
+      </w:pPr>
+      <w:rPr>
+        <w:rFonts w:ascii="Courier New" w:hAnsi="Courier New" w:cs="Courier New" w:hint="default"/>
+      </w:rPr>
+    </w:lvl>
+    <w:lvl w:ilvl="2" w:tplc="04090005" w:tentative="1">
+      <w:start w:val="1"/>
+      <w:numFmt w:val="bullet"/>
+      <w:lvlText w:val=""/>
+      <w:lvlJc w:val="left"/>
+      <w:pPr>
+        <w:ind w:left="2520" w:hanging="360"/>
+      </w:pPr>
+      <w:rPr>
+        <w:rFonts w:ascii="Wingdings" w:hAnsi="Wingdings" w:hint="default"/>
+      </w:rPr>
+    </w:lvl>
+    <w:lvl w:ilvl="3" w:tplc="04090001" w:tentative="1">
+      <w:start w:val="1"/>
+      <w:numFmt w:val="bullet"/>
+      <w:lvlText w:val=""/>
+      <w:lvlJc w:val="left"/>
+      <w:pPr>
+        <w:ind w:left="3240" w:hanging="360"/>
+      </w:pPr>
+      <w:rPr>
+        <w:rFonts w:ascii="Symbol" w:hAnsi="Symbol" w:hint="default"/>
+      </w:rPr>
+    </w:lvl>
+    <w:lvl w:ilvl="4" w:tplc="04090003" w:tentative="1">
+      <w:start w:val="1"/>
+      <w:numFmt w:val="bullet"/>
+      <w:lvlText w:val="o"/>
+      <w:lvlJc w:val="left"/>
+      <w:pPr>
+        <w:ind w:left="3960" w:hanging="360"/>
+      </w:pPr>
+      <w:rPr>
+        <w:rFonts w:ascii="Courier New" w:hAnsi="Courier New" w:cs="Courier New" w:hint="default"/>
+      </w:rPr>
+    </w:lvl>
+    <w:lvl w:ilvl="5" w:tplc="04090005" w:tentative="1">
+      <w:start w:val="1"/>
+      <w:numFmt w:val="bullet"/>
+      <w:lvlText w:val=""/>
+      <w:lvlJc w:val="left"/>
+      <w:pPr>
+        <w:ind w:left="4680" w:hanging="360"/>
+      </w:pPr>
+      <w:rPr>
+        <w:rFonts w:ascii="Wingdings" w:hAnsi="Wingdings" w:hint="default"/>
+      </w:rPr>
+    </w:lvl>
+    <w:lvl w:ilvl="6" w:tplc="04090001" w:tentative="1">
+      <w:start w:val="1"/>
+      <w:numFmt w:val="bullet"/>
+      <w:lvlText w:val=""/>
+      <w:lvlJc w:val="left"/>
+      <w:pPr>
+        <w:ind w:left="5400" w:hanging="360"/>
+      </w:pPr>
+      <w:rPr>
+        <w:rFonts w:ascii="Symbol" w:hAnsi="Symbol" w:hint="default"/>
+      </w:rPr>
+    </w:lvl>
+    <w:lvl w:ilvl="7" w:tplc="04090003" w:tentative="1">
+      <w:start w:val="1"/>
+      <w:numFmt w:val="bullet"/>
+      <w:lvlText w:val="o"/>
+      <w:lvlJc w:val="left"/>
+      <w:pPr>
+        <w:ind w:left="6120" w:hanging="360"/>
+      </w:pPr>
+      <w:rPr>
+        <w:rFonts w:ascii="Courier New" w:hAnsi="Courier New" w:cs="Courier New" w:hint="default"/>
+      </w:rPr>
+    </w:lvl>
+    <w:lvl w:ilvl="8" w:tplc="04090005" w:tentative="1">
+      <w:start w:val="1"/>
+      <w:numFmt w:val="bullet"/>
+      <w:lvlText w:val=""/>
+      <w:lvlJc w:val="left"/>
+      <w:pPr>
+        <w:ind w:left="6840" w:hanging="360"/>
+      </w:pPr>
+      <w:rPr>
+        <w:rFonts w:ascii="Wingdings" w:hAnsi="Wingdings" w:hint="default"/>
+      </w:rPr>
+    </w:lvl>
+  </w:abstractNum>
   <w:num w:numId="1" w16cid:durableId="975372836">
     <w:abstractNumId w:val="0"/>
+  </w:num>
+  <w:num w:numId="2" w16cid:durableId="1774476438">
+    <w:abstractNumId w:val="1"/>
+  </w:num>
+  <w:num w:numId="3" w16cid:durableId="1730372715">
+    <w:abstractNumId w:val="2"/>
   </w:num>
 </w:numbering>
 </file>
@@ -1128,6 +3366,514 @@
       <w:spacing w:val="5"/>
     </w:rPr>
   </w:style>
+  <w:style w:type="table" w:styleId="TableGrid">
+    <w:name w:val="Table Grid"/>
+    <w:basedOn w:val="TableNormal"/>
+    <w:uiPriority w:val="39"/>
+    <w:rsid w:val="001E4F02"/>
+    <w:pPr>
+      <w:spacing w:after="0" w:line="240" w:lineRule="auto"/>
+    </w:pPr>
+    <w:tblPr>
+      <w:tblBorders>
+        <w:top w:val="single" w:sz="4" w:space="0" w:color="auto"/>
+        <w:left w:val="single" w:sz="4" w:space="0" w:color="auto"/>
+        <w:bottom w:val="single" w:sz="4" w:space="0" w:color="auto"/>
+        <w:right w:val="single" w:sz="4" w:space="0" w:color="auto"/>
+        <w:insideH w:val="single" w:sz="4" w:space="0" w:color="auto"/>
+        <w:insideV w:val="single" w:sz="4" w:space="0" w:color="auto"/>
+      </w:tblBorders>
+    </w:tblPr>
+  </w:style>
+  <w:style w:type="table" w:styleId="PlainTable3">
+    <w:name w:val="Plain Table 3"/>
+    <w:basedOn w:val="TableNormal"/>
+    <w:uiPriority w:val="43"/>
+    <w:rsid w:val="00143D34"/>
+    <w:pPr>
+      <w:spacing w:after="0" w:line="240" w:lineRule="auto"/>
+    </w:pPr>
+    <w:tblPr>
+      <w:tblStyleRowBandSize w:val="1"/>
+      <w:tblStyleColBandSize w:val="1"/>
+    </w:tblPr>
+    <w:tblStylePr w:type="firstRow">
+      <w:rPr>
+        <w:b/>
+        <w:bCs/>
+        <w:caps/>
+      </w:rPr>
+      <w:tblPr/>
+      <w:tcPr>
+        <w:tcBorders>
+          <w:bottom w:val="single" w:sz="4" w:space="0" w:color="7F7F7F" w:themeColor="text1" w:themeTint="80"/>
+        </w:tcBorders>
+      </w:tcPr>
+    </w:tblStylePr>
+    <w:tblStylePr w:type="lastRow">
+      <w:rPr>
+        <w:b/>
+        <w:bCs/>
+        <w:caps/>
+      </w:rPr>
+      <w:tblPr/>
+      <w:tcPr>
+        <w:tcBorders>
+          <w:top w:val="nil"/>
+        </w:tcBorders>
+      </w:tcPr>
+    </w:tblStylePr>
+    <w:tblStylePr w:type="firstCol">
+      <w:rPr>
+        <w:b/>
+        <w:bCs/>
+        <w:caps/>
+      </w:rPr>
+      <w:tblPr/>
+      <w:tcPr>
+        <w:tcBorders>
+          <w:right w:val="single" w:sz="4" w:space="0" w:color="7F7F7F" w:themeColor="text1" w:themeTint="80"/>
+        </w:tcBorders>
+      </w:tcPr>
+    </w:tblStylePr>
+    <w:tblStylePr w:type="lastCol">
+      <w:rPr>
+        <w:b/>
+        <w:bCs/>
+        <w:caps/>
+      </w:rPr>
+      <w:tblPr/>
+      <w:tcPr>
+        <w:tcBorders>
+          <w:left w:val="nil"/>
+        </w:tcBorders>
+      </w:tcPr>
+    </w:tblStylePr>
+    <w:tblStylePr w:type="band1Vert">
+      <w:tblPr/>
+      <w:tcPr>
+        <w:shd w:val="clear" w:color="auto" w:fill="F2F2F2" w:themeFill="background1" w:themeFillShade="F2"/>
+      </w:tcPr>
+    </w:tblStylePr>
+    <w:tblStylePr w:type="band1Horz">
+      <w:tblPr/>
+      <w:tcPr>
+        <w:shd w:val="clear" w:color="auto" w:fill="F2F2F2" w:themeFill="background1" w:themeFillShade="F2"/>
+      </w:tcPr>
+    </w:tblStylePr>
+    <w:tblStylePr w:type="neCell">
+      <w:tblPr/>
+      <w:tcPr>
+        <w:tcBorders>
+          <w:left w:val="nil"/>
+        </w:tcBorders>
+      </w:tcPr>
+    </w:tblStylePr>
+    <w:tblStylePr w:type="nwCell">
+      <w:tblPr/>
+      <w:tcPr>
+        <w:tcBorders>
+          <w:right w:val="nil"/>
+        </w:tcBorders>
+      </w:tcPr>
+    </w:tblStylePr>
+  </w:style>
+  <w:style w:type="table" w:styleId="GridTable1Light">
+    <w:name w:val="Grid Table 1 Light"/>
+    <w:basedOn w:val="TableNormal"/>
+    <w:uiPriority w:val="46"/>
+    <w:rsid w:val="00143D34"/>
+    <w:pPr>
+      <w:spacing w:after="0" w:line="240" w:lineRule="auto"/>
+    </w:pPr>
+    <w:tblPr>
+      <w:tblStyleRowBandSize w:val="1"/>
+      <w:tblStyleColBandSize w:val="1"/>
+      <w:tblBorders>
+        <w:top w:val="single" w:sz="4" w:space="0" w:color="999999" w:themeColor="text1" w:themeTint="66"/>
+        <w:left w:val="single" w:sz="4" w:space="0" w:color="999999" w:themeColor="text1" w:themeTint="66"/>
+        <w:bottom w:val="single" w:sz="4" w:space="0" w:color="999999" w:themeColor="text1" w:themeTint="66"/>
+        <w:right w:val="single" w:sz="4" w:space="0" w:color="999999" w:themeColor="text1" w:themeTint="66"/>
+        <w:insideH w:val="single" w:sz="4" w:space="0" w:color="999999" w:themeColor="text1" w:themeTint="66"/>
+        <w:insideV w:val="single" w:sz="4" w:space="0" w:color="999999" w:themeColor="text1" w:themeTint="66"/>
+      </w:tblBorders>
+    </w:tblPr>
+    <w:tblStylePr w:type="firstRow">
+      <w:rPr>
+        <w:b/>
+        <w:bCs/>
+      </w:rPr>
+      <w:tblPr/>
+      <w:tcPr>
+        <w:tcBorders>
+          <w:bottom w:val="single" w:sz="12" w:space="0" w:color="666666" w:themeColor="text1" w:themeTint="99"/>
+        </w:tcBorders>
+      </w:tcPr>
+    </w:tblStylePr>
+    <w:tblStylePr w:type="lastRow">
+      <w:rPr>
+        <w:b/>
+        <w:bCs/>
+      </w:rPr>
+      <w:tblPr/>
+      <w:tcPr>
+        <w:tcBorders>
+          <w:top w:val="double" w:sz="2" w:space="0" w:color="666666" w:themeColor="text1" w:themeTint="99"/>
+        </w:tcBorders>
+      </w:tcPr>
+    </w:tblStylePr>
+    <w:tblStylePr w:type="firstCol">
+      <w:rPr>
+        <w:b/>
+        <w:bCs/>
+      </w:rPr>
+    </w:tblStylePr>
+    <w:tblStylePr w:type="lastCol">
+      <w:rPr>
+        <w:b/>
+        <w:bCs/>
+      </w:rPr>
+    </w:tblStylePr>
+  </w:style>
+  <w:style w:type="table" w:styleId="GridTable1Light-Accent1">
+    <w:name w:val="Grid Table 1 Light Accent 1"/>
+    <w:basedOn w:val="TableNormal"/>
+    <w:uiPriority w:val="46"/>
+    <w:rsid w:val="00143D34"/>
+    <w:pPr>
+      <w:spacing w:after="0" w:line="240" w:lineRule="auto"/>
+    </w:pPr>
+    <w:tblPr>
+      <w:tblStyleRowBandSize w:val="1"/>
+      <w:tblStyleColBandSize w:val="1"/>
+      <w:tblBorders>
+        <w:top w:val="single" w:sz="4" w:space="0" w:color="83CAEB" w:themeColor="accent1" w:themeTint="66"/>
+        <w:left w:val="single" w:sz="4" w:space="0" w:color="83CAEB" w:themeColor="accent1" w:themeTint="66"/>
+        <w:bottom w:val="single" w:sz="4" w:space="0" w:color="83CAEB" w:themeColor="accent1" w:themeTint="66"/>
+        <w:right w:val="single" w:sz="4" w:space="0" w:color="83CAEB" w:themeColor="accent1" w:themeTint="66"/>
+        <w:insideH w:val="single" w:sz="4" w:space="0" w:color="83CAEB" w:themeColor="accent1" w:themeTint="66"/>
+        <w:insideV w:val="single" w:sz="4" w:space="0" w:color="83CAEB" w:themeColor="accent1" w:themeTint="66"/>
+      </w:tblBorders>
+    </w:tblPr>
+    <w:tblStylePr w:type="firstRow">
+      <w:rPr>
+        <w:b/>
+        <w:bCs/>
+      </w:rPr>
+      <w:tblPr/>
+      <w:tcPr>
+        <w:tcBorders>
+          <w:bottom w:val="single" w:sz="12" w:space="0" w:color="45B0E1" w:themeColor="accent1" w:themeTint="99"/>
+        </w:tcBorders>
+      </w:tcPr>
+    </w:tblStylePr>
+    <w:tblStylePr w:type="lastRow">
+      <w:rPr>
+        <w:b/>
+        <w:bCs/>
+      </w:rPr>
+      <w:tblPr/>
+      <w:tcPr>
+        <w:tcBorders>
+          <w:top w:val="double" w:sz="2" w:space="0" w:color="45B0E1" w:themeColor="accent1" w:themeTint="99"/>
+        </w:tcBorders>
+      </w:tcPr>
+    </w:tblStylePr>
+    <w:tblStylePr w:type="firstCol">
+      <w:rPr>
+        <w:b/>
+        <w:bCs/>
+      </w:rPr>
+    </w:tblStylePr>
+    <w:tblStylePr w:type="lastCol">
+      <w:rPr>
+        <w:b/>
+        <w:bCs/>
+      </w:rPr>
+    </w:tblStylePr>
+  </w:style>
+  <w:style w:type="table" w:styleId="GridTable3-Accent1">
+    <w:name w:val="Grid Table 3 Accent 1"/>
+    <w:basedOn w:val="TableNormal"/>
+    <w:uiPriority w:val="48"/>
+    <w:rsid w:val="00143D34"/>
+    <w:pPr>
+      <w:spacing w:after="0" w:line="240" w:lineRule="auto"/>
+    </w:pPr>
+    <w:tblPr>
+      <w:tblStyleRowBandSize w:val="1"/>
+      <w:tblStyleColBandSize w:val="1"/>
+      <w:tblBorders>
+        <w:top w:val="single" w:sz="4" w:space="0" w:color="45B0E1" w:themeColor="accent1" w:themeTint="99"/>
+        <w:left w:val="single" w:sz="4" w:space="0" w:color="45B0E1" w:themeColor="accent1" w:themeTint="99"/>
+        <w:bottom w:val="single" w:sz="4" w:space="0" w:color="45B0E1" w:themeColor="accent1" w:themeTint="99"/>
+        <w:right w:val="single" w:sz="4" w:space="0" w:color="45B0E1" w:themeColor="accent1" w:themeTint="99"/>
+        <w:insideH w:val="single" w:sz="4" w:space="0" w:color="45B0E1" w:themeColor="accent1" w:themeTint="99"/>
+        <w:insideV w:val="single" w:sz="4" w:space="0" w:color="45B0E1" w:themeColor="accent1" w:themeTint="99"/>
+      </w:tblBorders>
+    </w:tblPr>
+    <w:tblStylePr w:type="firstRow">
+      <w:rPr>
+        <w:b/>
+        <w:bCs/>
+      </w:rPr>
+      <w:tblPr/>
+      <w:tcPr>
+        <w:tcBorders>
+          <w:top w:val="nil"/>
+          <w:left w:val="nil"/>
+          <w:right w:val="nil"/>
+          <w:insideH w:val="nil"/>
+          <w:insideV w:val="nil"/>
+        </w:tcBorders>
+        <w:shd w:val="clear" w:color="auto" w:fill="FFFFFF" w:themeFill="background1"/>
+      </w:tcPr>
+    </w:tblStylePr>
+    <w:tblStylePr w:type="lastRow">
+      <w:rPr>
+        <w:b/>
+        <w:bCs/>
+      </w:rPr>
+      <w:tblPr/>
+      <w:tcPr>
+        <w:tcBorders>
+          <w:left w:val="nil"/>
+          <w:bottom w:val="nil"/>
+          <w:right w:val="nil"/>
+          <w:insideH w:val="nil"/>
+          <w:insideV w:val="nil"/>
+        </w:tcBorders>
+        <w:shd w:val="clear" w:color="auto" w:fill="FFFFFF" w:themeFill="background1"/>
+      </w:tcPr>
+    </w:tblStylePr>
+    <w:tblStylePr w:type="firstCol">
+      <w:pPr>
+        <w:jc w:val="right"/>
+      </w:pPr>
+      <w:rPr>
+        <w:i/>
+        <w:iCs/>
+      </w:rPr>
+      <w:tblPr/>
+      <w:tcPr>
+        <w:tcBorders>
+          <w:top w:val="nil"/>
+          <w:left w:val="nil"/>
+          <w:bottom w:val="nil"/>
+          <w:insideH w:val="nil"/>
+          <w:insideV w:val="nil"/>
+        </w:tcBorders>
+        <w:shd w:val="clear" w:color="auto" w:fill="FFFFFF" w:themeFill="background1"/>
+      </w:tcPr>
+    </w:tblStylePr>
+    <w:tblStylePr w:type="lastCol">
+      <w:rPr>
+        <w:i/>
+        <w:iCs/>
+      </w:rPr>
+      <w:tblPr/>
+      <w:tcPr>
+        <w:tcBorders>
+          <w:top w:val="nil"/>
+          <w:bottom w:val="nil"/>
+          <w:right w:val="nil"/>
+          <w:insideH w:val="nil"/>
+          <w:insideV w:val="nil"/>
+        </w:tcBorders>
+        <w:shd w:val="clear" w:color="auto" w:fill="FFFFFF" w:themeFill="background1"/>
+      </w:tcPr>
+    </w:tblStylePr>
+    <w:tblStylePr w:type="band1Vert">
+      <w:tblPr/>
+      <w:tcPr>
+        <w:shd w:val="clear" w:color="auto" w:fill="C1E4F5" w:themeFill="accent1" w:themeFillTint="33"/>
+      </w:tcPr>
+    </w:tblStylePr>
+    <w:tblStylePr w:type="band1Horz">
+      <w:tblPr/>
+      <w:tcPr>
+        <w:shd w:val="clear" w:color="auto" w:fill="C1E4F5" w:themeFill="accent1" w:themeFillTint="33"/>
+      </w:tcPr>
+    </w:tblStylePr>
+    <w:tblStylePr w:type="neCell">
+      <w:tblPr/>
+      <w:tcPr>
+        <w:tcBorders>
+          <w:bottom w:val="single" w:sz="4" w:space="0" w:color="45B0E1" w:themeColor="accent1" w:themeTint="99"/>
+        </w:tcBorders>
+      </w:tcPr>
+    </w:tblStylePr>
+    <w:tblStylePr w:type="nwCell">
+      <w:tblPr/>
+      <w:tcPr>
+        <w:tcBorders>
+          <w:bottom w:val="single" w:sz="4" w:space="0" w:color="45B0E1" w:themeColor="accent1" w:themeTint="99"/>
+        </w:tcBorders>
+      </w:tcPr>
+    </w:tblStylePr>
+    <w:tblStylePr w:type="seCell">
+      <w:tblPr/>
+      <w:tcPr>
+        <w:tcBorders>
+          <w:top w:val="single" w:sz="4" w:space="0" w:color="45B0E1" w:themeColor="accent1" w:themeTint="99"/>
+        </w:tcBorders>
+      </w:tcPr>
+    </w:tblStylePr>
+    <w:tblStylePr w:type="swCell">
+      <w:tblPr/>
+      <w:tcPr>
+        <w:tcBorders>
+          <w:top w:val="single" w:sz="4" w:space="0" w:color="45B0E1" w:themeColor="accent1" w:themeTint="99"/>
+        </w:tcBorders>
+      </w:tcPr>
+    </w:tblStylePr>
+  </w:style>
+  <w:style w:type="table" w:styleId="GridTable3-Accent4">
+    <w:name w:val="Grid Table 3 Accent 4"/>
+    <w:basedOn w:val="TableNormal"/>
+    <w:uiPriority w:val="48"/>
+    <w:rsid w:val="009506FD"/>
+    <w:pPr>
+      <w:spacing w:after="0" w:line="240" w:lineRule="auto"/>
+    </w:pPr>
+    <w:tblPr>
+      <w:tblStyleRowBandSize w:val="1"/>
+      <w:tblStyleColBandSize w:val="1"/>
+      <w:tblBorders>
+        <w:top w:val="single" w:sz="4" w:space="0" w:color="60CAF3" w:themeColor="accent4" w:themeTint="99"/>
+        <w:left w:val="single" w:sz="4" w:space="0" w:color="60CAF3" w:themeColor="accent4" w:themeTint="99"/>
+        <w:bottom w:val="single" w:sz="4" w:space="0" w:color="60CAF3" w:themeColor="accent4" w:themeTint="99"/>
+        <w:right w:val="single" w:sz="4" w:space="0" w:color="60CAF3" w:themeColor="accent4" w:themeTint="99"/>
+        <w:insideH w:val="single" w:sz="4" w:space="0" w:color="60CAF3" w:themeColor="accent4" w:themeTint="99"/>
+        <w:insideV w:val="single" w:sz="4" w:space="0" w:color="60CAF3" w:themeColor="accent4" w:themeTint="99"/>
+      </w:tblBorders>
+    </w:tblPr>
+    <w:tblStylePr w:type="firstRow">
+      <w:rPr>
+        <w:b/>
+        <w:bCs/>
+      </w:rPr>
+      <w:tblPr/>
+      <w:tcPr>
+        <w:tcBorders>
+          <w:top w:val="nil"/>
+          <w:left w:val="nil"/>
+          <w:right w:val="nil"/>
+          <w:insideH w:val="nil"/>
+          <w:insideV w:val="nil"/>
+        </w:tcBorders>
+        <w:shd w:val="clear" w:color="auto" w:fill="FFFFFF" w:themeFill="background1"/>
+      </w:tcPr>
+    </w:tblStylePr>
+    <w:tblStylePr w:type="lastRow">
+      <w:rPr>
+        <w:b/>
+        <w:bCs/>
+      </w:rPr>
+      <w:tblPr/>
+      <w:tcPr>
+        <w:tcBorders>
+          <w:left w:val="nil"/>
+          <w:bottom w:val="nil"/>
+          <w:right w:val="nil"/>
+          <w:insideH w:val="nil"/>
+          <w:insideV w:val="nil"/>
+        </w:tcBorders>
+        <w:shd w:val="clear" w:color="auto" w:fill="FFFFFF" w:themeFill="background1"/>
+      </w:tcPr>
+    </w:tblStylePr>
+    <w:tblStylePr w:type="firstCol">
+      <w:pPr>
+        <w:jc w:val="right"/>
+      </w:pPr>
+      <w:rPr>
+        <w:i/>
+        <w:iCs/>
+      </w:rPr>
+      <w:tblPr/>
+      <w:tcPr>
+        <w:tcBorders>
+          <w:top w:val="nil"/>
+          <w:left w:val="nil"/>
+          <w:bottom w:val="nil"/>
+          <w:insideH w:val="nil"/>
+          <w:insideV w:val="nil"/>
+        </w:tcBorders>
+        <w:shd w:val="clear" w:color="auto" w:fill="FFFFFF" w:themeFill="background1"/>
+      </w:tcPr>
+    </w:tblStylePr>
+    <w:tblStylePr w:type="lastCol">
+      <w:rPr>
+        <w:i/>
+        <w:iCs/>
+      </w:rPr>
+      <w:tblPr/>
+      <w:tcPr>
+        <w:tcBorders>
+          <w:top w:val="nil"/>
+          <w:bottom w:val="nil"/>
+          <w:right w:val="nil"/>
+          <w:insideH w:val="nil"/>
+          <w:insideV w:val="nil"/>
+        </w:tcBorders>
+        <w:shd w:val="clear" w:color="auto" w:fill="FFFFFF" w:themeFill="background1"/>
+      </w:tcPr>
+    </w:tblStylePr>
+    <w:tblStylePr w:type="band1Vert">
+      <w:tblPr/>
+      <w:tcPr>
+        <w:shd w:val="clear" w:color="auto" w:fill="CAEDFB" w:themeFill="accent4" w:themeFillTint="33"/>
+      </w:tcPr>
+    </w:tblStylePr>
+    <w:tblStylePr w:type="band1Horz">
+      <w:tblPr/>
+      <w:tcPr>
+        <w:shd w:val="clear" w:color="auto" w:fill="CAEDFB" w:themeFill="accent4" w:themeFillTint="33"/>
+      </w:tcPr>
+    </w:tblStylePr>
+    <w:tblStylePr w:type="neCell">
+      <w:tblPr/>
+      <w:tcPr>
+        <w:tcBorders>
+          <w:bottom w:val="single" w:sz="4" w:space="0" w:color="60CAF3" w:themeColor="accent4" w:themeTint="99"/>
+        </w:tcBorders>
+      </w:tcPr>
+    </w:tblStylePr>
+    <w:tblStylePr w:type="nwCell">
+      <w:tblPr/>
+      <w:tcPr>
+        <w:tcBorders>
+          <w:bottom w:val="single" w:sz="4" w:space="0" w:color="60CAF3" w:themeColor="accent4" w:themeTint="99"/>
+        </w:tcBorders>
+      </w:tcPr>
+    </w:tblStylePr>
+    <w:tblStylePr w:type="seCell">
+      <w:tblPr/>
+      <w:tcPr>
+        <w:tcBorders>
+          <w:top w:val="single" w:sz="4" w:space="0" w:color="60CAF3" w:themeColor="accent4" w:themeTint="99"/>
+        </w:tcBorders>
+      </w:tcPr>
+    </w:tblStylePr>
+    <w:tblStylePr w:type="swCell">
+      <w:tblPr/>
+      <w:tcPr>
+        <w:tcBorders>
+          <w:top w:val="single" w:sz="4" w:space="0" w:color="60CAF3" w:themeColor="accent4" w:themeTint="99"/>
+        </w:tcBorders>
+      </w:tcPr>
+    </w:tblStylePr>
+  </w:style>
+  <w:style w:type="character" w:styleId="PlaceholderText">
+    <w:name w:val="Placeholder Text"/>
+    <w:basedOn w:val="DefaultParagraphFont"/>
+    <w:uiPriority w:val="99"/>
+    <w:semiHidden/>
+    <w:rsid w:val="00EF1CE4"/>
+    <w:rPr>
+      <w:color w:val="666666"/>
+    </w:rPr>
+  </w:style>
 </w:styles>
 </file>
 

--- a/Hw2/HW2G1.docx
+++ b/Hw2/HW2G1.docx
@@ -777,13 +777,7 @@
               <w:rPr>
                 <w:rFonts w:ascii="Times New Roman" w:hAnsi="Times New Roman" w:cs="Times New Roman"/>
               </w:rPr>
-              <w:t>i</w:t>
-            </w:r>
-            <w:r>
-              <w:rPr>
-                <w:rFonts w:ascii="Times New Roman" w:hAnsi="Times New Roman" w:cs="Times New Roman"/>
-              </w:rPr>
-              <w:t>d, -, (</w:t>
+              <w:t>id, -, (</w:t>
             </w:r>
           </w:p>
           <w:p>
@@ -1244,19 +1238,7 @@
               <w:rPr>
                 <w:rFonts w:ascii="Times New Roman" w:hAnsi="Times New Roman" w:cs="Times New Roman"/>
               </w:rPr>
-              <w:t>(</w:t>
-            </w:r>
-            <w:r>
-              <w:rPr>
-                <w:rFonts w:ascii="Times New Roman" w:hAnsi="Times New Roman" w:cs="Times New Roman"/>
-              </w:rPr>
-              <w:t>Expr</w:t>
-            </w:r>
-            <w:r>
-              <w:rPr>
-                <w:rFonts w:ascii="Times New Roman" w:hAnsi="Times New Roman" w:cs="Times New Roman"/>
-              </w:rPr>
-              <w:t>)</w:t>
+              <w:t>(Expr)</w:t>
             </w:r>
           </w:p>
           <w:p>
@@ -2092,6 +2074,2080 @@
             <w:tcW w:w="9350" w:type="dxa"/>
             <w:gridSpan w:val="6"/>
             <w:shd w:val="clear" w:color="auto" w:fill="DAE9F7" w:themeFill="text2" w:themeFillTint="1A"/>
+          </w:tcPr>
+          <w:p>
+            <w:pPr>
+              <w:jc w:val="center"/>
+              <w:rPr>
+                <w:rFonts w:ascii="Times New Roman" w:hAnsi="Times New Roman" w:cs="Times New Roman"/>
+              </w:rPr>
+            </w:pPr>
+          </w:p>
+        </w:tc>
+      </w:tr>
+    </w:tbl>
+    <w:p>
+      <w:pPr>
+        <w:rPr>
+          <w:rFonts w:ascii="Times New Roman" w:hAnsi="Times New Roman" w:cs="Times New Roman"/>
+        </w:rPr>
+      </w:pPr>
+    </w:p>
+    <w:p>
+      <w:pPr>
+        <w:rPr>
+          <w:rFonts w:ascii="Times New Roman" w:hAnsi="Times New Roman" w:cs="Times New Roman"/>
+        </w:rPr>
+      </w:pPr>
+      <w:r>
+        <w:rPr>
+          <w:rFonts w:ascii="Times New Roman" w:hAnsi="Times New Roman" w:cs="Times New Roman"/>
+        </w:rPr>
+        <w:lastRenderedPageBreak/>
+        <w:t>4. Trace the operations of an LL(1) parser for the grammer of Exercise 3 on the following input:</w:t>
+      </w:r>
+    </w:p>
+    <w:p>
+      <w:pPr>
+        <w:rPr>
+          <w:rFonts w:ascii="Times New Roman" w:hAnsi="Times New Roman" w:cs="Times New Roman"/>
+        </w:rPr>
+      </w:pPr>
+      <w:r>
+        <w:rPr>
+          <w:rFonts w:ascii="Times New Roman" w:hAnsi="Times New Roman" w:cs="Times New Roman"/>
+        </w:rPr>
+        <w:t>id--id((id))</w:t>
+      </w:r>
+    </w:p>
+    <w:p>
+      <w:pPr>
+        <w:rPr>
+          <w:rFonts w:ascii="Times New Roman" w:hAnsi="Times New Roman" w:cs="Times New Roman"/>
+        </w:rPr>
+      </w:pPr>
+    </w:p>
+    <w:tbl>
+      <w:tblPr>
+        <w:tblStyle w:val="TableGrid"/>
+        <w:tblW w:w="0" w:type="auto"/>
+        <w:tblInd w:w="-545" w:type="dxa"/>
+        <w:tblLook w:val="04A0" w:firstRow="1" w:lastRow="0" w:firstColumn="1" w:lastColumn="0" w:noHBand="0" w:noVBand="1"/>
+      </w:tblPr>
+      <w:tblGrid>
+        <w:gridCol w:w="3651"/>
+        <w:gridCol w:w="3107"/>
+        <w:gridCol w:w="3107"/>
+      </w:tblGrid>
+      <w:tr>
+        <w:trPr>
+          <w:trHeight w:val="350"/>
+        </w:trPr>
+        <w:tc>
+          <w:tcPr>
+            <w:tcW w:w="3651" w:type="dxa"/>
+            <w:tcBorders>
+              <w:bottom w:val="single" w:sz="4" w:space="0" w:color="auto"/>
+            </w:tcBorders>
+            <w:shd w:val="clear" w:color="auto" w:fill="DAE9F7" w:themeFill="text2" w:themeFillTint="1A"/>
+          </w:tcPr>
+          <w:p>
+            <w:pPr>
+              <w:jc w:val="center"/>
+              <w:rPr>
+                <w:rFonts w:ascii="Times New Roman" w:hAnsi="Times New Roman" w:cs="Times New Roman"/>
+              </w:rPr>
+            </w:pPr>
+            <w:r>
+              <w:rPr>
+                <w:rFonts w:ascii="Times New Roman" w:hAnsi="Times New Roman" w:cs="Times New Roman"/>
+              </w:rPr>
+              <w:t>STACK</w:t>
+            </w:r>
+          </w:p>
+        </w:tc>
+        <w:tc>
+          <w:tcPr>
+            <w:tcW w:w="3107" w:type="dxa"/>
+            <w:shd w:val="clear" w:color="auto" w:fill="DAE9F7" w:themeFill="text2" w:themeFillTint="1A"/>
+          </w:tcPr>
+          <w:p>
+            <w:pPr>
+              <w:jc w:val="center"/>
+              <w:rPr>
+                <w:rFonts w:ascii="Times New Roman" w:hAnsi="Times New Roman" w:cs="Times New Roman"/>
+              </w:rPr>
+            </w:pPr>
+            <w:r>
+              <w:rPr>
+                <w:rFonts w:ascii="Times New Roman" w:hAnsi="Times New Roman" w:cs="Times New Roman"/>
+              </w:rPr>
+              <w:t>ACTUAL</w:t>
+            </w:r>
+          </w:p>
+        </w:tc>
+        <w:tc>
+          <w:tcPr>
+            <w:tcW w:w="3107" w:type="dxa"/>
+            <w:shd w:val="clear" w:color="auto" w:fill="DAE9F7" w:themeFill="text2" w:themeFillTint="1A"/>
+          </w:tcPr>
+          <w:p>
+            <w:pPr>
+              <w:jc w:val="center"/>
+              <w:rPr>
+                <w:rFonts w:ascii="Times New Roman" w:hAnsi="Times New Roman" w:cs="Times New Roman"/>
+              </w:rPr>
+            </w:pPr>
+            <w:r>
+              <w:rPr>
+                <w:rFonts w:ascii="Times New Roman" w:hAnsi="Times New Roman" w:cs="Times New Roman"/>
+              </w:rPr>
+              <w:t>INPUT</w:t>
+            </w:r>
+          </w:p>
+        </w:tc>
+      </w:tr>
+      <w:tr>
+        <w:trPr>
+          <w:trHeight w:val="260"/>
+        </w:trPr>
+        <w:tc>
+          <w:tcPr>
+            <w:tcW w:w="3651" w:type="dxa"/>
+            <w:tcBorders>
+              <w:bottom w:val="single" w:sz="4" w:space="0" w:color="auto"/>
+            </w:tcBorders>
+          </w:tcPr>
+          <w:p>
+            <w:pPr>
+              <w:jc w:val="center"/>
+              <w:rPr>
+                <w:rFonts w:ascii="Times New Roman" w:hAnsi="Times New Roman" w:cs="Times New Roman"/>
+              </w:rPr>
+            </w:pPr>
+            <w:r>
+              <w:rPr>
+                <w:rFonts w:ascii="Times New Roman" w:hAnsi="Times New Roman" w:cs="Times New Roman"/>
+              </w:rPr>
+              <w:t>$Expr</w:t>
+            </w:r>
+          </w:p>
+        </w:tc>
+        <w:tc>
+          <w:tcPr>
+            <w:tcW w:w="3107" w:type="dxa"/>
+          </w:tcPr>
+          <w:p>
+            <w:pPr>
+              <w:jc w:val="center"/>
+              <w:rPr>
+                <w:rFonts w:ascii="Times New Roman" w:hAnsi="Times New Roman" w:cs="Times New Roman"/>
+              </w:rPr>
+            </w:pPr>
+            <w:r>
+              <w:rPr>
+                <w:rFonts w:ascii="Times New Roman" w:hAnsi="Times New Roman" w:cs="Times New Roman"/>
+              </w:rPr>
+              <w:t>Apply 3</w:t>
+            </w:r>
+          </w:p>
+        </w:tc>
+        <w:tc>
+          <w:tcPr>
+            <w:tcW w:w="3107" w:type="dxa"/>
+          </w:tcPr>
+          <w:p>
+            <w:pPr>
+              <w:jc w:val="center"/>
+              <w:rPr>
+                <w:rFonts w:ascii="Times New Roman" w:hAnsi="Times New Roman" w:cs="Times New Roman"/>
+              </w:rPr>
+            </w:pPr>
+            <w:r>
+              <w:rPr>
+                <w:rFonts w:ascii="Times New Roman" w:hAnsi="Times New Roman" w:cs="Times New Roman"/>
+              </w:rPr>
+              <w:t>id--id((id)) $</w:t>
+            </w:r>
+          </w:p>
+        </w:tc>
+      </w:tr>
+      <w:tr>
+        <w:trPr>
+          <w:trHeight w:val="70"/>
+        </w:trPr>
+        <w:tc>
+          <w:tcPr>
+            <w:tcW w:w="3651" w:type="dxa"/>
+            <w:tcBorders>
+              <w:top w:val="single" w:sz="4" w:space="0" w:color="auto"/>
+              <w:bottom w:val="single" w:sz="4" w:space="0" w:color="auto"/>
+            </w:tcBorders>
+          </w:tcPr>
+          <w:p>
+            <w:pPr>
+              <w:jc w:val="center"/>
+              <w:rPr>
+                <w:rFonts w:ascii="Times New Roman" w:hAnsi="Times New Roman" w:cs="Times New Roman"/>
+              </w:rPr>
+            </w:pPr>
+            <w:r>
+              <w:rPr>
+                <w:rFonts w:ascii="Times New Roman" w:hAnsi="Times New Roman" w:cs="Times New Roman"/>
+              </w:rPr>
+              <w:t>$ExprTail Var</w:t>
+            </w:r>
+          </w:p>
+        </w:tc>
+        <w:tc>
+          <w:tcPr>
+            <w:tcW w:w="3107" w:type="dxa"/>
+          </w:tcPr>
+          <w:p>
+            <w:pPr>
+              <w:jc w:val="center"/>
+              <w:rPr>
+                <w:rFonts w:ascii="Times New Roman" w:hAnsi="Times New Roman" w:cs="Times New Roman"/>
+              </w:rPr>
+            </w:pPr>
+            <w:r>
+              <w:rPr>
+                <w:rFonts w:ascii="Times New Roman" w:hAnsi="Times New Roman" w:cs="Times New Roman"/>
+              </w:rPr>
+              <w:t>Apply 6</w:t>
+            </w:r>
+          </w:p>
+        </w:tc>
+        <w:tc>
+          <w:tcPr>
+            <w:tcW w:w="3107" w:type="dxa"/>
+          </w:tcPr>
+          <w:p>
+            <w:pPr>
+              <w:jc w:val="center"/>
+              <w:rPr>
+                <w:rFonts w:ascii="Times New Roman" w:hAnsi="Times New Roman" w:cs="Times New Roman"/>
+              </w:rPr>
+            </w:pPr>
+            <w:r>
+              <w:rPr>
+                <w:rFonts w:ascii="Times New Roman" w:hAnsi="Times New Roman" w:cs="Times New Roman"/>
+              </w:rPr>
+              <w:t>id--id((id)) $</w:t>
+            </w:r>
+          </w:p>
+        </w:tc>
+      </w:tr>
+      <w:tr>
+        <w:trPr>
+          <w:trHeight w:val="70"/>
+        </w:trPr>
+        <w:tc>
+          <w:tcPr>
+            <w:tcW w:w="3651" w:type="dxa"/>
+            <w:tcBorders>
+              <w:top w:val="single" w:sz="4" w:space="0" w:color="auto"/>
+              <w:bottom w:val="single" w:sz="4" w:space="0" w:color="auto"/>
+            </w:tcBorders>
+          </w:tcPr>
+          <w:p>
+            <w:pPr>
+              <w:jc w:val="center"/>
+              <w:rPr>
+                <w:rFonts w:ascii="Times New Roman" w:hAnsi="Times New Roman" w:cs="Times New Roman"/>
+              </w:rPr>
+            </w:pPr>
+            <w:r>
+              <w:rPr>
+                <w:rFonts w:ascii="Times New Roman" w:hAnsi="Times New Roman" w:cs="Times New Roman"/>
+              </w:rPr>
+              <w:t>$ExprTail VarTail id</w:t>
+            </w:r>
+          </w:p>
+        </w:tc>
+        <w:tc>
+          <w:tcPr>
+            <w:tcW w:w="3107" w:type="dxa"/>
+          </w:tcPr>
+          <w:p>
+            <w:pPr>
+              <w:jc w:val="center"/>
+              <w:rPr>
+                <w:rFonts w:ascii="Times New Roman" w:hAnsi="Times New Roman" w:cs="Times New Roman"/>
+              </w:rPr>
+            </w:pPr>
+            <w:r>
+              <w:rPr>
+                <w:rFonts w:ascii="Times New Roman" w:hAnsi="Times New Roman" w:cs="Times New Roman"/>
+              </w:rPr>
+              <w:t>Match id</w:t>
+            </w:r>
+          </w:p>
+        </w:tc>
+        <w:tc>
+          <w:tcPr>
+            <w:tcW w:w="3107" w:type="dxa"/>
+          </w:tcPr>
+          <w:p>
+            <w:pPr>
+              <w:jc w:val="center"/>
+              <w:rPr>
+                <w:rFonts w:ascii="Times New Roman" w:hAnsi="Times New Roman" w:cs="Times New Roman"/>
+              </w:rPr>
+            </w:pPr>
+            <w:r>
+              <w:rPr>
+                <w:rFonts w:ascii="Times New Roman" w:hAnsi="Times New Roman" w:cs="Times New Roman"/>
+              </w:rPr>
+              <w:t>id--id((id)) $</w:t>
+            </w:r>
+          </w:p>
+        </w:tc>
+      </w:tr>
+      <w:tr>
+        <w:trPr>
+          <w:trHeight w:val="70"/>
+        </w:trPr>
+        <w:tc>
+          <w:tcPr>
+            <w:tcW w:w="3651" w:type="dxa"/>
+            <w:tcBorders>
+              <w:top w:val="single" w:sz="4" w:space="0" w:color="auto"/>
+              <w:bottom w:val="single" w:sz="4" w:space="0" w:color="auto"/>
+            </w:tcBorders>
+          </w:tcPr>
+          <w:p>
+            <w:pPr>
+              <w:jc w:val="center"/>
+              <w:rPr>
+                <w:rFonts w:ascii="Times New Roman" w:hAnsi="Times New Roman" w:cs="Times New Roman"/>
+              </w:rPr>
+            </w:pPr>
+            <w:r>
+              <w:rPr>
+                <w:rFonts w:ascii="Times New Roman" w:hAnsi="Times New Roman" w:cs="Times New Roman"/>
+              </w:rPr>
+              <w:t>$ExprTail VarTail</w:t>
+            </w:r>
+          </w:p>
+        </w:tc>
+        <w:tc>
+          <w:tcPr>
+            <w:tcW w:w="3107" w:type="dxa"/>
+          </w:tcPr>
+          <w:p>
+            <w:pPr>
+              <w:jc w:val="center"/>
+              <w:rPr>
+                <w:rFonts w:ascii="Times New Roman" w:hAnsi="Times New Roman" w:cs="Times New Roman"/>
+              </w:rPr>
+            </w:pPr>
+            <w:r>
+              <w:rPr>
+                <w:rFonts w:ascii="Times New Roman" w:hAnsi="Times New Roman" w:cs="Times New Roman"/>
+              </w:rPr>
+              <w:t>Apply 8</w:t>
+            </w:r>
+          </w:p>
+        </w:tc>
+        <w:tc>
+          <w:tcPr>
+            <w:tcW w:w="3107" w:type="dxa"/>
+          </w:tcPr>
+          <w:p>
+            <w:pPr>
+              <w:jc w:val="center"/>
+              <w:rPr>
+                <w:rFonts w:ascii="Times New Roman" w:hAnsi="Times New Roman" w:cs="Times New Roman"/>
+              </w:rPr>
+            </w:pPr>
+            <w:r>
+              <w:rPr>
+                <w:rFonts w:ascii="Times New Roman" w:hAnsi="Times New Roman" w:cs="Times New Roman"/>
+              </w:rPr>
+              <w:t>--id((id)) $</w:t>
+            </w:r>
+          </w:p>
+        </w:tc>
+      </w:tr>
+      <w:tr>
+        <w:trPr>
+          <w:trHeight w:val="70"/>
+        </w:trPr>
+        <w:tc>
+          <w:tcPr>
+            <w:tcW w:w="3651" w:type="dxa"/>
+            <w:tcBorders>
+              <w:top w:val="single" w:sz="4" w:space="0" w:color="auto"/>
+              <w:left w:val="single" w:sz="4" w:space="0" w:color="auto"/>
+              <w:bottom w:val="single" w:sz="4" w:space="0" w:color="auto"/>
+              <w:right w:val="single" w:sz="4" w:space="0" w:color="auto"/>
+            </w:tcBorders>
+          </w:tcPr>
+          <w:p>
+            <w:pPr>
+              <w:jc w:val="center"/>
+              <w:rPr>
+                <w:rFonts w:ascii="Times New Roman" w:hAnsi="Times New Roman" w:cs="Times New Roman"/>
+              </w:rPr>
+            </w:pPr>
+            <w:r>
+              <w:rPr>
+                <w:rFonts w:ascii="Times New Roman" w:hAnsi="Times New Roman" w:cs="Times New Roman"/>
+              </w:rPr>
+              <w:t>$ExprTail</w:t>
+            </w:r>
+          </w:p>
+        </w:tc>
+        <w:tc>
+          <w:tcPr>
+            <w:tcW w:w="3107" w:type="dxa"/>
+            <w:tcBorders>
+              <w:left w:val="single" w:sz="4" w:space="0" w:color="auto"/>
+            </w:tcBorders>
+          </w:tcPr>
+          <w:p>
+            <w:pPr>
+              <w:jc w:val="center"/>
+              <w:rPr>
+                <w:rFonts w:ascii="Times New Roman" w:hAnsi="Times New Roman" w:cs="Times New Roman"/>
+              </w:rPr>
+            </w:pPr>
+            <w:r>
+              <w:rPr>
+                <w:rFonts w:ascii="Times New Roman" w:hAnsi="Times New Roman" w:cs="Times New Roman"/>
+              </w:rPr>
+              <w:t>Apply 4</w:t>
+            </w:r>
+          </w:p>
+        </w:tc>
+        <w:tc>
+          <w:tcPr>
+            <w:tcW w:w="3107" w:type="dxa"/>
+          </w:tcPr>
+          <w:p>
+            <w:pPr>
+              <w:jc w:val="center"/>
+              <w:rPr>
+                <w:rFonts w:ascii="Times New Roman" w:hAnsi="Times New Roman" w:cs="Times New Roman"/>
+              </w:rPr>
+            </w:pPr>
+            <w:r>
+              <w:rPr>
+                <w:rFonts w:ascii="Times New Roman" w:hAnsi="Times New Roman" w:cs="Times New Roman"/>
+              </w:rPr>
+              <w:t>--id</w:t>
+            </w:r>
+            <w:r>
+              <w:rPr>
+                <w:rFonts w:ascii="Times New Roman" w:hAnsi="Times New Roman" w:cs="Times New Roman"/>
+              </w:rPr>
+              <w:t>(</w:t>
+            </w:r>
+            <w:r>
+              <w:rPr>
+                <w:rFonts w:ascii="Times New Roman" w:hAnsi="Times New Roman" w:cs="Times New Roman"/>
+              </w:rPr>
+              <w:t>(id))</w:t>
+            </w:r>
+            <w:r>
+              <w:rPr>
+                <w:rFonts w:ascii="Times New Roman" w:hAnsi="Times New Roman" w:cs="Times New Roman"/>
+              </w:rPr>
+              <w:t xml:space="preserve"> $</w:t>
+            </w:r>
+          </w:p>
+        </w:tc>
+      </w:tr>
+      <w:tr>
+        <w:trPr>
+          <w:trHeight w:val="70"/>
+        </w:trPr>
+        <w:tc>
+          <w:tcPr>
+            <w:tcW w:w="3651" w:type="dxa"/>
+            <w:tcBorders>
+              <w:top w:val="single" w:sz="4" w:space="0" w:color="auto"/>
+              <w:left w:val="single" w:sz="4" w:space="0" w:color="auto"/>
+              <w:bottom w:val="single" w:sz="4" w:space="0" w:color="auto"/>
+              <w:right w:val="single" w:sz="4" w:space="0" w:color="auto"/>
+            </w:tcBorders>
+          </w:tcPr>
+          <w:p>
+            <w:pPr>
+              <w:jc w:val="center"/>
+              <w:rPr>
+                <w:rFonts w:ascii="Times New Roman" w:hAnsi="Times New Roman" w:cs="Times New Roman"/>
+              </w:rPr>
+            </w:pPr>
+            <w:r>
+              <w:rPr>
+                <w:rFonts w:ascii="Times New Roman" w:hAnsi="Times New Roman" w:cs="Times New Roman"/>
+              </w:rPr>
+              <w:t>$Expr -</w:t>
+            </w:r>
+          </w:p>
+        </w:tc>
+        <w:tc>
+          <w:tcPr>
+            <w:tcW w:w="3107" w:type="dxa"/>
+            <w:tcBorders>
+              <w:left w:val="single" w:sz="4" w:space="0" w:color="auto"/>
+            </w:tcBorders>
+          </w:tcPr>
+          <w:p>
+            <w:pPr>
+              <w:jc w:val="center"/>
+              <w:rPr>
+                <w:rFonts w:ascii="Times New Roman" w:hAnsi="Times New Roman" w:cs="Times New Roman"/>
+              </w:rPr>
+            </w:pPr>
+            <w:r>
+              <w:rPr>
+                <w:rFonts w:ascii="Times New Roman" w:hAnsi="Times New Roman" w:cs="Times New Roman"/>
+              </w:rPr>
+              <w:t>Match -</w:t>
+            </w:r>
+          </w:p>
+        </w:tc>
+        <w:tc>
+          <w:tcPr>
+            <w:tcW w:w="3107" w:type="dxa"/>
+          </w:tcPr>
+          <w:p>
+            <w:pPr>
+              <w:jc w:val="center"/>
+              <w:rPr>
+                <w:rFonts w:ascii="Times New Roman" w:hAnsi="Times New Roman" w:cs="Times New Roman"/>
+              </w:rPr>
+            </w:pPr>
+            <w:r>
+              <w:rPr>
+                <w:rFonts w:ascii="Times New Roman" w:hAnsi="Times New Roman" w:cs="Times New Roman"/>
+              </w:rPr>
+              <w:t>--id</w:t>
+            </w:r>
+            <w:r>
+              <w:rPr>
+                <w:rFonts w:ascii="Times New Roman" w:hAnsi="Times New Roman" w:cs="Times New Roman"/>
+              </w:rPr>
+              <w:t>(</w:t>
+            </w:r>
+            <w:r>
+              <w:rPr>
+                <w:rFonts w:ascii="Times New Roman" w:hAnsi="Times New Roman" w:cs="Times New Roman"/>
+              </w:rPr>
+              <w:t>(id))</w:t>
+            </w:r>
+            <w:r>
+              <w:rPr>
+                <w:rFonts w:ascii="Times New Roman" w:hAnsi="Times New Roman" w:cs="Times New Roman"/>
+              </w:rPr>
+              <w:t xml:space="preserve"> $</w:t>
+            </w:r>
+          </w:p>
+        </w:tc>
+      </w:tr>
+      <w:tr>
+        <w:trPr>
+          <w:trHeight w:val="70"/>
+        </w:trPr>
+        <w:tc>
+          <w:tcPr>
+            <w:tcW w:w="3651" w:type="dxa"/>
+            <w:tcBorders>
+              <w:top w:val="single" w:sz="4" w:space="0" w:color="auto"/>
+              <w:left w:val="single" w:sz="4" w:space="0" w:color="auto"/>
+              <w:bottom w:val="single" w:sz="4" w:space="0" w:color="auto"/>
+              <w:right w:val="single" w:sz="4" w:space="0" w:color="auto"/>
+            </w:tcBorders>
+          </w:tcPr>
+          <w:p>
+            <w:pPr>
+              <w:jc w:val="center"/>
+              <w:rPr>
+                <w:rFonts w:ascii="Times New Roman" w:hAnsi="Times New Roman" w:cs="Times New Roman"/>
+              </w:rPr>
+            </w:pPr>
+            <w:r>
+              <w:rPr>
+                <w:rFonts w:ascii="Times New Roman" w:hAnsi="Times New Roman" w:cs="Times New Roman"/>
+              </w:rPr>
+              <w:t>$Expr</w:t>
+            </w:r>
+          </w:p>
+        </w:tc>
+        <w:tc>
+          <w:tcPr>
+            <w:tcW w:w="3107" w:type="dxa"/>
+            <w:tcBorders>
+              <w:left w:val="single" w:sz="4" w:space="0" w:color="auto"/>
+            </w:tcBorders>
+          </w:tcPr>
+          <w:p>
+            <w:pPr>
+              <w:jc w:val="center"/>
+              <w:rPr>
+                <w:rFonts w:ascii="Times New Roman" w:hAnsi="Times New Roman" w:cs="Times New Roman"/>
+              </w:rPr>
+            </w:pPr>
+            <w:r>
+              <w:rPr>
+                <w:rFonts w:ascii="Times New Roman" w:hAnsi="Times New Roman" w:cs="Times New Roman"/>
+              </w:rPr>
+              <w:t>Apply 1</w:t>
+            </w:r>
+          </w:p>
+        </w:tc>
+        <w:tc>
+          <w:tcPr>
+            <w:tcW w:w="3107" w:type="dxa"/>
+          </w:tcPr>
+          <w:p>
+            <w:pPr>
+              <w:jc w:val="center"/>
+              <w:rPr>
+                <w:rFonts w:ascii="Times New Roman" w:hAnsi="Times New Roman" w:cs="Times New Roman"/>
+              </w:rPr>
+            </w:pPr>
+            <w:r>
+              <w:rPr>
+                <w:rFonts w:ascii="Times New Roman" w:hAnsi="Times New Roman" w:cs="Times New Roman"/>
+              </w:rPr>
+              <w:t>-id</w:t>
+            </w:r>
+            <w:r>
+              <w:rPr>
+                <w:rFonts w:ascii="Times New Roman" w:hAnsi="Times New Roman" w:cs="Times New Roman"/>
+              </w:rPr>
+              <w:t>(</w:t>
+            </w:r>
+            <w:r>
+              <w:rPr>
+                <w:rFonts w:ascii="Times New Roman" w:hAnsi="Times New Roman" w:cs="Times New Roman"/>
+              </w:rPr>
+              <w:t>(id))</w:t>
+            </w:r>
+            <w:r>
+              <w:rPr>
+                <w:rFonts w:ascii="Times New Roman" w:hAnsi="Times New Roman" w:cs="Times New Roman"/>
+              </w:rPr>
+              <w:t xml:space="preserve"> $</w:t>
+            </w:r>
+          </w:p>
+        </w:tc>
+      </w:tr>
+      <w:tr>
+        <w:trPr>
+          <w:trHeight w:val="70"/>
+        </w:trPr>
+        <w:tc>
+          <w:tcPr>
+            <w:tcW w:w="3651" w:type="dxa"/>
+            <w:tcBorders>
+              <w:top w:val="single" w:sz="4" w:space="0" w:color="auto"/>
+              <w:left w:val="single" w:sz="4" w:space="0" w:color="auto"/>
+              <w:bottom w:val="single" w:sz="4" w:space="0" w:color="auto"/>
+              <w:right w:val="single" w:sz="4" w:space="0" w:color="auto"/>
+            </w:tcBorders>
+          </w:tcPr>
+          <w:p>
+            <w:pPr>
+              <w:jc w:val="center"/>
+              <w:rPr>
+                <w:rFonts w:ascii="Times New Roman" w:hAnsi="Times New Roman" w:cs="Times New Roman"/>
+              </w:rPr>
+            </w:pPr>
+            <w:r>
+              <w:rPr>
+                <w:rFonts w:ascii="Times New Roman" w:hAnsi="Times New Roman" w:cs="Times New Roman"/>
+              </w:rPr>
+              <w:t>$Expr -</w:t>
+            </w:r>
+          </w:p>
+        </w:tc>
+        <w:tc>
+          <w:tcPr>
+            <w:tcW w:w="3107" w:type="dxa"/>
+            <w:tcBorders>
+              <w:left w:val="single" w:sz="4" w:space="0" w:color="auto"/>
+            </w:tcBorders>
+          </w:tcPr>
+          <w:p>
+            <w:pPr>
+              <w:jc w:val="center"/>
+              <w:rPr>
+                <w:rFonts w:ascii="Times New Roman" w:hAnsi="Times New Roman" w:cs="Times New Roman"/>
+              </w:rPr>
+            </w:pPr>
+            <w:r>
+              <w:rPr>
+                <w:rFonts w:ascii="Times New Roman" w:hAnsi="Times New Roman" w:cs="Times New Roman"/>
+              </w:rPr>
+              <w:t>Match -</w:t>
+            </w:r>
+          </w:p>
+        </w:tc>
+        <w:tc>
+          <w:tcPr>
+            <w:tcW w:w="3107" w:type="dxa"/>
+          </w:tcPr>
+          <w:p>
+            <w:pPr>
+              <w:jc w:val="center"/>
+              <w:rPr>
+                <w:rFonts w:ascii="Times New Roman" w:hAnsi="Times New Roman" w:cs="Times New Roman"/>
+              </w:rPr>
+            </w:pPr>
+            <w:r>
+              <w:rPr>
+                <w:rFonts w:ascii="Times New Roman" w:hAnsi="Times New Roman" w:cs="Times New Roman"/>
+              </w:rPr>
+              <w:t>-id(</w:t>
+            </w:r>
+            <w:r>
+              <w:rPr>
+                <w:rFonts w:ascii="Times New Roman" w:hAnsi="Times New Roman" w:cs="Times New Roman"/>
+              </w:rPr>
+              <w:t>(</w:t>
+            </w:r>
+            <w:r>
+              <w:rPr>
+                <w:rFonts w:ascii="Times New Roman" w:hAnsi="Times New Roman" w:cs="Times New Roman"/>
+              </w:rPr>
+              <w:t>id))</w:t>
+            </w:r>
+            <w:r>
+              <w:rPr>
+                <w:rFonts w:ascii="Times New Roman" w:hAnsi="Times New Roman" w:cs="Times New Roman"/>
+              </w:rPr>
+              <w:t xml:space="preserve"> $</w:t>
+            </w:r>
+          </w:p>
+        </w:tc>
+      </w:tr>
+      <w:tr>
+        <w:trPr>
+          <w:trHeight w:val="70"/>
+        </w:trPr>
+        <w:tc>
+          <w:tcPr>
+            <w:tcW w:w="3651" w:type="dxa"/>
+            <w:tcBorders>
+              <w:top w:val="single" w:sz="4" w:space="0" w:color="auto"/>
+              <w:left w:val="single" w:sz="4" w:space="0" w:color="auto"/>
+              <w:bottom w:val="single" w:sz="4" w:space="0" w:color="auto"/>
+              <w:right w:val="single" w:sz="4" w:space="0" w:color="auto"/>
+            </w:tcBorders>
+          </w:tcPr>
+          <w:p>
+            <w:pPr>
+              <w:jc w:val="center"/>
+              <w:rPr>
+                <w:rFonts w:ascii="Times New Roman" w:hAnsi="Times New Roman" w:cs="Times New Roman"/>
+              </w:rPr>
+            </w:pPr>
+            <w:r>
+              <w:rPr>
+                <w:rFonts w:ascii="Times New Roman" w:hAnsi="Times New Roman" w:cs="Times New Roman"/>
+              </w:rPr>
+              <w:t>$Expr</w:t>
+            </w:r>
+          </w:p>
+        </w:tc>
+        <w:tc>
+          <w:tcPr>
+            <w:tcW w:w="3107" w:type="dxa"/>
+            <w:tcBorders>
+              <w:left w:val="single" w:sz="4" w:space="0" w:color="auto"/>
+            </w:tcBorders>
+          </w:tcPr>
+          <w:p>
+            <w:pPr>
+              <w:jc w:val="center"/>
+              <w:rPr>
+                <w:rFonts w:ascii="Times New Roman" w:hAnsi="Times New Roman" w:cs="Times New Roman"/>
+              </w:rPr>
+            </w:pPr>
+            <w:r>
+              <w:rPr>
+                <w:rFonts w:ascii="Times New Roman" w:hAnsi="Times New Roman" w:cs="Times New Roman"/>
+              </w:rPr>
+              <w:t>Apply 3</w:t>
+            </w:r>
+          </w:p>
+        </w:tc>
+        <w:tc>
+          <w:tcPr>
+            <w:tcW w:w="3107" w:type="dxa"/>
+          </w:tcPr>
+          <w:p>
+            <w:pPr>
+              <w:jc w:val="center"/>
+              <w:rPr>
+                <w:rFonts w:ascii="Times New Roman" w:hAnsi="Times New Roman" w:cs="Times New Roman"/>
+              </w:rPr>
+            </w:pPr>
+            <w:r>
+              <w:rPr>
+                <w:rFonts w:ascii="Times New Roman" w:hAnsi="Times New Roman" w:cs="Times New Roman"/>
+              </w:rPr>
+              <w:t>id(</w:t>
+            </w:r>
+            <w:r>
+              <w:rPr>
+                <w:rFonts w:ascii="Times New Roman" w:hAnsi="Times New Roman" w:cs="Times New Roman"/>
+              </w:rPr>
+              <w:t>(</w:t>
+            </w:r>
+            <w:r>
+              <w:rPr>
+                <w:rFonts w:ascii="Times New Roman" w:hAnsi="Times New Roman" w:cs="Times New Roman"/>
+              </w:rPr>
+              <w:t>id))</w:t>
+            </w:r>
+            <w:r>
+              <w:rPr>
+                <w:rFonts w:ascii="Times New Roman" w:hAnsi="Times New Roman" w:cs="Times New Roman"/>
+              </w:rPr>
+              <w:t xml:space="preserve"> $</w:t>
+            </w:r>
+          </w:p>
+        </w:tc>
+      </w:tr>
+      <w:tr>
+        <w:trPr>
+          <w:trHeight w:val="70"/>
+        </w:trPr>
+        <w:tc>
+          <w:tcPr>
+            <w:tcW w:w="3651" w:type="dxa"/>
+            <w:tcBorders>
+              <w:top w:val="single" w:sz="4" w:space="0" w:color="auto"/>
+              <w:left w:val="single" w:sz="4" w:space="0" w:color="auto"/>
+              <w:bottom w:val="single" w:sz="4" w:space="0" w:color="auto"/>
+              <w:right w:val="single" w:sz="4" w:space="0" w:color="auto"/>
+            </w:tcBorders>
+          </w:tcPr>
+          <w:p>
+            <w:pPr>
+              <w:jc w:val="center"/>
+              <w:rPr>
+                <w:rFonts w:ascii="Times New Roman" w:hAnsi="Times New Roman" w:cs="Times New Roman"/>
+              </w:rPr>
+            </w:pPr>
+            <w:r>
+              <w:rPr>
+                <w:rFonts w:ascii="Times New Roman" w:hAnsi="Times New Roman" w:cs="Times New Roman"/>
+              </w:rPr>
+              <w:t>$ExprTail Var</w:t>
+            </w:r>
+          </w:p>
+        </w:tc>
+        <w:tc>
+          <w:tcPr>
+            <w:tcW w:w="3107" w:type="dxa"/>
+            <w:tcBorders>
+              <w:left w:val="single" w:sz="4" w:space="0" w:color="auto"/>
+            </w:tcBorders>
+          </w:tcPr>
+          <w:p>
+            <w:pPr>
+              <w:jc w:val="center"/>
+              <w:rPr>
+                <w:rFonts w:ascii="Times New Roman" w:hAnsi="Times New Roman" w:cs="Times New Roman"/>
+              </w:rPr>
+            </w:pPr>
+            <w:r>
+              <w:rPr>
+                <w:rFonts w:ascii="Times New Roman" w:hAnsi="Times New Roman" w:cs="Times New Roman"/>
+              </w:rPr>
+              <w:t>Apply 6</w:t>
+            </w:r>
+          </w:p>
+        </w:tc>
+        <w:tc>
+          <w:tcPr>
+            <w:tcW w:w="3107" w:type="dxa"/>
+          </w:tcPr>
+          <w:p>
+            <w:pPr>
+              <w:jc w:val="center"/>
+              <w:rPr>
+                <w:rFonts w:ascii="Times New Roman" w:hAnsi="Times New Roman" w:cs="Times New Roman"/>
+              </w:rPr>
+            </w:pPr>
+            <w:r>
+              <w:rPr>
+                <w:rFonts w:ascii="Times New Roman" w:hAnsi="Times New Roman" w:cs="Times New Roman"/>
+              </w:rPr>
+              <w:t>id</w:t>
+            </w:r>
+            <w:r>
+              <w:rPr>
+                <w:rFonts w:ascii="Times New Roman" w:hAnsi="Times New Roman" w:cs="Times New Roman"/>
+              </w:rPr>
+              <w:t>(</w:t>
+            </w:r>
+            <w:r>
+              <w:rPr>
+                <w:rFonts w:ascii="Times New Roman" w:hAnsi="Times New Roman" w:cs="Times New Roman"/>
+              </w:rPr>
+              <w:t>(id))</w:t>
+            </w:r>
+            <w:r>
+              <w:rPr>
+                <w:rFonts w:ascii="Times New Roman" w:hAnsi="Times New Roman" w:cs="Times New Roman"/>
+              </w:rPr>
+              <w:t xml:space="preserve"> $</w:t>
+            </w:r>
+          </w:p>
+        </w:tc>
+      </w:tr>
+      <w:tr>
+        <w:trPr>
+          <w:trHeight w:val="70"/>
+        </w:trPr>
+        <w:tc>
+          <w:tcPr>
+            <w:tcW w:w="3651" w:type="dxa"/>
+            <w:tcBorders>
+              <w:top w:val="single" w:sz="4" w:space="0" w:color="auto"/>
+              <w:left w:val="single" w:sz="4" w:space="0" w:color="auto"/>
+              <w:bottom w:val="single" w:sz="4" w:space="0" w:color="auto"/>
+              <w:right w:val="single" w:sz="4" w:space="0" w:color="auto"/>
+            </w:tcBorders>
+          </w:tcPr>
+          <w:p>
+            <w:pPr>
+              <w:jc w:val="center"/>
+              <w:rPr>
+                <w:rFonts w:ascii="Times New Roman" w:hAnsi="Times New Roman" w:cs="Times New Roman"/>
+              </w:rPr>
+            </w:pPr>
+            <w:r>
+              <w:rPr>
+                <w:rFonts w:ascii="Times New Roman" w:hAnsi="Times New Roman" w:cs="Times New Roman"/>
+              </w:rPr>
+              <w:t>$ExprTail VarTail id</w:t>
+            </w:r>
+          </w:p>
+        </w:tc>
+        <w:tc>
+          <w:tcPr>
+            <w:tcW w:w="3107" w:type="dxa"/>
+            <w:tcBorders>
+              <w:left w:val="single" w:sz="4" w:space="0" w:color="auto"/>
+            </w:tcBorders>
+          </w:tcPr>
+          <w:p>
+            <w:pPr>
+              <w:jc w:val="center"/>
+              <w:rPr>
+                <w:rFonts w:ascii="Times New Roman" w:hAnsi="Times New Roman" w:cs="Times New Roman"/>
+              </w:rPr>
+            </w:pPr>
+            <w:r>
+              <w:rPr>
+                <w:rFonts w:ascii="Times New Roman" w:hAnsi="Times New Roman" w:cs="Times New Roman"/>
+              </w:rPr>
+              <w:t>Match id</w:t>
+            </w:r>
+          </w:p>
+        </w:tc>
+        <w:tc>
+          <w:tcPr>
+            <w:tcW w:w="3107" w:type="dxa"/>
+          </w:tcPr>
+          <w:p>
+            <w:pPr>
+              <w:jc w:val="center"/>
+              <w:rPr>
+                <w:rFonts w:ascii="Times New Roman" w:hAnsi="Times New Roman" w:cs="Times New Roman"/>
+              </w:rPr>
+            </w:pPr>
+            <w:r>
+              <w:rPr>
+                <w:rFonts w:ascii="Times New Roman" w:hAnsi="Times New Roman" w:cs="Times New Roman"/>
+              </w:rPr>
+              <w:t>id(</w:t>
+            </w:r>
+            <w:r>
+              <w:rPr>
+                <w:rFonts w:ascii="Times New Roman" w:hAnsi="Times New Roman" w:cs="Times New Roman"/>
+              </w:rPr>
+              <w:t>(</w:t>
+            </w:r>
+            <w:r>
+              <w:rPr>
+                <w:rFonts w:ascii="Times New Roman" w:hAnsi="Times New Roman" w:cs="Times New Roman"/>
+              </w:rPr>
+              <w:t>id))</w:t>
+            </w:r>
+            <w:r>
+              <w:rPr>
+                <w:rFonts w:ascii="Times New Roman" w:hAnsi="Times New Roman" w:cs="Times New Roman"/>
+              </w:rPr>
+              <w:t xml:space="preserve"> $</w:t>
+            </w:r>
+          </w:p>
+        </w:tc>
+      </w:tr>
+      <w:tr>
+        <w:trPr>
+          <w:trHeight w:val="70"/>
+        </w:trPr>
+        <w:tc>
+          <w:tcPr>
+            <w:tcW w:w="3651" w:type="dxa"/>
+            <w:tcBorders>
+              <w:top w:val="single" w:sz="4" w:space="0" w:color="auto"/>
+              <w:left w:val="single" w:sz="4" w:space="0" w:color="auto"/>
+              <w:bottom w:val="single" w:sz="4" w:space="0" w:color="auto"/>
+              <w:right w:val="single" w:sz="4" w:space="0" w:color="auto"/>
+            </w:tcBorders>
+          </w:tcPr>
+          <w:p>
+            <w:pPr>
+              <w:jc w:val="center"/>
+              <w:rPr>
+                <w:rFonts w:ascii="Times New Roman" w:hAnsi="Times New Roman" w:cs="Times New Roman"/>
+              </w:rPr>
+            </w:pPr>
+            <w:r>
+              <w:rPr>
+                <w:rFonts w:ascii="Times New Roman" w:hAnsi="Times New Roman" w:cs="Times New Roman"/>
+              </w:rPr>
+              <w:t>$ExprTail VarTail</w:t>
+            </w:r>
+          </w:p>
+        </w:tc>
+        <w:tc>
+          <w:tcPr>
+            <w:tcW w:w="3107" w:type="dxa"/>
+            <w:tcBorders>
+              <w:left w:val="single" w:sz="4" w:space="0" w:color="auto"/>
+            </w:tcBorders>
+          </w:tcPr>
+          <w:p>
+            <w:pPr>
+              <w:jc w:val="center"/>
+              <w:rPr>
+                <w:rFonts w:ascii="Times New Roman" w:hAnsi="Times New Roman" w:cs="Times New Roman"/>
+              </w:rPr>
+            </w:pPr>
+            <w:r>
+              <w:rPr>
+                <w:rFonts w:ascii="Times New Roman" w:hAnsi="Times New Roman" w:cs="Times New Roman"/>
+              </w:rPr>
+              <w:t>Apply 7</w:t>
+            </w:r>
+          </w:p>
+        </w:tc>
+        <w:tc>
+          <w:tcPr>
+            <w:tcW w:w="3107" w:type="dxa"/>
+          </w:tcPr>
+          <w:p>
+            <w:pPr>
+              <w:jc w:val="center"/>
+              <w:rPr>
+                <w:rFonts w:ascii="Times New Roman" w:hAnsi="Times New Roman" w:cs="Times New Roman"/>
+              </w:rPr>
+            </w:pPr>
+            <w:r>
+              <w:rPr>
+                <w:rFonts w:ascii="Times New Roman" w:hAnsi="Times New Roman" w:cs="Times New Roman"/>
+              </w:rPr>
+              <w:t>(</w:t>
+            </w:r>
+            <w:r>
+              <w:rPr>
+                <w:rFonts w:ascii="Times New Roman" w:hAnsi="Times New Roman" w:cs="Times New Roman"/>
+              </w:rPr>
+              <w:t>(</w:t>
+            </w:r>
+            <w:r>
+              <w:rPr>
+                <w:rFonts w:ascii="Times New Roman" w:hAnsi="Times New Roman" w:cs="Times New Roman"/>
+              </w:rPr>
+              <w:t>id))</w:t>
+            </w:r>
+            <w:r>
+              <w:rPr>
+                <w:rFonts w:ascii="Times New Roman" w:hAnsi="Times New Roman" w:cs="Times New Roman"/>
+              </w:rPr>
+              <w:t xml:space="preserve"> $</w:t>
+            </w:r>
+          </w:p>
+        </w:tc>
+      </w:tr>
+      <w:tr>
+        <w:trPr>
+          <w:trHeight w:val="70"/>
+        </w:trPr>
+        <w:tc>
+          <w:tcPr>
+            <w:tcW w:w="3651" w:type="dxa"/>
+            <w:tcBorders>
+              <w:top w:val="single" w:sz="4" w:space="0" w:color="auto"/>
+              <w:left w:val="single" w:sz="4" w:space="0" w:color="auto"/>
+              <w:bottom w:val="single" w:sz="4" w:space="0" w:color="auto"/>
+              <w:right w:val="single" w:sz="4" w:space="0" w:color="auto"/>
+            </w:tcBorders>
+          </w:tcPr>
+          <w:p>
+            <w:pPr>
+              <w:jc w:val="center"/>
+              <w:rPr>
+                <w:rFonts w:ascii="Times New Roman" w:hAnsi="Times New Roman" w:cs="Times New Roman"/>
+              </w:rPr>
+            </w:pPr>
+            <w:r>
+              <w:rPr>
+                <w:rFonts w:ascii="Times New Roman" w:hAnsi="Times New Roman" w:cs="Times New Roman"/>
+              </w:rPr>
+              <w:t>$ExprTail ) Expr (</w:t>
+            </w:r>
+          </w:p>
+        </w:tc>
+        <w:tc>
+          <w:tcPr>
+            <w:tcW w:w="3107" w:type="dxa"/>
+            <w:tcBorders>
+              <w:left w:val="single" w:sz="4" w:space="0" w:color="auto"/>
+            </w:tcBorders>
+          </w:tcPr>
+          <w:p>
+            <w:pPr>
+              <w:jc w:val="center"/>
+              <w:rPr>
+                <w:rFonts w:ascii="Times New Roman" w:hAnsi="Times New Roman" w:cs="Times New Roman"/>
+              </w:rPr>
+            </w:pPr>
+            <w:r>
+              <w:rPr>
+                <w:rFonts w:ascii="Times New Roman" w:hAnsi="Times New Roman" w:cs="Times New Roman"/>
+              </w:rPr>
+              <w:t>Match (</w:t>
+            </w:r>
+          </w:p>
+        </w:tc>
+        <w:tc>
+          <w:tcPr>
+            <w:tcW w:w="3107" w:type="dxa"/>
+          </w:tcPr>
+          <w:p>
+            <w:pPr>
+              <w:jc w:val="center"/>
+              <w:rPr>
+                <w:rFonts w:ascii="Times New Roman" w:hAnsi="Times New Roman" w:cs="Times New Roman"/>
+              </w:rPr>
+            </w:pPr>
+            <w:r>
+              <w:rPr>
+                <w:rFonts w:ascii="Times New Roman" w:hAnsi="Times New Roman" w:cs="Times New Roman"/>
+              </w:rPr>
+              <w:t>(</w:t>
+            </w:r>
+            <w:r>
+              <w:rPr>
+                <w:rFonts w:ascii="Times New Roman" w:hAnsi="Times New Roman" w:cs="Times New Roman"/>
+              </w:rPr>
+              <w:t>(</w:t>
+            </w:r>
+            <w:r>
+              <w:rPr>
+                <w:rFonts w:ascii="Times New Roman" w:hAnsi="Times New Roman" w:cs="Times New Roman"/>
+              </w:rPr>
+              <w:t>id))</w:t>
+            </w:r>
+            <w:r>
+              <w:rPr>
+                <w:rFonts w:ascii="Times New Roman" w:hAnsi="Times New Roman" w:cs="Times New Roman"/>
+              </w:rPr>
+              <w:t xml:space="preserve"> $</w:t>
+            </w:r>
+          </w:p>
+        </w:tc>
+      </w:tr>
+      <w:tr>
+        <w:trPr>
+          <w:trHeight w:val="70"/>
+        </w:trPr>
+        <w:tc>
+          <w:tcPr>
+            <w:tcW w:w="3651" w:type="dxa"/>
+            <w:tcBorders>
+              <w:top w:val="single" w:sz="4" w:space="0" w:color="auto"/>
+              <w:left w:val="single" w:sz="4" w:space="0" w:color="auto"/>
+              <w:bottom w:val="single" w:sz="4" w:space="0" w:color="auto"/>
+              <w:right w:val="single" w:sz="4" w:space="0" w:color="auto"/>
+            </w:tcBorders>
+          </w:tcPr>
+          <w:p>
+            <w:pPr>
+              <w:jc w:val="center"/>
+              <w:rPr>
+                <w:rFonts w:ascii="Times New Roman" w:hAnsi="Times New Roman" w:cs="Times New Roman"/>
+              </w:rPr>
+            </w:pPr>
+            <w:r>
+              <w:rPr>
+                <w:rFonts w:ascii="Times New Roman" w:hAnsi="Times New Roman" w:cs="Times New Roman"/>
+              </w:rPr>
+              <w:t>$ExprTail ) Expr</w:t>
+            </w:r>
+          </w:p>
+        </w:tc>
+        <w:tc>
+          <w:tcPr>
+            <w:tcW w:w="3107" w:type="dxa"/>
+            <w:tcBorders>
+              <w:left w:val="single" w:sz="4" w:space="0" w:color="auto"/>
+            </w:tcBorders>
+          </w:tcPr>
+          <w:p>
+            <w:pPr>
+              <w:jc w:val="center"/>
+              <w:rPr>
+                <w:rFonts w:ascii="Times New Roman" w:hAnsi="Times New Roman" w:cs="Times New Roman"/>
+              </w:rPr>
+            </w:pPr>
+            <w:r>
+              <w:rPr>
+                <w:rFonts w:ascii="Times New Roman" w:hAnsi="Times New Roman" w:cs="Times New Roman"/>
+              </w:rPr>
+              <w:t>Apply 2</w:t>
+            </w:r>
+          </w:p>
+        </w:tc>
+        <w:tc>
+          <w:tcPr>
+            <w:tcW w:w="3107" w:type="dxa"/>
+          </w:tcPr>
+          <w:p>
+            <w:pPr>
+              <w:jc w:val="center"/>
+              <w:rPr>
+                <w:rFonts w:ascii="Times New Roman" w:hAnsi="Times New Roman" w:cs="Times New Roman"/>
+              </w:rPr>
+            </w:pPr>
+            <w:r>
+              <w:rPr>
+                <w:rFonts w:ascii="Times New Roman" w:hAnsi="Times New Roman" w:cs="Times New Roman"/>
+              </w:rPr>
+              <w:t>(id))</w:t>
+            </w:r>
+            <w:r>
+              <w:rPr>
+                <w:rFonts w:ascii="Times New Roman" w:hAnsi="Times New Roman" w:cs="Times New Roman"/>
+              </w:rPr>
+              <w:t xml:space="preserve"> $</w:t>
+            </w:r>
+          </w:p>
+        </w:tc>
+      </w:tr>
+      <w:tr>
+        <w:trPr>
+          <w:trHeight w:val="70"/>
+        </w:trPr>
+        <w:tc>
+          <w:tcPr>
+            <w:tcW w:w="3651" w:type="dxa"/>
+            <w:tcBorders>
+              <w:top w:val="single" w:sz="4" w:space="0" w:color="auto"/>
+              <w:left w:val="single" w:sz="4" w:space="0" w:color="auto"/>
+              <w:bottom w:val="single" w:sz="4" w:space="0" w:color="auto"/>
+              <w:right w:val="single" w:sz="4" w:space="0" w:color="auto"/>
+            </w:tcBorders>
+          </w:tcPr>
+          <w:p>
+            <w:pPr>
+              <w:jc w:val="center"/>
+              <w:rPr>
+                <w:rFonts w:ascii="Times New Roman" w:hAnsi="Times New Roman" w:cs="Times New Roman"/>
+              </w:rPr>
+            </w:pPr>
+            <w:r>
+              <w:rPr>
+                <w:rFonts w:ascii="Times New Roman" w:hAnsi="Times New Roman" w:cs="Times New Roman"/>
+              </w:rPr>
+              <w:t>$ExprTail ) ) Expr (</w:t>
+            </w:r>
+          </w:p>
+        </w:tc>
+        <w:tc>
+          <w:tcPr>
+            <w:tcW w:w="3107" w:type="dxa"/>
+            <w:tcBorders>
+              <w:left w:val="single" w:sz="4" w:space="0" w:color="auto"/>
+            </w:tcBorders>
+          </w:tcPr>
+          <w:p>
+            <w:pPr>
+              <w:jc w:val="center"/>
+              <w:rPr>
+                <w:rFonts w:ascii="Times New Roman" w:hAnsi="Times New Roman" w:cs="Times New Roman"/>
+              </w:rPr>
+            </w:pPr>
+            <w:r>
+              <w:rPr>
+                <w:rFonts w:ascii="Times New Roman" w:hAnsi="Times New Roman" w:cs="Times New Roman"/>
+              </w:rPr>
+              <w:t>Match (</w:t>
+            </w:r>
+          </w:p>
+        </w:tc>
+        <w:tc>
+          <w:tcPr>
+            <w:tcW w:w="3107" w:type="dxa"/>
+          </w:tcPr>
+          <w:p>
+            <w:pPr>
+              <w:jc w:val="center"/>
+              <w:rPr>
+                <w:rFonts w:ascii="Times New Roman" w:hAnsi="Times New Roman" w:cs="Times New Roman"/>
+              </w:rPr>
+            </w:pPr>
+            <w:r>
+              <w:rPr>
+                <w:rFonts w:ascii="Times New Roman" w:hAnsi="Times New Roman" w:cs="Times New Roman"/>
+              </w:rPr>
+              <w:t>(id))</w:t>
+            </w:r>
+            <w:r>
+              <w:rPr>
+                <w:rFonts w:ascii="Times New Roman" w:hAnsi="Times New Roman" w:cs="Times New Roman"/>
+              </w:rPr>
+              <w:t xml:space="preserve"> $</w:t>
+            </w:r>
+          </w:p>
+        </w:tc>
+      </w:tr>
+      <w:tr>
+        <w:trPr>
+          <w:trHeight w:val="70"/>
+        </w:trPr>
+        <w:tc>
+          <w:tcPr>
+            <w:tcW w:w="3651" w:type="dxa"/>
+            <w:tcBorders>
+              <w:top w:val="single" w:sz="4" w:space="0" w:color="auto"/>
+              <w:left w:val="single" w:sz="4" w:space="0" w:color="auto"/>
+              <w:bottom w:val="single" w:sz="4" w:space="0" w:color="auto"/>
+              <w:right w:val="single" w:sz="4" w:space="0" w:color="auto"/>
+            </w:tcBorders>
+          </w:tcPr>
+          <w:p>
+            <w:pPr>
+              <w:jc w:val="center"/>
+              <w:rPr>
+                <w:rFonts w:ascii="Times New Roman" w:hAnsi="Times New Roman" w:cs="Times New Roman"/>
+              </w:rPr>
+            </w:pPr>
+            <w:r>
+              <w:rPr>
+                <w:rFonts w:ascii="Times New Roman" w:hAnsi="Times New Roman" w:cs="Times New Roman"/>
+              </w:rPr>
+              <w:t>$ExprTail ) ) Expr</w:t>
+            </w:r>
+          </w:p>
+        </w:tc>
+        <w:tc>
+          <w:tcPr>
+            <w:tcW w:w="3107" w:type="dxa"/>
+            <w:tcBorders>
+              <w:left w:val="single" w:sz="4" w:space="0" w:color="auto"/>
+            </w:tcBorders>
+          </w:tcPr>
+          <w:p>
+            <w:pPr>
+              <w:jc w:val="center"/>
+              <w:rPr>
+                <w:rFonts w:ascii="Times New Roman" w:hAnsi="Times New Roman" w:cs="Times New Roman"/>
+              </w:rPr>
+            </w:pPr>
+            <w:r>
+              <w:rPr>
+                <w:rFonts w:ascii="Times New Roman" w:hAnsi="Times New Roman" w:cs="Times New Roman"/>
+              </w:rPr>
+              <w:t>Apply 3</w:t>
+            </w:r>
+          </w:p>
+        </w:tc>
+        <w:tc>
+          <w:tcPr>
+            <w:tcW w:w="3107" w:type="dxa"/>
+          </w:tcPr>
+          <w:p>
+            <w:pPr>
+              <w:jc w:val="center"/>
+              <w:rPr>
+                <w:rFonts w:ascii="Times New Roman" w:hAnsi="Times New Roman" w:cs="Times New Roman"/>
+              </w:rPr>
+            </w:pPr>
+            <w:r>
+              <w:rPr>
+                <w:rFonts w:ascii="Times New Roman" w:hAnsi="Times New Roman" w:cs="Times New Roman"/>
+              </w:rPr>
+              <w:t>id))</w:t>
+            </w:r>
+            <w:r>
+              <w:rPr>
+                <w:rFonts w:ascii="Times New Roman" w:hAnsi="Times New Roman" w:cs="Times New Roman"/>
+              </w:rPr>
+              <w:t xml:space="preserve"> $</w:t>
+            </w:r>
+          </w:p>
+        </w:tc>
+      </w:tr>
+      <w:tr>
+        <w:trPr>
+          <w:trHeight w:val="70"/>
+        </w:trPr>
+        <w:tc>
+          <w:tcPr>
+            <w:tcW w:w="3651" w:type="dxa"/>
+            <w:tcBorders>
+              <w:top w:val="single" w:sz="4" w:space="0" w:color="auto"/>
+              <w:left w:val="single" w:sz="4" w:space="0" w:color="auto"/>
+              <w:bottom w:val="single" w:sz="4" w:space="0" w:color="auto"/>
+              <w:right w:val="single" w:sz="4" w:space="0" w:color="auto"/>
+            </w:tcBorders>
+          </w:tcPr>
+          <w:p>
+            <w:pPr>
+              <w:jc w:val="center"/>
+              <w:rPr>
+                <w:rFonts w:ascii="Times New Roman" w:hAnsi="Times New Roman" w:cs="Times New Roman"/>
+              </w:rPr>
+            </w:pPr>
+            <w:r>
+              <w:rPr>
+                <w:rFonts w:ascii="Times New Roman" w:hAnsi="Times New Roman" w:cs="Times New Roman"/>
+              </w:rPr>
+              <w:t>$ExprTail ) ) ExprTail Var</w:t>
+            </w:r>
+          </w:p>
+        </w:tc>
+        <w:tc>
+          <w:tcPr>
+            <w:tcW w:w="3107" w:type="dxa"/>
+            <w:tcBorders>
+              <w:left w:val="single" w:sz="4" w:space="0" w:color="auto"/>
+            </w:tcBorders>
+          </w:tcPr>
+          <w:p>
+            <w:pPr>
+              <w:jc w:val="center"/>
+              <w:rPr>
+                <w:rFonts w:ascii="Times New Roman" w:hAnsi="Times New Roman" w:cs="Times New Roman"/>
+              </w:rPr>
+            </w:pPr>
+            <w:r>
+              <w:rPr>
+                <w:rFonts w:ascii="Times New Roman" w:hAnsi="Times New Roman" w:cs="Times New Roman"/>
+              </w:rPr>
+              <w:t>Apply 6</w:t>
+            </w:r>
+          </w:p>
+        </w:tc>
+        <w:tc>
+          <w:tcPr>
+            <w:tcW w:w="3107" w:type="dxa"/>
+          </w:tcPr>
+          <w:p>
+            <w:pPr>
+              <w:jc w:val="center"/>
+              <w:rPr>
+                <w:rFonts w:ascii="Times New Roman" w:hAnsi="Times New Roman" w:cs="Times New Roman"/>
+              </w:rPr>
+            </w:pPr>
+            <w:r>
+              <w:rPr>
+                <w:rFonts w:ascii="Times New Roman" w:hAnsi="Times New Roman" w:cs="Times New Roman"/>
+              </w:rPr>
+              <w:t>id))</w:t>
+            </w:r>
+            <w:r>
+              <w:rPr>
+                <w:rFonts w:ascii="Times New Roman" w:hAnsi="Times New Roman" w:cs="Times New Roman"/>
+              </w:rPr>
+              <w:t xml:space="preserve"> $</w:t>
+            </w:r>
+          </w:p>
+        </w:tc>
+      </w:tr>
+      <w:tr>
+        <w:trPr>
+          <w:trHeight w:val="70"/>
+        </w:trPr>
+        <w:tc>
+          <w:tcPr>
+            <w:tcW w:w="3651" w:type="dxa"/>
+            <w:tcBorders>
+              <w:top w:val="single" w:sz="4" w:space="0" w:color="auto"/>
+              <w:left w:val="single" w:sz="4" w:space="0" w:color="auto"/>
+              <w:bottom w:val="single" w:sz="4" w:space="0" w:color="auto"/>
+              <w:right w:val="single" w:sz="4" w:space="0" w:color="auto"/>
+            </w:tcBorders>
+          </w:tcPr>
+          <w:p>
+            <w:pPr>
+              <w:jc w:val="center"/>
+              <w:rPr>
+                <w:rFonts w:ascii="Times New Roman" w:hAnsi="Times New Roman" w:cs="Times New Roman"/>
+              </w:rPr>
+            </w:pPr>
+            <w:r>
+              <w:rPr>
+                <w:rFonts w:ascii="Times New Roman" w:hAnsi="Times New Roman" w:cs="Times New Roman"/>
+              </w:rPr>
+              <w:t>$ExprTail ) ) ExprTail VarTail id</w:t>
+            </w:r>
+          </w:p>
+        </w:tc>
+        <w:tc>
+          <w:tcPr>
+            <w:tcW w:w="3107" w:type="dxa"/>
+            <w:tcBorders>
+              <w:left w:val="single" w:sz="4" w:space="0" w:color="auto"/>
+            </w:tcBorders>
+          </w:tcPr>
+          <w:p>
+            <w:pPr>
+              <w:jc w:val="center"/>
+              <w:rPr>
+                <w:rFonts w:ascii="Times New Roman" w:hAnsi="Times New Roman" w:cs="Times New Roman"/>
+              </w:rPr>
+            </w:pPr>
+            <w:r>
+              <w:rPr>
+                <w:rFonts w:ascii="Times New Roman" w:hAnsi="Times New Roman" w:cs="Times New Roman"/>
+              </w:rPr>
+              <w:t>Match id</w:t>
+            </w:r>
+          </w:p>
+        </w:tc>
+        <w:tc>
+          <w:tcPr>
+            <w:tcW w:w="3107" w:type="dxa"/>
+          </w:tcPr>
+          <w:p>
+            <w:pPr>
+              <w:jc w:val="center"/>
+              <w:rPr>
+                <w:rFonts w:ascii="Times New Roman" w:hAnsi="Times New Roman" w:cs="Times New Roman"/>
+              </w:rPr>
+            </w:pPr>
+            <w:r>
+              <w:rPr>
+                <w:rFonts w:ascii="Times New Roman" w:hAnsi="Times New Roman" w:cs="Times New Roman"/>
+              </w:rPr>
+              <w:t>id))</w:t>
+            </w:r>
+            <w:r>
+              <w:rPr>
+                <w:rFonts w:ascii="Times New Roman" w:hAnsi="Times New Roman" w:cs="Times New Roman"/>
+              </w:rPr>
+              <w:t xml:space="preserve"> $</w:t>
+            </w:r>
+          </w:p>
+        </w:tc>
+      </w:tr>
+      <w:tr>
+        <w:trPr>
+          <w:trHeight w:val="70"/>
+        </w:trPr>
+        <w:tc>
+          <w:tcPr>
+            <w:tcW w:w="3651" w:type="dxa"/>
+            <w:tcBorders>
+              <w:top w:val="single" w:sz="4" w:space="0" w:color="auto"/>
+              <w:left w:val="single" w:sz="4" w:space="0" w:color="auto"/>
+              <w:bottom w:val="single" w:sz="4" w:space="0" w:color="auto"/>
+              <w:right w:val="single" w:sz="4" w:space="0" w:color="auto"/>
+            </w:tcBorders>
+          </w:tcPr>
+          <w:p>
+            <w:pPr>
+              <w:jc w:val="center"/>
+              <w:rPr>
+                <w:rFonts w:ascii="Times New Roman" w:hAnsi="Times New Roman" w:cs="Times New Roman"/>
+              </w:rPr>
+            </w:pPr>
+            <w:r>
+              <w:rPr>
+                <w:rFonts w:ascii="Times New Roman" w:hAnsi="Times New Roman" w:cs="Times New Roman"/>
+              </w:rPr>
+              <w:t>$ExprTail ) ) ExprTail VarTail</w:t>
+            </w:r>
+          </w:p>
+        </w:tc>
+        <w:tc>
+          <w:tcPr>
+            <w:tcW w:w="3107" w:type="dxa"/>
+            <w:tcBorders>
+              <w:left w:val="single" w:sz="4" w:space="0" w:color="auto"/>
+            </w:tcBorders>
+          </w:tcPr>
+          <w:p>
+            <w:pPr>
+              <w:jc w:val="center"/>
+              <w:rPr>
+                <w:rFonts w:ascii="Times New Roman" w:hAnsi="Times New Roman" w:cs="Times New Roman"/>
+              </w:rPr>
+            </w:pPr>
+            <w:r>
+              <w:rPr>
+                <w:rFonts w:ascii="Times New Roman" w:hAnsi="Times New Roman" w:cs="Times New Roman"/>
+              </w:rPr>
+              <w:t>Apply 8</w:t>
+            </w:r>
+          </w:p>
+        </w:tc>
+        <w:tc>
+          <w:tcPr>
+            <w:tcW w:w="3107" w:type="dxa"/>
+          </w:tcPr>
+          <w:p>
+            <w:pPr>
+              <w:jc w:val="center"/>
+              <w:rPr>
+                <w:rFonts w:ascii="Times New Roman" w:hAnsi="Times New Roman" w:cs="Times New Roman"/>
+              </w:rPr>
+            </w:pPr>
+            <w:r>
+              <w:rPr>
+                <w:rFonts w:ascii="Times New Roman" w:hAnsi="Times New Roman" w:cs="Times New Roman"/>
+              </w:rPr>
+              <w:t>))</w:t>
+            </w:r>
+            <w:r>
+              <w:rPr>
+                <w:rFonts w:ascii="Times New Roman" w:hAnsi="Times New Roman" w:cs="Times New Roman"/>
+              </w:rPr>
+              <w:t xml:space="preserve"> $</w:t>
+            </w:r>
+          </w:p>
+        </w:tc>
+      </w:tr>
+      <w:tr>
+        <w:trPr>
+          <w:trHeight w:val="70"/>
+        </w:trPr>
+        <w:tc>
+          <w:tcPr>
+            <w:tcW w:w="3651" w:type="dxa"/>
+            <w:tcBorders>
+              <w:top w:val="single" w:sz="4" w:space="0" w:color="auto"/>
+              <w:left w:val="single" w:sz="4" w:space="0" w:color="auto"/>
+              <w:bottom w:val="single" w:sz="4" w:space="0" w:color="auto"/>
+              <w:right w:val="single" w:sz="4" w:space="0" w:color="auto"/>
+            </w:tcBorders>
+          </w:tcPr>
+          <w:p>
+            <w:pPr>
+              <w:jc w:val="center"/>
+              <w:rPr>
+                <w:rFonts w:ascii="Times New Roman" w:hAnsi="Times New Roman" w:cs="Times New Roman"/>
+              </w:rPr>
+            </w:pPr>
+            <w:r>
+              <w:rPr>
+                <w:rFonts w:ascii="Times New Roman" w:hAnsi="Times New Roman" w:cs="Times New Roman"/>
+              </w:rPr>
+              <w:t>$ExprTail ) ) ExprTail</w:t>
+            </w:r>
+          </w:p>
+        </w:tc>
+        <w:tc>
+          <w:tcPr>
+            <w:tcW w:w="3107" w:type="dxa"/>
+            <w:tcBorders>
+              <w:left w:val="single" w:sz="4" w:space="0" w:color="auto"/>
+            </w:tcBorders>
+          </w:tcPr>
+          <w:p>
+            <w:pPr>
+              <w:jc w:val="center"/>
+              <w:rPr>
+                <w:rFonts w:ascii="Times New Roman" w:hAnsi="Times New Roman" w:cs="Times New Roman"/>
+              </w:rPr>
+            </w:pPr>
+            <w:r>
+              <w:rPr>
+                <w:rFonts w:ascii="Times New Roman" w:hAnsi="Times New Roman" w:cs="Times New Roman"/>
+              </w:rPr>
+              <w:t>Apply 5</w:t>
+            </w:r>
+          </w:p>
+        </w:tc>
+        <w:tc>
+          <w:tcPr>
+            <w:tcW w:w="3107" w:type="dxa"/>
+          </w:tcPr>
+          <w:p>
+            <w:pPr>
+              <w:jc w:val="center"/>
+              <w:rPr>
+                <w:rFonts w:ascii="Times New Roman" w:hAnsi="Times New Roman" w:cs="Times New Roman"/>
+              </w:rPr>
+            </w:pPr>
+            <w:r>
+              <w:rPr>
+                <w:rFonts w:ascii="Times New Roman" w:hAnsi="Times New Roman" w:cs="Times New Roman"/>
+              </w:rPr>
+              <w:t>))</w:t>
+            </w:r>
+            <w:r>
+              <w:rPr>
+                <w:rFonts w:ascii="Times New Roman" w:hAnsi="Times New Roman" w:cs="Times New Roman"/>
+              </w:rPr>
+              <w:t xml:space="preserve"> $</w:t>
+            </w:r>
+          </w:p>
+        </w:tc>
+      </w:tr>
+      <w:tr>
+        <w:trPr>
+          <w:trHeight w:val="70"/>
+        </w:trPr>
+        <w:tc>
+          <w:tcPr>
+            <w:tcW w:w="3651" w:type="dxa"/>
+            <w:tcBorders>
+              <w:top w:val="single" w:sz="4" w:space="0" w:color="auto"/>
+              <w:left w:val="single" w:sz="4" w:space="0" w:color="auto"/>
+              <w:bottom w:val="single" w:sz="4" w:space="0" w:color="auto"/>
+              <w:right w:val="single" w:sz="4" w:space="0" w:color="auto"/>
+            </w:tcBorders>
+          </w:tcPr>
+          <w:p>
+            <w:pPr>
+              <w:jc w:val="center"/>
+              <w:rPr>
+                <w:rFonts w:ascii="Times New Roman" w:hAnsi="Times New Roman" w:cs="Times New Roman"/>
+              </w:rPr>
+            </w:pPr>
+            <w:r>
+              <w:rPr>
+                <w:rFonts w:ascii="Times New Roman" w:hAnsi="Times New Roman" w:cs="Times New Roman"/>
+              </w:rPr>
+              <w:t>$ExprTail ) )</w:t>
+            </w:r>
+          </w:p>
+        </w:tc>
+        <w:tc>
+          <w:tcPr>
+            <w:tcW w:w="3107" w:type="dxa"/>
+            <w:tcBorders>
+              <w:left w:val="single" w:sz="4" w:space="0" w:color="auto"/>
+            </w:tcBorders>
+          </w:tcPr>
+          <w:p>
+            <w:pPr>
+              <w:jc w:val="center"/>
+              <w:rPr>
+                <w:rFonts w:ascii="Times New Roman" w:hAnsi="Times New Roman" w:cs="Times New Roman"/>
+              </w:rPr>
+            </w:pPr>
+            <w:r>
+              <w:rPr>
+                <w:rFonts w:ascii="Times New Roman" w:hAnsi="Times New Roman" w:cs="Times New Roman"/>
+              </w:rPr>
+              <w:t>Match )</w:t>
+            </w:r>
+          </w:p>
+        </w:tc>
+        <w:tc>
+          <w:tcPr>
+            <w:tcW w:w="3107" w:type="dxa"/>
+          </w:tcPr>
+          <w:p>
+            <w:pPr>
+              <w:jc w:val="center"/>
+              <w:rPr>
+                <w:rFonts w:ascii="Times New Roman" w:hAnsi="Times New Roman" w:cs="Times New Roman"/>
+              </w:rPr>
+            </w:pPr>
+            <w:r>
+              <w:rPr>
+                <w:rFonts w:ascii="Times New Roman" w:hAnsi="Times New Roman" w:cs="Times New Roman"/>
+              </w:rPr>
+              <w:t>))</w:t>
+            </w:r>
+            <w:r>
+              <w:rPr>
+                <w:rFonts w:ascii="Times New Roman" w:hAnsi="Times New Roman" w:cs="Times New Roman"/>
+              </w:rPr>
+              <w:t xml:space="preserve"> $</w:t>
+            </w:r>
+          </w:p>
+        </w:tc>
+      </w:tr>
+      <w:tr>
+        <w:trPr>
+          <w:trHeight w:val="70"/>
+        </w:trPr>
+        <w:tc>
+          <w:tcPr>
+            <w:tcW w:w="3651" w:type="dxa"/>
+            <w:tcBorders>
+              <w:top w:val="single" w:sz="4" w:space="0" w:color="auto"/>
+              <w:left w:val="single" w:sz="4" w:space="0" w:color="auto"/>
+              <w:bottom w:val="single" w:sz="4" w:space="0" w:color="auto"/>
+              <w:right w:val="single" w:sz="4" w:space="0" w:color="auto"/>
+            </w:tcBorders>
+          </w:tcPr>
+          <w:p>
+            <w:pPr>
+              <w:jc w:val="center"/>
+              <w:rPr>
+                <w:rFonts w:ascii="Times New Roman" w:hAnsi="Times New Roman" w:cs="Times New Roman"/>
+              </w:rPr>
+            </w:pPr>
+            <w:r>
+              <w:rPr>
+                <w:rFonts w:ascii="Times New Roman" w:hAnsi="Times New Roman" w:cs="Times New Roman"/>
+              </w:rPr>
+              <w:t>$ExprTail )</w:t>
+            </w:r>
+          </w:p>
+        </w:tc>
+        <w:tc>
+          <w:tcPr>
+            <w:tcW w:w="3107" w:type="dxa"/>
+            <w:tcBorders>
+              <w:left w:val="single" w:sz="4" w:space="0" w:color="auto"/>
+            </w:tcBorders>
+          </w:tcPr>
+          <w:p>
+            <w:pPr>
+              <w:jc w:val="center"/>
+              <w:rPr>
+                <w:rFonts w:ascii="Times New Roman" w:hAnsi="Times New Roman" w:cs="Times New Roman"/>
+              </w:rPr>
+            </w:pPr>
+            <w:r>
+              <w:rPr>
+                <w:rFonts w:ascii="Times New Roman" w:hAnsi="Times New Roman" w:cs="Times New Roman"/>
+              </w:rPr>
+              <w:t>Match )</w:t>
+            </w:r>
+          </w:p>
+        </w:tc>
+        <w:tc>
+          <w:tcPr>
+            <w:tcW w:w="3107" w:type="dxa"/>
+          </w:tcPr>
+          <w:p>
+            <w:pPr>
+              <w:jc w:val="center"/>
+              <w:rPr>
+                <w:rFonts w:ascii="Times New Roman" w:hAnsi="Times New Roman" w:cs="Times New Roman"/>
+              </w:rPr>
+            </w:pPr>
+            <w:r>
+              <w:rPr>
+                <w:rFonts w:ascii="Times New Roman" w:hAnsi="Times New Roman" w:cs="Times New Roman"/>
+              </w:rPr>
+              <w:t>) $</w:t>
+            </w:r>
+          </w:p>
+        </w:tc>
+      </w:tr>
+      <w:tr>
+        <w:trPr>
+          <w:trHeight w:val="70"/>
+        </w:trPr>
+        <w:tc>
+          <w:tcPr>
+            <w:tcW w:w="3651" w:type="dxa"/>
+            <w:tcBorders>
+              <w:top w:val="single" w:sz="4" w:space="0" w:color="auto"/>
+              <w:left w:val="single" w:sz="4" w:space="0" w:color="auto"/>
+              <w:bottom w:val="single" w:sz="4" w:space="0" w:color="auto"/>
+              <w:right w:val="single" w:sz="4" w:space="0" w:color="auto"/>
+            </w:tcBorders>
+          </w:tcPr>
+          <w:p>
+            <w:pPr>
+              <w:jc w:val="center"/>
+              <w:rPr>
+                <w:rFonts w:ascii="Times New Roman" w:hAnsi="Times New Roman" w:cs="Times New Roman"/>
+              </w:rPr>
+            </w:pPr>
+            <w:r>
+              <w:rPr>
+                <w:rFonts w:ascii="Times New Roman" w:hAnsi="Times New Roman" w:cs="Times New Roman"/>
+              </w:rPr>
+              <w:t>$ExprTail</w:t>
+            </w:r>
+          </w:p>
+        </w:tc>
+        <w:tc>
+          <w:tcPr>
+            <w:tcW w:w="3107" w:type="dxa"/>
+            <w:tcBorders>
+              <w:left w:val="single" w:sz="4" w:space="0" w:color="auto"/>
+            </w:tcBorders>
+          </w:tcPr>
+          <w:p>
+            <w:pPr>
+              <w:jc w:val="center"/>
+              <w:rPr>
+                <w:rFonts w:ascii="Times New Roman" w:hAnsi="Times New Roman" w:cs="Times New Roman"/>
+              </w:rPr>
+            </w:pPr>
+            <w:r>
+              <w:rPr>
+                <w:rFonts w:ascii="Times New Roman" w:hAnsi="Times New Roman" w:cs="Times New Roman"/>
+              </w:rPr>
+              <w:t>Apply 5</w:t>
+            </w:r>
+          </w:p>
+        </w:tc>
+        <w:tc>
+          <w:tcPr>
+            <w:tcW w:w="3107" w:type="dxa"/>
+          </w:tcPr>
+          <w:p>
+            <w:pPr>
+              <w:jc w:val="center"/>
+              <w:rPr>
+                <w:rFonts w:ascii="Times New Roman" w:hAnsi="Times New Roman" w:cs="Times New Roman"/>
+              </w:rPr>
+            </w:pPr>
+            <w:r>
+              <w:rPr>
+                <w:rFonts w:ascii="Times New Roman" w:hAnsi="Times New Roman" w:cs="Times New Roman"/>
+              </w:rPr>
+              <w:t>$</w:t>
+            </w:r>
+          </w:p>
+        </w:tc>
+      </w:tr>
+      <w:tr>
+        <w:trPr>
+          <w:trHeight w:val="70"/>
+        </w:trPr>
+        <w:tc>
+          <w:tcPr>
+            <w:tcW w:w="3651" w:type="dxa"/>
+            <w:tcBorders>
+              <w:top w:val="single" w:sz="4" w:space="0" w:color="auto"/>
+              <w:left w:val="single" w:sz="4" w:space="0" w:color="auto"/>
+              <w:bottom w:val="single" w:sz="4" w:space="0" w:color="auto"/>
+              <w:right w:val="single" w:sz="4" w:space="0" w:color="auto"/>
+            </w:tcBorders>
+          </w:tcPr>
+          <w:p>
+            <w:pPr>
+              <w:jc w:val="center"/>
+              <w:rPr>
+                <w:rFonts w:ascii="Times New Roman" w:hAnsi="Times New Roman" w:cs="Times New Roman"/>
+              </w:rPr>
+            </w:pPr>
+            <w:r>
+              <w:rPr>
+                <w:rFonts w:ascii="Times New Roman" w:hAnsi="Times New Roman" w:cs="Times New Roman"/>
+              </w:rPr>
+              <w:t>$</w:t>
+            </w:r>
+          </w:p>
+        </w:tc>
+        <w:tc>
+          <w:tcPr>
+            <w:tcW w:w="3107" w:type="dxa"/>
+            <w:tcBorders>
+              <w:left w:val="single" w:sz="4" w:space="0" w:color="auto"/>
+            </w:tcBorders>
+          </w:tcPr>
+          <w:p>
+            <w:pPr>
+              <w:jc w:val="center"/>
+              <w:rPr>
+                <w:rFonts w:ascii="Times New Roman" w:hAnsi="Times New Roman" w:cs="Times New Roman"/>
+              </w:rPr>
+            </w:pPr>
+            <w:r>
+              <w:rPr>
+                <w:rFonts w:ascii="Times New Roman" w:hAnsi="Times New Roman" w:cs="Times New Roman"/>
+              </w:rPr>
+              <w:t>Match $</w:t>
+            </w:r>
+          </w:p>
+        </w:tc>
+        <w:tc>
+          <w:tcPr>
+            <w:tcW w:w="3107" w:type="dxa"/>
+          </w:tcPr>
+          <w:p>
+            <w:pPr>
+              <w:jc w:val="center"/>
+              <w:rPr>
+                <w:rFonts w:ascii="Times New Roman" w:hAnsi="Times New Roman" w:cs="Times New Roman"/>
+              </w:rPr>
+            </w:pPr>
+            <w:r>
+              <w:rPr>
+                <w:rFonts w:ascii="Times New Roman" w:hAnsi="Times New Roman" w:cs="Times New Roman"/>
+              </w:rPr>
+              <w:t>$</w:t>
+            </w:r>
+          </w:p>
+        </w:tc>
+      </w:tr>
+      <w:tr>
+        <w:trPr>
+          <w:trHeight w:val="70"/>
+        </w:trPr>
+        <w:tc>
+          <w:tcPr>
+            <w:tcW w:w="3651" w:type="dxa"/>
+            <w:tcBorders>
+              <w:top w:val="single" w:sz="4" w:space="0" w:color="auto"/>
+              <w:left w:val="single" w:sz="4" w:space="0" w:color="auto"/>
+              <w:bottom w:val="single" w:sz="4" w:space="0" w:color="auto"/>
+              <w:right w:val="single" w:sz="4" w:space="0" w:color="auto"/>
+            </w:tcBorders>
+          </w:tcPr>
+          <w:p>
+            <w:pPr>
+              <w:jc w:val="center"/>
+              <w:rPr>
+                <w:rFonts w:ascii="Times New Roman" w:hAnsi="Times New Roman" w:cs="Times New Roman"/>
+              </w:rPr>
+            </w:pPr>
+          </w:p>
+        </w:tc>
+        <w:tc>
+          <w:tcPr>
+            <w:tcW w:w="3107" w:type="dxa"/>
+            <w:tcBorders>
+              <w:left w:val="single" w:sz="4" w:space="0" w:color="auto"/>
+            </w:tcBorders>
+          </w:tcPr>
+          <w:p>
+            <w:pPr>
+              <w:jc w:val="center"/>
+              <w:rPr>
+                <w:rFonts w:ascii="Times New Roman" w:hAnsi="Times New Roman" w:cs="Times New Roman"/>
+              </w:rPr>
+            </w:pPr>
+            <w:r>
+              <w:rPr>
+                <w:rFonts w:ascii="Times New Roman" w:hAnsi="Times New Roman" w:cs="Times New Roman"/>
+              </w:rPr>
+              <w:t>ACCEPT</w:t>
+            </w:r>
+          </w:p>
+        </w:tc>
+        <w:tc>
+          <w:tcPr>
+            <w:tcW w:w="3107" w:type="dxa"/>
           </w:tcPr>
           <w:p>
             <w:pPr>

--- a/Hw2/HW2G1.docx
+++ b/Hw2/HW2G1.docx
@@ -2104,7 +2104,19 @@
           <w:rFonts w:ascii="Times New Roman" w:hAnsi="Times New Roman" w:cs="Times New Roman"/>
         </w:rPr>
         <w:lastRenderedPageBreak/>
-        <w:t>4. Trace the operations of an LL(1) parser for the grammer of Exercise 3 on the following input:</w:t>
+        <w:t xml:space="preserve">4. Trace the operations of an LL(1) parser for the </w:t>
+      </w:r>
+      <w:r>
+        <w:rPr>
+          <w:rFonts w:ascii="Times New Roman" w:hAnsi="Times New Roman" w:cs="Times New Roman"/>
+        </w:rPr>
+        <w:t>grammar</w:t>
+      </w:r>
+      <w:r>
+        <w:rPr>
+          <w:rFonts w:ascii="Times New Roman" w:hAnsi="Times New Roman" w:cs="Times New Roman"/>
+        </w:rPr>
+        <w:t xml:space="preserve"> of Exercise 3 on the following input:</w:t>
       </w:r>
     </w:p>
     <w:p>
